--- a/SHS/Glossary.docx
+++ b/SHS/Glossary.docx
@@ -30,7 +30,19 @@
         <w:rPr>
           <w:rFonts w:ascii="Arial" w:hAnsi="Arial" w:cs="Arial"/>
         </w:rPr>
-        <w:t>•Apache Cordova</w:t>
+        <w:t>•</w:t>
+      </w:r>
+      <w:r>
+        <w:rPr>
+          <w:rFonts w:ascii="Arial" w:hAnsi="Arial" w:cs="Arial"/>
+        </w:rPr>
+        <w:t xml:space="preserve"> </w:t>
+      </w:r>
+      <w:r>
+        <w:rPr>
+          <w:rFonts w:ascii="Arial" w:hAnsi="Arial" w:cs="Arial"/>
+        </w:rPr>
+        <w:t>Apache Cordova</w:t>
       </w:r>
     </w:p>
     <w:p>
@@ -56,33 +68,69 @@
         <w:rPr>
           <w:rFonts w:ascii="Arial" w:hAnsi="Arial" w:cs="Arial"/>
         </w:rPr>
-        <w:t>•API</w:t>
-      </w:r>
-    </w:p>
-    <w:p>
-      <w:pPr>
-        <w:rPr>
-          <w:rFonts w:ascii="Arial" w:hAnsi="Arial" w:cs="Arial"/>
-        </w:rPr>
-      </w:pPr>
-      <w:r>
-        <w:rPr>
-          <w:rFonts w:ascii="Arial" w:hAnsi="Arial" w:cs="Arial"/>
-        </w:rPr>
-        <w:t xml:space="preserve">-API stands for Application Programming Interface. In the context of APIs, the word Application refers to any software with a distinct function. Interface can be thought of as a contract of service between two applications. </w:t>
-      </w:r>
-    </w:p>
-    <w:p>
-      <w:pPr>
-        <w:rPr>
-          <w:rFonts w:ascii="Arial" w:hAnsi="Arial" w:cs="Arial"/>
-        </w:rPr>
-      </w:pPr>
-      <w:r>
-        <w:rPr>
-          <w:rFonts w:ascii="Arial" w:hAnsi="Arial" w:cs="Arial"/>
-        </w:rPr>
-        <w:t>•Cascading Style Sheets</w:t>
+        <w:t>•</w:t>
+      </w:r>
+      <w:r>
+        <w:rPr>
+          <w:rFonts w:ascii="Arial" w:hAnsi="Arial" w:cs="Arial"/>
+        </w:rPr>
+        <w:t xml:space="preserve"> </w:t>
+      </w:r>
+      <w:r>
+        <w:rPr>
+          <w:rFonts w:ascii="Arial" w:hAnsi="Arial" w:cs="Arial"/>
+        </w:rPr>
+        <w:t>API</w:t>
+      </w:r>
+    </w:p>
+    <w:p>
+      <w:pPr>
+        <w:rPr>
+          <w:rFonts w:ascii="Arial" w:hAnsi="Arial" w:cs="Arial"/>
+        </w:rPr>
+      </w:pPr>
+      <w:r>
+        <w:rPr>
+          <w:rFonts w:ascii="Arial" w:hAnsi="Arial" w:cs="Arial"/>
+        </w:rPr>
+        <w:t>-</w:t>
+      </w:r>
+      <w:r>
+        <w:rPr>
+          <w:rFonts w:ascii="Arial" w:hAnsi="Arial" w:cs="Arial"/>
+        </w:rPr>
+        <w:t xml:space="preserve"> </w:t>
+      </w:r>
+      <w:r>
+        <w:rPr>
+          <w:rFonts w:ascii="Arial" w:hAnsi="Arial" w:cs="Arial"/>
+        </w:rPr>
+        <w:t xml:space="preserve">API stands for Application Programming Interface. In the context of APIs, the word Application refers to any software with a distinct function. Interface can be thought of as a contract of service between two applications. </w:t>
+      </w:r>
+    </w:p>
+    <w:p>
+      <w:pPr>
+        <w:rPr>
+          <w:rFonts w:ascii="Arial" w:hAnsi="Arial" w:cs="Arial"/>
+        </w:rPr>
+      </w:pPr>
+      <w:r>
+        <w:rPr>
+          <w:rFonts w:ascii="Arial" w:hAnsi="Arial" w:cs="Arial"/>
+        </w:rPr>
+        <w:t>•</w:t>
+      </w:r>
+      <w:r>
+        <w:rPr>
+          <w:rFonts w:ascii="Arial" w:hAnsi="Arial" w:cs="Arial"/>
+        </w:rPr>
+        <w:t xml:space="preserve"> </w:t>
+      </w:r>
+      <w:r>
+        <w:rPr>
+          <w:rFonts w:ascii="Arial" w:hAnsi="Arial" w:cs="Arial"/>
+        </w:rPr>
+        <w:t>Cascading Style Sheets</w:t>
       </w:r>
       <w:r>
         <w:rPr>
@@ -132,85 +180,177 @@
         <w:rPr>
           <w:rFonts w:ascii="Arial" w:hAnsi="Arial" w:cs="Arial"/>
         </w:rPr>
-        <w:t>•Cordova File plugin</w:t>
-      </w:r>
-    </w:p>
-    <w:p>
-      <w:pPr>
-        <w:rPr>
-          <w:rFonts w:ascii="Arial" w:hAnsi="Arial" w:cs="Arial"/>
-        </w:rPr>
-      </w:pPr>
-      <w:r>
-        <w:rPr>
-          <w:rFonts w:ascii="Arial" w:hAnsi="Arial" w:cs="Arial"/>
-        </w:rPr>
-        <w:t>-provides JavaScript interfaces to access files on a device, allowing read/write access to files residing on the device</w:t>
-      </w:r>
-    </w:p>
-    <w:p>
-      <w:pPr>
-        <w:rPr>
-          <w:rFonts w:ascii="Arial" w:hAnsi="Arial" w:cs="Arial"/>
-        </w:rPr>
-      </w:pPr>
-      <w:r>
-        <w:rPr>
-          <w:rFonts w:ascii="Arial" w:hAnsi="Arial" w:cs="Arial"/>
-        </w:rPr>
-        <w:t>•DevTools</w:t>
-      </w:r>
-    </w:p>
-    <w:p>
-      <w:pPr>
-        <w:rPr>
-          <w:rFonts w:ascii="Arial" w:hAnsi="Arial" w:cs="Arial"/>
-        </w:rPr>
-      </w:pPr>
-      <w:r>
-        <w:rPr>
-          <w:rFonts w:ascii="Arial" w:hAnsi="Arial" w:cs="Arial"/>
-        </w:rPr>
-        <w:t>-short for developer tools, refers to a suite of software components or browser-based features that web developers use to inspect, debug, and test their websites and web applications.</w:t>
-      </w:r>
-    </w:p>
-    <w:p>
-      <w:pPr>
-        <w:rPr>
-          <w:rFonts w:ascii="Arial" w:hAnsi="Arial" w:cs="Arial"/>
-        </w:rPr>
-      </w:pPr>
-      <w:r>
-        <w:rPr>
-          <w:rFonts w:ascii="Arial" w:hAnsi="Arial" w:cs="Arial"/>
-        </w:rPr>
-        <w:t xml:space="preserve">•Electron </w:t>
-      </w:r>
-    </w:p>
-    <w:p>
-      <w:pPr>
-        <w:rPr>
-          <w:rFonts w:ascii="Arial" w:hAnsi="Arial" w:cs="Arial"/>
-        </w:rPr>
-      </w:pPr>
-      <w:r>
-        <w:rPr>
-          <w:rFonts w:ascii="Arial" w:hAnsi="Arial" w:cs="Arial"/>
-        </w:rPr>
-        <w:t>-Is a framework that enables developers to build cross-platform desktop applications using web technologies like JavaScript, HTML, and CSS.</w:t>
-      </w:r>
-    </w:p>
-    <w:p>
-      <w:pPr>
-        <w:rPr>
-          <w:rFonts w:ascii="Arial" w:hAnsi="Arial" w:cs="Arial"/>
-        </w:rPr>
-      </w:pPr>
-      <w:r>
-        <w:rPr>
-          <w:rFonts w:ascii="Arial" w:hAnsi="Arial" w:cs="Arial"/>
-        </w:rPr>
-        <w:t xml:space="preserve">•Gradle </w:t>
+        <w:t>•</w:t>
+      </w:r>
+      <w:r>
+        <w:rPr>
+          <w:rFonts w:ascii="Arial" w:hAnsi="Arial" w:cs="Arial"/>
+        </w:rPr>
+        <w:t xml:space="preserve"> </w:t>
+      </w:r>
+      <w:r>
+        <w:rPr>
+          <w:rFonts w:ascii="Arial" w:hAnsi="Arial" w:cs="Arial"/>
+        </w:rPr>
+        <w:t>Cordova File plugin</w:t>
+      </w:r>
+    </w:p>
+    <w:p>
+      <w:pPr>
+        <w:rPr>
+          <w:rFonts w:ascii="Arial" w:hAnsi="Arial" w:cs="Arial"/>
+        </w:rPr>
+      </w:pPr>
+      <w:r>
+        <w:rPr>
+          <w:rFonts w:ascii="Arial" w:hAnsi="Arial" w:cs="Arial"/>
+        </w:rPr>
+        <w:t>-</w:t>
+      </w:r>
+      <w:r>
+        <w:rPr>
+          <w:rFonts w:ascii="Arial" w:hAnsi="Arial" w:cs="Arial"/>
+        </w:rPr>
+        <w:t xml:space="preserve"> </w:t>
+      </w:r>
+      <w:r>
+        <w:rPr>
+          <w:rFonts w:ascii="Arial" w:hAnsi="Arial" w:cs="Arial"/>
+        </w:rPr>
+        <w:t>provides JavaScript interfaces to access files on a device, allowing read/write access to files residing on the device</w:t>
+      </w:r>
+    </w:p>
+    <w:p>
+      <w:pPr>
+        <w:rPr>
+          <w:rFonts w:ascii="Arial" w:hAnsi="Arial" w:cs="Arial"/>
+        </w:rPr>
+      </w:pPr>
+      <w:r>
+        <w:rPr>
+          <w:rFonts w:ascii="Arial" w:hAnsi="Arial" w:cs="Arial"/>
+        </w:rPr>
+        <w:t>•</w:t>
+      </w:r>
+      <w:r>
+        <w:rPr>
+          <w:rFonts w:ascii="Arial" w:hAnsi="Arial" w:cs="Arial"/>
+        </w:rPr>
+        <w:t xml:space="preserve"> </w:t>
+      </w:r>
+      <w:r>
+        <w:rPr>
+          <w:rFonts w:ascii="Arial" w:hAnsi="Arial" w:cs="Arial"/>
+        </w:rPr>
+        <w:t xml:space="preserve">Chrome </w:t>
+      </w:r>
+      <w:proofErr w:type="spellStart"/>
+      <w:r>
+        <w:rPr>
+          <w:rFonts w:ascii="Arial" w:hAnsi="Arial" w:cs="Arial"/>
+        </w:rPr>
+        <w:t>DevTools</w:t>
+      </w:r>
+      <w:proofErr w:type="spellEnd"/>
+    </w:p>
+    <w:p>
+      <w:pPr>
+        <w:rPr>
+          <w:rFonts w:ascii="Arial" w:hAnsi="Arial" w:cs="Arial"/>
+        </w:rPr>
+      </w:pPr>
+      <w:r>
+        <w:rPr>
+          <w:rFonts w:ascii="Arial" w:hAnsi="Arial" w:cs="Arial"/>
+        </w:rPr>
+        <w:t>-</w:t>
+      </w:r>
+      <w:r>
+        <w:rPr>
+          <w:rFonts w:ascii="Arial" w:hAnsi="Arial" w:cs="Arial"/>
+        </w:rPr>
+        <w:t xml:space="preserve"> </w:t>
+      </w:r>
+      <w:r>
+        <w:rPr>
+          <w:rFonts w:ascii="Arial" w:hAnsi="Arial" w:cs="Arial"/>
+        </w:rPr>
+        <w:t>short for developer tools, refers to a suite of software components or browser-based features that web developers use to inspect, debug, and test their websites and web applications.</w:t>
+      </w:r>
+    </w:p>
+    <w:p>
+      <w:pPr>
+        <w:rPr>
+          <w:rFonts w:ascii="Arial" w:hAnsi="Arial" w:cs="Arial"/>
+        </w:rPr>
+      </w:pPr>
+      <w:r>
+        <w:rPr>
+          <w:rFonts w:ascii="Arial" w:hAnsi="Arial" w:cs="Arial"/>
+        </w:rPr>
+        <w:t>•</w:t>
+      </w:r>
+      <w:r>
+        <w:rPr>
+          <w:rFonts w:ascii="Arial" w:hAnsi="Arial" w:cs="Arial"/>
+        </w:rPr>
+        <w:t xml:space="preserve"> </w:t>
+      </w:r>
+      <w:r>
+        <w:rPr>
+          <w:rFonts w:ascii="Arial" w:hAnsi="Arial" w:cs="Arial"/>
+        </w:rPr>
+        <w:t xml:space="preserve">Electron </w:t>
+      </w:r>
+    </w:p>
+    <w:p>
+      <w:pPr>
+        <w:rPr>
+          <w:rFonts w:ascii="Arial" w:hAnsi="Arial" w:cs="Arial"/>
+        </w:rPr>
+      </w:pPr>
+      <w:r>
+        <w:rPr>
+          <w:rFonts w:ascii="Arial" w:hAnsi="Arial" w:cs="Arial"/>
+        </w:rPr>
+        <w:t>-</w:t>
+      </w:r>
+      <w:r>
+        <w:rPr>
+          <w:rFonts w:ascii="Arial" w:hAnsi="Arial" w:cs="Arial"/>
+        </w:rPr>
+        <w:t xml:space="preserve"> i</w:t>
+      </w:r>
+      <w:r>
+        <w:rPr>
+          <w:rFonts w:ascii="Arial" w:hAnsi="Arial" w:cs="Arial"/>
+        </w:rPr>
+        <w:t>s a framework that enables developers to build cross-platform desktop applications using web technologies like JavaScript, HTML, and CSS.</w:t>
+      </w:r>
+    </w:p>
+    <w:p>
+      <w:pPr>
+        <w:rPr>
+          <w:rFonts w:ascii="Arial" w:hAnsi="Arial" w:cs="Arial"/>
+        </w:rPr>
+      </w:pPr>
+      <w:r>
+        <w:rPr>
+          <w:rFonts w:ascii="Arial" w:hAnsi="Arial" w:cs="Arial"/>
+        </w:rPr>
+        <w:t>•</w:t>
+      </w:r>
+      <w:r>
+        <w:rPr>
+          <w:rFonts w:ascii="Arial" w:hAnsi="Arial" w:cs="Arial"/>
+        </w:rPr>
+        <w:t xml:space="preserve"> </w:t>
+      </w:r>
+      <w:r>
+        <w:rPr>
+          <w:rFonts w:ascii="Arial" w:hAnsi="Arial" w:cs="Arial"/>
+        </w:rPr>
+        <w:t xml:space="preserve">Gradle </w:t>
       </w:r>
     </w:p>
     <w:p>
@@ -242,46 +382,94 @@
         <w:rPr>
           <w:rFonts w:ascii="Arial" w:hAnsi="Arial" w:cs="Arial"/>
         </w:rPr>
-        <w:t>•HTML</w:t>
-      </w:r>
-    </w:p>
-    <w:p>
-      <w:pPr>
-        <w:rPr>
-          <w:rFonts w:ascii="Arial" w:hAnsi="Arial" w:cs="Arial"/>
-        </w:rPr>
-      </w:pPr>
-      <w:r>
-        <w:rPr>
-          <w:rFonts w:ascii="Arial" w:hAnsi="Arial" w:cs="Arial"/>
-        </w:rPr>
-        <w:t>-which stands for Hypertext Markup Language, is the standard markup language for creating web pages.</w:t>
-      </w:r>
-    </w:p>
-    <w:p>
-      <w:pPr>
-        <w:rPr>
-          <w:rFonts w:ascii="Arial" w:hAnsi="Arial" w:cs="Arial"/>
-        </w:rPr>
-      </w:pPr>
-      <w:r>
-        <w:rPr>
-          <w:rFonts w:ascii="Arial" w:hAnsi="Arial" w:cs="Arial"/>
-        </w:rPr>
-        <w:t xml:space="preserve">•IP Address </w:t>
-      </w:r>
-    </w:p>
-    <w:p>
-      <w:pPr>
-        <w:rPr>
-          <w:rFonts w:ascii="Arial" w:hAnsi="Arial" w:cs="Arial"/>
-        </w:rPr>
-      </w:pPr>
-      <w:r>
-        <w:rPr>
-          <w:rFonts w:ascii="Arial" w:hAnsi="Arial" w:cs="Arial"/>
-        </w:rPr>
-        <w:t>- An Internet Protocol (IP) address is the unique identifying number assigned to every device connected to the internet.</w:t>
+        <w:t>•</w:t>
+      </w:r>
+      <w:r>
+        <w:rPr>
+          <w:rFonts w:ascii="Arial" w:hAnsi="Arial" w:cs="Arial"/>
+        </w:rPr>
+        <w:t xml:space="preserve"> </w:t>
+      </w:r>
+      <w:r>
+        <w:rPr>
+          <w:rFonts w:ascii="Arial" w:hAnsi="Arial" w:cs="Arial"/>
+        </w:rPr>
+        <w:t>HTML</w:t>
+      </w:r>
+    </w:p>
+    <w:p>
+      <w:pPr>
+        <w:rPr>
+          <w:rFonts w:ascii="Arial" w:hAnsi="Arial" w:cs="Arial"/>
+        </w:rPr>
+      </w:pPr>
+      <w:r>
+        <w:rPr>
+          <w:rFonts w:ascii="Arial" w:hAnsi="Arial" w:cs="Arial"/>
+        </w:rPr>
+        <w:t>-</w:t>
+      </w:r>
+      <w:r>
+        <w:rPr>
+          <w:rFonts w:ascii="Arial" w:hAnsi="Arial" w:cs="Arial"/>
+        </w:rPr>
+        <w:t xml:space="preserve"> </w:t>
+      </w:r>
+      <w:r>
+        <w:rPr>
+          <w:rFonts w:ascii="Arial" w:hAnsi="Arial" w:cs="Arial"/>
+        </w:rPr>
+        <w:t>which stands for Hypertext Markup Language, is the standard markup language for creating web pages.</w:t>
+      </w:r>
+    </w:p>
+    <w:p>
+      <w:pPr>
+        <w:rPr>
+          <w:rFonts w:ascii="Arial" w:hAnsi="Arial" w:cs="Arial"/>
+        </w:rPr>
+      </w:pPr>
+      <w:r>
+        <w:rPr>
+          <w:rFonts w:ascii="Arial" w:hAnsi="Arial" w:cs="Arial"/>
+        </w:rPr>
+        <w:t>•</w:t>
+      </w:r>
+      <w:r>
+        <w:rPr>
+          <w:rFonts w:ascii="Arial" w:hAnsi="Arial" w:cs="Arial"/>
+        </w:rPr>
+        <w:t xml:space="preserve"> </w:t>
+      </w:r>
+      <w:r>
+        <w:rPr>
+          <w:rFonts w:ascii="Arial" w:hAnsi="Arial" w:cs="Arial"/>
+        </w:rPr>
+        <w:t xml:space="preserve">IP Address </w:t>
+      </w:r>
+    </w:p>
+    <w:p>
+      <w:pPr>
+        <w:rPr>
+          <w:rFonts w:ascii="Arial" w:hAnsi="Arial" w:cs="Arial"/>
+        </w:rPr>
+      </w:pPr>
+      <w:r>
+        <w:rPr>
+          <w:rFonts w:ascii="Arial" w:hAnsi="Arial" w:cs="Arial"/>
+        </w:rPr>
+        <w:t xml:space="preserve">- </w:t>
+      </w:r>
+      <w:r>
+        <w:rPr>
+          <w:rFonts w:ascii="Arial" w:hAnsi="Arial" w:cs="Arial"/>
+        </w:rPr>
+        <w:t>a</w:t>
+      </w:r>
+      <w:r>
+        <w:rPr>
+          <w:rFonts w:ascii="Arial" w:hAnsi="Arial" w:cs="Arial"/>
+        </w:rPr>
+        <w:t>n Internet Protocol (IP) address is the unique identifying number assigned to every device connected to the internet.</w:t>
       </w:r>
     </w:p>
     <w:p>
@@ -308,72 +496,158 @@
         <w:rPr>
           <w:rFonts w:ascii="Arial" w:hAnsi="Arial" w:cs="Arial"/>
         </w:rPr>
-        <w:t>-port number identifies a specific application or service on that device.</w:t>
-      </w:r>
-    </w:p>
-    <w:p>
-      <w:pPr>
-        <w:rPr>
-          <w:rFonts w:ascii="Arial" w:hAnsi="Arial" w:cs="Arial"/>
-        </w:rPr>
-      </w:pPr>
-      <w:r>
-        <w:rPr>
-          <w:rFonts w:ascii="Arial" w:hAnsi="Arial" w:cs="Arial"/>
-        </w:rPr>
-        <w:t>•Java</w:t>
-      </w:r>
-    </w:p>
-    <w:p>
-      <w:pPr>
-        <w:rPr>
-          <w:rFonts w:ascii="Arial" w:hAnsi="Arial" w:cs="Arial"/>
-        </w:rPr>
-      </w:pPr>
-      <w:r>
-        <w:rPr>
-          <w:rFonts w:ascii="Arial" w:hAnsi="Arial" w:cs="Arial"/>
-        </w:rPr>
-        <w:t>- is a widely-used programming language for coding web applications. It has been a popular choice among developers for over two decades, with millions of Java applications in use today. Java is a multi-platform, object-oriented, and network-centric language that can be used as a platform in itself. It is a fast, secure, reliable programming language for coding everything from mobile apps and enterprise software to big data applications and server-side technologies.</w:t>
-      </w:r>
-    </w:p>
-    <w:p>
-      <w:pPr>
-        <w:rPr>
-          <w:rFonts w:ascii="Arial" w:hAnsi="Arial" w:cs="Arial"/>
-        </w:rPr>
-      </w:pPr>
-      <w:r>
-        <w:rPr>
-          <w:rFonts w:ascii="Arial" w:hAnsi="Arial" w:cs="Arial"/>
-        </w:rPr>
-        <w:t xml:space="preserve">•Java Development Kit (JDK) </w:t>
-      </w:r>
-    </w:p>
-    <w:p>
-      <w:pPr>
-        <w:rPr>
-          <w:rFonts w:ascii="Arial" w:hAnsi="Arial" w:cs="Arial"/>
-        </w:rPr>
-      </w:pPr>
-      <w:r>
-        <w:rPr>
-          <w:rFonts w:ascii="Arial" w:hAnsi="Arial" w:cs="Arial"/>
-        </w:rPr>
-        <w:t>-is a software development kit (SDK) that provides tools and libraries for creating, compiling, and deploying Java-based applications</w:t>
-      </w:r>
-    </w:p>
-    <w:p>
-      <w:pPr>
-        <w:rPr>
-          <w:rFonts w:ascii="Arial" w:hAnsi="Arial" w:cs="Arial"/>
-        </w:rPr>
-      </w:pPr>
-      <w:r>
-        <w:rPr>
-          <w:rFonts w:ascii="Arial" w:hAnsi="Arial" w:cs="Arial"/>
-        </w:rPr>
-        <w:t xml:space="preserve">•JavaScript </w:t>
+        <w:t>-</w:t>
+      </w:r>
+      <w:r>
+        <w:rPr>
+          <w:rFonts w:ascii="Arial" w:hAnsi="Arial" w:cs="Arial"/>
+        </w:rPr>
+        <w:t xml:space="preserve"> </w:t>
+      </w:r>
+      <w:r>
+        <w:rPr>
+          <w:rFonts w:ascii="Arial" w:hAnsi="Arial" w:cs="Arial"/>
+        </w:rPr>
+        <w:t>port number identifies a specific application or service on that device.</w:t>
+      </w:r>
+    </w:p>
+    <w:p>
+      <w:pPr>
+        <w:rPr>
+          <w:rFonts w:ascii="Arial" w:hAnsi="Arial" w:cs="Arial"/>
+        </w:rPr>
+      </w:pPr>
+      <w:r>
+        <w:rPr>
+          <w:rFonts w:ascii="Arial" w:hAnsi="Arial" w:cs="Arial"/>
+        </w:rPr>
+        <w:t>•</w:t>
+      </w:r>
+      <w:r>
+        <w:rPr>
+          <w:rFonts w:ascii="Arial" w:hAnsi="Arial" w:cs="Arial"/>
+        </w:rPr>
+        <w:t xml:space="preserve"> </w:t>
+      </w:r>
+      <w:r>
+        <w:rPr>
+          <w:rFonts w:ascii="Arial" w:hAnsi="Arial" w:cs="Arial"/>
+        </w:rPr>
+        <w:t>Java</w:t>
+      </w:r>
+    </w:p>
+    <w:p>
+      <w:pPr>
+        <w:rPr>
+          <w:rFonts w:ascii="Arial" w:hAnsi="Arial" w:cs="Arial"/>
+        </w:rPr>
+      </w:pPr>
+      <w:r>
+        <w:rPr>
+          <w:rFonts w:ascii="Arial" w:hAnsi="Arial" w:cs="Arial"/>
+        </w:rPr>
+        <w:t xml:space="preserve">- is a </w:t>
+      </w:r>
+      <w:r>
+        <w:rPr>
+          <w:rFonts w:ascii="Arial" w:hAnsi="Arial" w:cs="Arial"/>
+        </w:rPr>
+        <w:t>widely used</w:t>
+      </w:r>
+      <w:r>
+        <w:rPr>
+          <w:rFonts w:ascii="Arial" w:hAnsi="Arial" w:cs="Arial"/>
+        </w:rPr>
+        <w:t xml:space="preserve"> programming language for coding web applications. It has been a popular choice among developers for over two decades, with millions of Java applications in use today. Java is a multi-platform, object-oriented, and network-centric language that can be used as a </w:t>
+      </w:r>
+      <w:proofErr w:type="gramStart"/>
+      <w:r>
+        <w:rPr>
+          <w:rFonts w:ascii="Arial" w:hAnsi="Arial" w:cs="Arial"/>
+        </w:rPr>
+        <w:t>platform in itself</w:t>
+      </w:r>
+      <w:proofErr w:type="gramEnd"/>
+      <w:r>
+        <w:rPr>
+          <w:rFonts w:ascii="Arial" w:hAnsi="Arial" w:cs="Arial"/>
+        </w:rPr>
+        <w:t>. It is a fast, secure, reliable programming language for coding everything from mobile apps and enterprise software to big data applications and server-side technologies.</w:t>
+      </w:r>
+    </w:p>
+    <w:p>
+      <w:pPr>
+        <w:rPr>
+          <w:rFonts w:ascii="Arial" w:hAnsi="Arial" w:cs="Arial"/>
+        </w:rPr>
+      </w:pPr>
+      <w:r>
+        <w:rPr>
+          <w:rFonts w:ascii="Arial" w:hAnsi="Arial" w:cs="Arial"/>
+        </w:rPr>
+        <w:t>•</w:t>
+      </w:r>
+      <w:r>
+        <w:rPr>
+          <w:rFonts w:ascii="Arial" w:hAnsi="Arial" w:cs="Arial"/>
+        </w:rPr>
+        <w:t xml:space="preserve"> </w:t>
+      </w:r>
+      <w:r>
+        <w:rPr>
+          <w:rFonts w:ascii="Arial" w:hAnsi="Arial" w:cs="Arial"/>
+        </w:rPr>
+        <w:t xml:space="preserve">Java Development Kit (JDK) </w:t>
+      </w:r>
+    </w:p>
+    <w:p>
+      <w:pPr>
+        <w:rPr>
+          <w:rFonts w:ascii="Arial" w:hAnsi="Arial" w:cs="Arial"/>
+        </w:rPr>
+      </w:pPr>
+      <w:r>
+        <w:rPr>
+          <w:rFonts w:ascii="Arial" w:hAnsi="Arial" w:cs="Arial"/>
+        </w:rPr>
+        <w:t>-</w:t>
+      </w:r>
+      <w:r>
+        <w:rPr>
+          <w:rFonts w:ascii="Arial" w:hAnsi="Arial" w:cs="Arial"/>
+        </w:rPr>
+        <w:t xml:space="preserve"> </w:t>
+      </w:r>
+      <w:r>
+        <w:rPr>
+          <w:rFonts w:ascii="Arial" w:hAnsi="Arial" w:cs="Arial"/>
+        </w:rPr>
+        <w:t>is a software development kit (SDK) that provides tools and libraries for creating, compiling, and deploying Java-based applications</w:t>
+      </w:r>
+    </w:p>
+    <w:p>
+      <w:pPr>
+        <w:rPr>
+          <w:rFonts w:ascii="Arial" w:hAnsi="Arial" w:cs="Arial"/>
+        </w:rPr>
+      </w:pPr>
+      <w:r>
+        <w:rPr>
+          <w:rFonts w:ascii="Arial" w:hAnsi="Arial" w:cs="Arial"/>
+        </w:rPr>
+        <w:t>•</w:t>
+      </w:r>
+      <w:r>
+        <w:rPr>
+          <w:rFonts w:ascii="Arial" w:hAnsi="Arial" w:cs="Arial"/>
+        </w:rPr>
+        <w:t xml:space="preserve"> </w:t>
+      </w:r>
+      <w:r>
+        <w:rPr>
+          <w:rFonts w:ascii="Arial" w:hAnsi="Arial" w:cs="Arial"/>
+        </w:rPr>
+        <w:t xml:space="preserve">JavaScript </w:t>
       </w:r>
     </w:p>
     <w:p>
@@ -399,67 +673,151 @@
         <w:rPr>
           <w:rFonts w:ascii="Arial" w:hAnsi="Arial" w:cs="Arial"/>
         </w:rPr>
-        <w:t xml:space="preserve">•Node.js </w:t>
-      </w:r>
-    </w:p>
-    <w:p>
-      <w:pPr>
-        <w:rPr>
-          <w:rFonts w:ascii="Arial" w:hAnsi="Arial" w:cs="Arial"/>
-        </w:rPr>
-      </w:pPr>
-      <w:r>
-        <w:rPr>
-          <w:rFonts w:ascii="Arial" w:hAnsi="Arial" w:cs="Arial"/>
-        </w:rPr>
-        <w:t>-is an open-source, cross-platform JavaScript runtime environment that allows JavaScript code to be executed outside of a web browser.</w:t>
-      </w:r>
-    </w:p>
-    <w:p>
-      <w:pPr>
-        <w:rPr>
-          <w:rFonts w:ascii="Arial" w:hAnsi="Arial" w:cs="Arial"/>
-        </w:rPr>
-      </w:pPr>
-      <w:r>
-        <w:rPr>
-          <w:rFonts w:ascii="Arial" w:hAnsi="Arial" w:cs="Arial"/>
-        </w:rPr>
-        <w:t>•node.js.Fs</w:t>
-      </w:r>
-    </w:p>
-    <w:p>
-      <w:pPr>
-        <w:rPr>
-          <w:rFonts w:ascii="Arial" w:hAnsi="Arial" w:cs="Arial"/>
-        </w:rPr>
-      </w:pPr>
-      <w:r>
-        <w:rPr>
-          <w:rFonts w:ascii="Arial" w:hAnsi="Arial" w:cs="Arial"/>
-        </w:rPr>
-        <w:t>-It is a core, built-in module that provides an API for interacting with the operating system's file system.</w:t>
-      </w:r>
-    </w:p>
-    <w:p>
-      <w:pPr>
-        <w:rPr>
-          <w:rFonts w:ascii="Arial" w:hAnsi="Arial" w:cs="Arial"/>
-        </w:rPr>
-      </w:pPr>
-      <w:r>
-        <w:rPr>
-          <w:rFonts w:ascii="Arial" w:hAnsi="Arial" w:cs="Arial"/>
-        </w:rPr>
-        <w:t>•NPM</w:t>
-      </w:r>
-    </w:p>
-    <w:p>
-      <w:pPr>
-        <w:rPr>
-          <w:rFonts w:ascii="Arial" w:hAnsi="Arial" w:cs="Arial"/>
-        </w:rPr>
-      </w:pPr>
+        <w:t>•</w:t>
+      </w:r>
+      <w:r>
+        <w:rPr>
+          <w:rFonts w:ascii="Arial" w:hAnsi="Arial" w:cs="Arial"/>
+        </w:rPr>
+        <w:t xml:space="preserve"> </w:t>
+      </w:r>
+      <w:r>
+        <w:rPr>
+          <w:rFonts w:ascii="Arial" w:hAnsi="Arial" w:cs="Arial"/>
+        </w:rPr>
+        <w:t xml:space="preserve">Node.js </w:t>
+      </w:r>
+    </w:p>
+    <w:p>
+      <w:pPr>
+        <w:rPr>
+          <w:rFonts w:ascii="Arial" w:hAnsi="Arial" w:cs="Arial"/>
+        </w:rPr>
+      </w:pPr>
+      <w:r>
+        <w:rPr>
+          <w:rFonts w:ascii="Arial" w:hAnsi="Arial" w:cs="Arial"/>
+        </w:rPr>
+        <w:t>-</w:t>
+      </w:r>
+      <w:r>
+        <w:rPr>
+          <w:rFonts w:ascii="Arial" w:hAnsi="Arial" w:cs="Arial"/>
+        </w:rPr>
+        <w:t xml:space="preserve"> </w:t>
+      </w:r>
+      <w:r>
+        <w:rPr>
+          <w:rFonts w:ascii="Arial" w:hAnsi="Arial" w:cs="Arial"/>
+        </w:rPr>
+        <w:t>is an open-source, cross-platform JavaScript runtime environment that allows JavaScript code to be executed outside of a web browser.</w:t>
+      </w:r>
+    </w:p>
+    <w:p>
+      <w:pPr>
+        <w:rPr>
+          <w:rFonts w:ascii="Arial" w:hAnsi="Arial" w:cs="Arial"/>
+        </w:rPr>
+      </w:pPr>
+      <w:r>
+        <w:rPr>
+          <w:rFonts w:ascii="Arial" w:hAnsi="Arial" w:cs="Arial"/>
+        </w:rPr>
+        <w:t>•</w:t>
+      </w:r>
+      <w:r>
+        <w:rPr>
+          <w:rFonts w:ascii="Arial" w:hAnsi="Arial" w:cs="Arial"/>
+        </w:rPr>
+        <w:t xml:space="preserve"> </w:t>
+      </w:r>
+      <w:r>
+        <w:rPr>
+          <w:rFonts w:ascii="Arial" w:hAnsi="Arial" w:cs="Arial"/>
+        </w:rPr>
+        <w:t>node.js</w:t>
+      </w:r>
+      <w:r>
+        <w:rPr>
+          <w:rFonts w:ascii="Arial" w:hAnsi="Arial" w:cs="Arial"/>
+        </w:rPr>
+        <w:t xml:space="preserve"> </w:t>
+      </w:r>
+      <w:r>
+        <w:rPr>
+          <w:rFonts w:ascii="Arial" w:hAnsi="Arial" w:cs="Arial"/>
+        </w:rPr>
+        <w:t>F</w:t>
+      </w:r>
+      <w:r>
+        <w:rPr>
+          <w:rFonts w:ascii="Arial" w:hAnsi="Arial" w:cs="Arial"/>
+        </w:rPr>
+        <w:t>S</w:t>
+      </w:r>
+    </w:p>
+    <w:p>
+      <w:pPr>
+        <w:rPr>
+          <w:rFonts w:ascii="Arial" w:hAnsi="Arial" w:cs="Arial"/>
+        </w:rPr>
+      </w:pPr>
+      <w:r>
+        <w:rPr>
+          <w:rFonts w:ascii="Arial" w:hAnsi="Arial" w:cs="Arial"/>
+        </w:rPr>
+        <w:t>-</w:t>
+      </w:r>
+      <w:r>
+        <w:rPr>
+          <w:rFonts w:ascii="Arial" w:hAnsi="Arial" w:cs="Arial"/>
+        </w:rPr>
+        <w:t xml:space="preserve"> </w:t>
+      </w:r>
+      <w:r>
+        <w:rPr>
+          <w:rFonts w:ascii="Arial" w:hAnsi="Arial" w:cs="Arial"/>
+        </w:rPr>
+        <w:t>It is a core, built-in module that provides an API for interacting with the operating system's file system.</w:t>
+      </w:r>
+    </w:p>
+    <w:p>
+      <w:pPr>
+        <w:rPr>
+          <w:rFonts w:ascii="Arial" w:hAnsi="Arial" w:cs="Arial"/>
+        </w:rPr>
+      </w:pPr>
+      <w:r>
+        <w:rPr>
+          <w:rFonts w:ascii="Arial" w:hAnsi="Arial" w:cs="Arial"/>
+        </w:rPr>
+        <w:t>•</w:t>
+      </w:r>
+      <w:r>
+        <w:rPr>
+          <w:rFonts w:ascii="Arial" w:hAnsi="Arial" w:cs="Arial"/>
+        </w:rPr>
+        <w:t xml:space="preserve"> </w:t>
+      </w:r>
+      <w:r>
+        <w:rPr>
+          <w:rFonts w:ascii="Arial" w:hAnsi="Arial" w:cs="Arial"/>
+        </w:rPr>
+        <w:t>NPM</w:t>
+      </w:r>
+    </w:p>
+    <w:p>
+      <w:pPr>
+        <w:rPr>
+          <w:rFonts w:ascii="Arial" w:hAnsi="Arial" w:cs="Arial"/>
+        </w:rPr>
+      </w:pPr>
+      <w:r>
+        <w:rPr>
+          <w:rFonts w:ascii="Arial" w:hAnsi="Arial" w:cs="Arial"/>
+        </w:rPr>
+        <w:t xml:space="preserve">- </w:t>
+      </w:r>
       <w:r>
         <w:rPr>
           <w:rFonts w:ascii="Arial" w:hAnsi="Arial" w:cs="Arial"/>
@@ -473,44 +831,73 @@
           <w:rFonts w:ascii="Arial" w:hAnsi="Arial" w:cs="Arial"/>
         </w:rPr>
       </w:pPr>
-    </w:p>
-    <w:p>
-      <w:pPr>
-        <w:rPr>
-          <w:rFonts w:ascii="Arial" w:hAnsi="Arial" w:cs="Arial"/>
-        </w:rPr>
-      </w:pPr>
-      <w:r>
-        <w:rPr>
-          <w:rFonts w:ascii="Arial" w:hAnsi="Arial" w:cs="Arial"/>
-        </w:rPr>
-        <w:t xml:space="preserve">•web application (or web app) </w:t>
-      </w:r>
-    </w:p>
-    <w:p>
-      <w:pPr>
-        <w:rPr>
-          <w:rFonts w:ascii="Arial" w:hAnsi="Arial" w:cs="Arial"/>
-        </w:rPr>
-      </w:pPr>
-      <w:r>
-        <w:rPr>
-          <w:rFonts w:ascii="Arial" w:hAnsi="Arial" w:cs="Arial"/>
-        </w:rPr>
-        <w:t>-is a software program stored on a remote server and accessed via a web browser over the internet</w:t>
-      </w:r>
-    </w:p>
-    <w:p>
-      <w:pPr>
-        <w:rPr>
-          <w:rFonts w:ascii="Arial" w:hAnsi="Arial" w:cs="Arial"/>
-        </w:rPr>
-      </w:pPr>
-      <w:r>
-        <w:rPr>
-          <w:rFonts w:ascii="Arial" w:hAnsi="Arial" w:cs="Arial"/>
-        </w:rPr>
-        <w:t>•server</w:t>
+      <w:r>
+        <w:rPr>
+          <w:rFonts w:ascii="Arial" w:hAnsi="Arial" w:cs="Arial"/>
+        </w:rPr>
+        <w:t>•</w:t>
+      </w:r>
+      <w:r>
+        <w:rPr>
+          <w:rFonts w:ascii="Arial" w:hAnsi="Arial" w:cs="Arial"/>
+        </w:rPr>
+        <w:t xml:space="preserve"> </w:t>
+      </w:r>
+      <w:r>
+        <w:rPr>
+          <w:rFonts w:ascii="Arial" w:hAnsi="Arial" w:cs="Arial"/>
+        </w:rPr>
+        <w:t xml:space="preserve">web application (or web app) </w:t>
+      </w:r>
+    </w:p>
+    <w:p>
+      <w:pPr>
+        <w:rPr>
+          <w:rFonts w:ascii="Arial" w:hAnsi="Arial" w:cs="Arial"/>
+        </w:rPr>
+      </w:pPr>
+      <w:r>
+        <w:rPr>
+          <w:rFonts w:ascii="Arial" w:hAnsi="Arial" w:cs="Arial"/>
+        </w:rPr>
+        <w:t>-</w:t>
+      </w:r>
+      <w:r>
+        <w:rPr>
+          <w:rFonts w:ascii="Arial" w:hAnsi="Arial" w:cs="Arial"/>
+        </w:rPr>
+        <w:t xml:space="preserve"> </w:t>
+      </w:r>
+      <w:r>
+        <w:rPr>
+          <w:rFonts w:ascii="Arial" w:hAnsi="Arial" w:cs="Arial"/>
+        </w:rPr>
+        <w:t>is a software program stored on a remote server and accessed via a web browser over the internet</w:t>
+      </w:r>
+    </w:p>
+    <w:p>
+      <w:pPr>
+        <w:rPr>
+          <w:rFonts w:ascii="Arial" w:hAnsi="Arial" w:cs="Arial"/>
+        </w:rPr>
+      </w:pPr>
+      <w:r>
+        <w:rPr>
+          <w:rFonts w:ascii="Arial" w:hAnsi="Arial" w:cs="Arial"/>
+        </w:rPr>
+        <w:t>•</w:t>
+      </w:r>
+      <w:r>
+        <w:rPr>
+          <w:rFonts w:ascii="Arial" w:hAnsi="Arial" w:cs="Arial"/>
+        </w:rPr>
+        <w:t xml:space="preserve"> </w:t>
+      </w:r>
+      <w:r>
+        <w:rPr>
+          <w:rFonts w:ascii="Arial" w:hAnsi="Arial" w:cs="Arial"/>
+        </w:rPr>
+        <w:t>server</w:t>
       </w:r>
     </w:p>
     <w:p>
@@ -539,12 +926,31 @@
           <w:rFonts w:ascii="Arial" w:hAnsi="Arial" w:cs="Arial"/>
         </w:rPr>
       </w:pPr>
+    </w:p>
+    <w:p>
+      <w:pPr>
+        <w:rPr>
+          <w:rFonts w:ascii="Arial" w:hAnsi="Arial" w:cs="Arial"/>
+        </w:rPr>
+      </w:pPr>
       <w:r>
         <w:rPr>
           <w:rFonts w:ascii="Arial" w:hAnsi="Arial" w:cs="Arial"/>
         </w:rPr>
         <w:lastRenderedPageBreak/>
-        <w:t>•Software Development Kit (SDK)</w:t>
+        <w:t>•</w:t>
+      </w:r>
+      <w:r>
+        <w:rPr>
+          <w:rFonts w:ascii="Arial" w:hAnsi="Arial" w:cs="Arial"/>
+        </w:rPr>
+        <w:t xml:space="preserve"> </w:t>
+      </w:r>
+      <w:r>
+        <w:rPr>
+          <w:rFonts w:ascii="Arial" w:hAnsi="Arial" w:cs="Arial"/>
+        </w:rPr>
+        <w:t>Software Development Kit (SDK)</w:t>
       </w:r>
     </w:p>
     <w:p>
@@ -570,20 +976,19 @@
         <w:rPr>
           <w:rFonts w:ascii="Arial" w:hAnsi="Arial" w:cs="Arial"/>
         </w:rPr>
-        <w:t>can be between any two endpoints that support the protocol.</w:t>
-      </w:r>
-    </w:p>
-    <w:p>
-      <w:pPr>
-        <w:rPr>
-          <w:rFonts w:ascii="Arial" w:hAnsi="Arial" w:cs="Arial"/>
-        </w:rPr>
-      </w:pPr>
-      <w:r>
-        <w:rPr>
-          <w:rFonts w:ascii="Arial" w:hAnsi="Arial" w:cs="Arial"/>
-        </w:rPr>
-        <w:t>•Transmission Control Protocol (TCP)</w:t>
+        <w:t>•</w:t>
+      </w:r>
+      <w:r>
+        <w:rPr>
+          <w:rFonts w:ascii="Arial" w:hAnsi="Arial" w:cs="Arial"/>
+        </w:rPr>
+        <w:t xml:space="preserve"> </w:t>
+      </w:r>
+      <w:r>
+        <w:rPr>
+          <w:rFonts w:ascii="Arial" w:hAnsi="Arial" w:cs="Arial"/>
+        </w:rPr>
+        <w:t>Transmission Control Protocol (TCP)</w:t>
       </w:r>
     </w:p>
     <w:p>
@@ -598,18 +1003,11 @@
         </w:rPr>
         <w:t>- is a communications standard that enables application programs and computing devices to exchange messages over a network. It is designed to send packets across the internet and ensure the successful delivery of data and messages over networks.</w:t>
       </w:r>
-    </w:p>
-    <w:p>
-      <w:pPr>
-        <w:rPr>
-          <w:rFonts w:ascii="Arial" w:hAnsi="Arial" w:cs="Arial"/>
-        </w:rPr>
-      </w:pPr>
-      <w:r>
-        <w:rPr>
-          <w:rFonts w:ascii="Arial" w:hAnsi="Arial" w:cs="Arial"/>
-        </w:rPr>
-        <w:t>browser and a website.</w:t>
+      <w:r>
+        <w:rPr>
+          <w:rFonts w:ascii="Arial" w:hAnsi="Arial" w:cs="Arial"/>
+        </w:rPr>
+        <w:t xml:space="preserve"> </w:t>
       </w:r>
     </w:p>
     <w:p>
@@ -635,20 +1033,41 @@
         <w:rPr>
           <w:rFonts w:ascii="Arial" w:hAnsi="Arial" w:cs="Arial"/>
         </w:rPr>
-        <w:t>-which stand for User Interface and User Experience respectively are two closely related but distinct aspects of product design, particularly in the digital realm. UI design focuses on the visual elements and how users interact with them, while UX design encompasses the entire user journey and how they feel about their experience with a product</w:t>
-      </w:r>
-    </w:p>
-    <w:p>
-      <w:pPr>
-        <w:rPr>
-          <w:rFonts w:ascii="Arial" w:hAnsi="Arial" w:cs="Arial"/>
-        </w:rPr>
-      </w:pPr>
-      <w:r>
-        <w:rPr>
-          <w:rFonts w:ascii="Arial" w:hAnsi="Arial" w:cs="Arial"/>
-        </w:rPr>
-        <w:t>•User Datagram Protocol</w:t>
+        <w:t>-</w:t>
+      </w:r>
+      <w:r>
+        <w:t xml:space="preserve"> </w:t>
+      </w:r>
+      <w:r>
+        <w:rPr>
+          <w:rFonts w:ascii="Arial" w:hAnsi="Arial" w:cs="Arial"/>
+        </w:rPr>
+        <w:t>which stand for User Interface and User Experience respectively are two closely related but distinct aspects of product design, particularly in the digital realm. UI design focuses on the visual elements and how users interact with them, while UX design encompasses the entire user journey and how they feel about their experience with a product</w:t>
+      </w:r>
+    </w:p>
+    <w:p>
+      <w:pPr>
+        <w:rPr>
+          <w:rFonts w:ascii="Arial" w:hAnsi="Arial" w:cs="Arial"/>
+        </w:rPr>
+      </w:pPr>
+      <w:r>
+        <w:rPr>
+          <w:rFonts w:ascii="Arial" w:hAnsi="Arial" w:cs="Arial"/>
+        </w:rPr>
+        <w:t>•</w:t>
+      </w:r>
+      <w:r>
+        <w:rPr>
+          <w:rFonts w:ascii="Arial" w:hAnsi="Arial" w:cs="Arial"/>
+        </w:rPr>
+        <w:t xml:space="preserve"> </w:t>
+      </w:r>
+      <w:r>
+        <w:rPr>
+          <w:rFonts w:ascii="Arial" w:hAnsi="Arial" w:cs="Arial"/>
+        </w:rPr>
+        <w:t>User Datagram Protocol</w:t>
       </w:r>
     </w:p>
     <w:p>
@@ -674,92 +1093,153 @@
         <w:rPr>
           <w:rFonts w:ascii="Arial" w:hAnsi="Arial" w:cs="Arial"/>
         </w:rPr>
-        <w:t xml:space="preserve">•web server </w:t>
-      </w:r>
-    </w:p>
-    <w:p>
-      <w:pPr>
-        <w:rPr>
-          <w:rFonts w:ascii="Arial" w:hAnsi="Arial" w:cs="Arial"/>
-        </w:rPr>
-      </w:pPr>
-      <w:r>
-        <w:rPr>
-          <w:rFonts w:ascii="Arial" w:hAnsi="Arial" w:cs="Arial"/>
-        </w:rPr>
-        <w:t>-is a computer program and/or the physical computer that hosts websites and delivers web pages to users over the internet.</w:t>
-      </w:r>
-    </w:p>
-    <w:p>
-      <w:pPr>
-        <w:rPr>
-          <w:rFonts w:ascii="Arial" w:hAnsi="Arial" w:cs="Arial"/>
-        </w:rPr>
-      </w:pPr>
-      <w:r>
-        <w:rPr>
-          <w:rFonts w:ascii="Arial" w:hAnsi="Arial" w:cs="Arial"/>
-        </w:rPr>
-        <w:t>•Website</w:t>
-      </w:r>
-    </w:p>
-    <w:p>
-      <w:pPr>
-        <w:rPr>
-          <w:rFonts w:ascii="Arial" w:hAnsi="Arial" w:cs="Arial"/>
-        </w:rPr>
-      </w:pPr>
-      <w:r>
-        <w:rPr>
-          <w:rFonts w:ascii="Arial" w:hAnsi="Arial" w:cs="Arial"/>
-        </w:rPr>
-        <w:t>-A group of World Wide Web pages usually containing hyperlinks to each other and made available online by an individual, company, educational institution, government, or organization</w:t>
-      </w:r>
-    </w:p>
-    <w:p>
-      <w:pPr>
-        <w:rPr>
-          <w:rFonts w:ascii="Arial" w:hAnsi="Arial" w:cs="Arial"/>
-        </w:rPr>
-      </w:pPr>
-      <w:r>
-        <w:rPr>
-          <w:rFonts w:ascii="Arial" w:hAnsi="Arial" w:cs="Arial"/>
-        </w:rPr>
-        <w:t xml:space="preserve">•WebSocket </w:t>
-      </w:r>
-    </w:p>
-    <w:p>
-      <w:pPr>
-        <w:rPr>
-          <w:rFonts w:ascii="Arial" w:hAnsi="Arial" w:cs="Arial"/>
-        </w:rPr>
-      </w:pPr>
-      <w:r>
-        <w:rPr>
-          <w:rFonts w:ascii="Arial" w:hAnsi="Arial" w:cs="Arial"/>
-        </w:rPr>
-        <w:t xml:space="preserve">- a communications protocol that enables two endpoints -- typically a client and a server -to establish a persistent, bidirectional, full duplex TCP connection between them. The protocol's goal is to provide a method for browser-based applications to carry out two-way communications without needing to open </w:t>
-      </w:r>
+        <w:t>•</w:t>
+      </w:r>
+      <w:r>
+        <w:rPr>
+          <w:rFonts w:ascii="Arial" w:hAnsi="Arial" w:cs="Arial"/>
+        </w:rPr>
+        <w:t xml:space="preserve"> </w:t>
+      </w:r>
+      <w:r>
+        <w:rPr>
+          <w:rFonts w:ascii="Arial" w:hAnsi="Arial" w:cs="Arial"/>
+        </w:rPr>
+        <w:t xml:space="preserve">web server </w:t>
+      </w:r>
+    </w:p>
+    <w:p>
+      <w:pPr>
+        <w:rPr>
+          <w:rFonts w:ascii="Arial" w:hAnsi="Arial" w:cs="Arial"/>
+        </w:rPr>
+      </w:pPr>
+      <w:r>
+        <w:rPr>
+          <w:rFonts w:ascii="Arial" w:hAnsi="Arial" w:cs="Arial"/>
+        </w:rPr>
+        <w:t>-</w:t>
+      </w:r>
+      <w:r>
+        <w:rPr>
+          <w:rFonts w:ascii="Arial" w:hAnsi="Arial" w:cs="Arial"/>
+        </w:rPr>
+        <w:t xml:space="preserve"> </w:t>
+      </w:r>
+      <w:r>
+        <w:rPr>
+          <w:rFonts w:ascii="Arial" w:hAnsi="Arial" w:cs="Arial"/>
+        </w:rPr>
+        <w:t>is a computer program and/or the physical computer that hosts websites and delivers web pages to users over the internet.</w:t>
+      </w:r>
+    </w:p>
+    <w:p>
+      <w:pPr>
+        <w:rPr>
+          <w:rFonts w:ascii="Arial" w:hAnsi="Arial" w:cs="Arial"/>
+        </w:rPr>
+      </w:pPr>
+      <w:r>
+        <w:rPr>
+          <w:rFonts w:ascii="Arial" w:hAnsi="Arial" w:cs="Arial"/>
+        </w:rPr>
+        <w:t>•</w:t>
+      </w:r>
+      <w:r>
+        <w:rPr>
+          <w:rFonts w:ascii="Arial" w:hAnsi="Arial" w:cs="Arial"/>
+        </w:rPr>
+        <w:t xml:space="preserve"> </w:t>
+      </w:r>
+      <w:r>
+        <w:rPr>
+          <w:rFonts w:ascii="Arial" w:hAnsi="Arial" w:cs="Arial"/>
+        </w:rPr>
+        <w:t>Website</w:t>
+      </w:r>
+    </w:p>
+    <w:p>
+      <w:pPr>
+        <w:rPr>
+          <w:rFonts w:ascii="Arial" w:hAnsi="Arial" w:cs="Arial"/>
+        </w:rPr>
+      </w:pPr>
+      <w:r>
+        <w:rPr>
+          <w:rFonts w:ascii="Arial" w:hAnsi="Arial" w:cs="Arial"/>
+        </w:rPr>
+        <w:t>- group of World Wide Web pages usually containing hyperlinks to each other and made available online by an individual, company, educational institution, government, or organization</w:t>
+      </w:r>
+    </w:p>
+    <w:p>
+      <w:pPr>
+        <w:rPr>
+          <w:rFonts w:ascii="Arial" w:hAnsi="Arial" w:cs="Arial"/>
+        </w:rPr>
+      </w:pPr>
+      <w:r>
+        <w:rPr>
+          <w:rFonts w:ascii="Arial" w:hAnsi="Arial" w:cs="Arial"/>
+        </w:rPr>
+        <w:t>•</w:t>
+      </w:r>
+      <w:r>
+        <w:rPr>
+          <w:rFonts w:ascii="Arial" w:hAnsi="Arial" w:cs="Arial"/>
+        </w:rPr>
+        <w:t xml:space="preserve"> </w:t>
+      </w:r>
+      <w:r>
+        <w:rPr>
+          <w:rFonts w:ascii="Arial" w:hAnsi="Arial" w:cs="Arial"/>
+        </w:rPr>
+        <w:t xml:space="preserve">WebSocket </w:t>
+      </w:r>
+    </w:p>
+    <w:p>
+      <w:pPr>
+        <w:rPr>
+          <w:rFonts w:ascii="Arial" w:hAnsi="Arial" w:cs="Arial"/>
+        </w:rPr>
+      </w:pPr>
+      <w:r>
+        <w:rPr>
+          <w:rFonts w:ascii="Arial" w:hAnsi="Arial" w:cs="Arial"/>
+        </w:rPr>
+        <w:t>- a communications protocol that enables two endpoints -- typically a client and a server -to establish a persistent, bidirectional, full duplex TCP connection between them. The protocol's goal is to provide a method for browser-based applications to carry out two-way communications without needing to open multiple HTTP connections. For this reason, a WebSocket connection is typically between a web browser and a web server, although it.</w:t>
+      </w:r>
+    </w:p>
+    <w:p>
+      <w:pPr>
+        <w:rPr>
+          <w:rFonts w:ascii="Arial" w:hAnsi="Arial" w:cs="Arial"/>
+        </w:rPr>
+      </w:pPr>
+    </w:p>
+    <w:p>
+      <w:pPr>
+        <w:rPr>
+          <w:rFonts w:ascii="Arial" w:hAnsi="Arial" w:cs="Arial"/>
+        </w:rPr>
+      </w:pPr>
       <w:r>
         <w:rPr>
           <w:rFonts w:ascii="Arial" w:hAnsi="Arial" w:cs="Arial"/>
         </w:rPr>
         <w:lastRenderedPageBreak/>
-        <w:t>multiple HTTP connections. For this reason, a WebSocket connection is typically between a web browser and a web server, although it.</w:t>
-      </w:r>
-    </w:p>
-    <w:p>
-      <w:pPr>
-        <w:rPr>
-          <w:rFonts w:ascii="Arial" w:hAnsi="Arial" w:cs="Arial"/>
-        </w:rPr>
-      </w:pPr>
-      <w:r>
-        <w:rPr>
-          <w:rFonts w:ascii="Arial" w:hAnsi="Arial" w:cs="Arial"/>
-        </w:rPr>
-        <w:t>•WebView</w:t>
+        <w:t>•</w:t>
+      </w:r>
+      <w:r>
+        <w:rPr>
+          <w:rFonts w:ascii="Arial" w:hAnsi="Arial" w:cs="Arial"/>
+        </w:rPr>
+        <w:t xml:space="preserve"> </w:t>
+      </w:r>
+      <w:r>
+        <w:rPr>
+          <w:rFonts w:ascii="Arial" w:hAnsi="Arial" w:cs="Arial"/>
+        </w:rPr>
+        <w:t>WebView</w:t>
       </w:r>
     </w:p>
     <w:p>
@@ -785,14 +1265,38 @@
         <w:rPr>
           <w:rFonts w:ascii="Arial" w:hAnsi="Arial" w:cs="Arial"/>
         </w:rPr>
-        <w:t xml:space="preserve">•windows </w:t>
+        <w:t>•</w:t>
+      </w:r>
+      <w:r>
+        <w:rPr>
+          <w:rFonts w:ascii="Arial" w:hAnsi="Arial" w:cs="Arial"/>
+        </w:rPr>
+        <w:t xml:space="preserve"> </w:t>
+      </w:r>
+      <w:r>
+        <w:rPr>
+          <w:rFonts w:ascii="Arial" w:hAnsi="Arial" w:cs="Arial"/>
+        </w:rPr>
+        <w:t xml:space="preserve">windows </w:t>
       </w:r>
       <w:r>
         <w:rPr>
           <w:rFonts w:ascii="Arial" w:hAnsi="Arial" w:cs="Arial"/>
         </w:rPr>
         <w:br/>
-        <w:t>-refer to rectangular areas on a computer screen that display the output of and allow input to a specific program or part of a program. They are a fundamental part of graphical user interfaces (GUIs) and are managed by a windowing system.</w:t>
+        <w:t>-</w:t>
+      </w:r>
+      <w:r>
+        <w:rPr>
+          <w:rFonts w:ascii="Arial" w:hAnsi="Arial" w:cs="Arial"/>
+        </w:rPr>
+        <w:t xml:space="preserve"> </w:t>
+      </w:r>
+      <w:r>
+        <w:rPr>
+          <w:rFonts w:ascii="Arial" w:hAnsi="Arial" w:cs="Arial"/>
+        </w:rPr>
+        <w:t>refer to rectangular areas on a computer screen that display the output of and allow input to a specific program or part of a program. They are a fundamental part of graphical user interfaces (GUIs) and are managed by a windowing system.</w:t>
       </w:r>
     </w:p>
     <w:sectPr>
@@ -1409,7 +1913,6 @@
   <w:style w:type="character" w:default="1" w:styleId="DefaultParagraphFont">
     <w:name w:val="Default Paragraph Font"/>
     <w:uiPriority w:val="1"/>
-    <w:semiHidden/>
     <w:unhideWhenUsed/>
   </w:style>
   <w:style w:type="table" w:default="1" w:styleId="TableNormal">

--- a/SHS/Glossary.docx
+++ b/SHS/Glossary.docx
@@ -1300,13 +1300,118 @@
       </w:r>
     </w:p>
     <w:sectPr>
+      <w:headerReference w:type="default" r:id="rId6"/>
       <w:pgSz w:w="12240" w:h="15840"/>
       <w:pgMar w:top="1440" w:right="1440" w:bottom="1440" w:left="2160" w:header="706" w:footer="706" w:gutter="0"/>
+      <w:pgNumType w:start="36"/>
       <w:cols w:space="708"/>
       <w:docGrid w:linePitch="360"/>
     </w:sectPr>
   </w:body>
 </w:document>
+</file>
+
+<file path=word/endnotes.xml><?xml version="1.0" encoding="utf-8"?>
+<w:endnotes xmlns:wpc="http://schemas.microsoft.com/office/word/2010/wordprocessingCanvas" xmlns:cx="http://schemas.microsoft.com/office/drawing/2014/chartex" xmlns:cx1="http://schemas.microsoft.com/office/drawing/2015/9/8/chartex" xmlns:cx2="http://schemas.microsoft.com/office/drawing/2015/10/21/chartex" xmlns:cx3="http://schemas.microsoft.com/office/drawing/2016/5/9/chartex" xmlns:cx4="http://schemas.microsoft.com/office/drawing/2016/5/10/chartex" xmlns:cx5="http://schemas.microsoft.com/office/drawing/2016/5/11/chartex" xmlns:cx6="http://schemas.microsoft.com/office/drawing/2016/5/12/chartex" xmlns:cx7="http://schemas.microsoft.com/office/drawing/2016/5/13/chartex" xmlns:cx8="http://schemas.microsoft.com/office/drawing/2016/5/14/chartex" xmlns:mc="http://schemas.openxmlformats.org/markup-compatibility/2006" xmlns:aink="http://schemas.microsoft.com/office/drawing/2016/ink" xmlns:am3d="http://schemas.microsoft.com/office/drawing/2017/model3d" xmlns:o="urn:schemas-microsoft-com:office:office" xmlns:oel="http://schemas.microsoft.com/office/2019/extlst" xmlns:r="http://schemas.openxmlformats.org/officeDocument/2006/relationships" xmlns:m="http://schemas.openxmlformats.org/officeDocument/2006/math" xmlns:v="urn:schemas-microsoft-com:vml" xmlns:wp14="http://schemas.microsoft.com/office/word/2010/wordprocessingDrawing" xmlns:wp="http://schemas.openxmlformats.org/drawingml/2006/wordprocessingDrawing" xmlns:w10="urn:schemas-microsoft-com:office:word" xmlns:w="http://schemas.openxmlformats.org/wordprocessingml/2006/main" xmlns:w14="http://schemas.microsoft.com/office/word/2010/wordml" xmlns:w15="http://schemas.microsoft.com/office/word/2012/wordml" xmlns:w16cex="http://schemas.microsoft.com/office/word/2018/wordml/cex" xmlns:w16cid="http://schemas.microsoft.com/office/word/2016/wordml/cid" xmlns:w16="http://schemas.microsoft.com/office/word/2018/wordml" xmlns:w16du="http://schemas.microsoft.com/office/word/2023/wordml/word16du" xmlns:w16sdtdh="http://schemas.microsoft.com/office/word/2020/wordml/sdtdatahash" xmlns:w16sdtfl="http://schemas.microsoft.com/office/word/2024/wordml/sdtformatlock" xmlns:w16se="http://schemas.microsoft.com/office/word/2015/wordml/symex" xmlns:wpg="http://schemas.microsoft.com/office/word/2010/wordprocessingGroup" xmlns:wpi="http://schemas.microsoft.com/office/word/2010/wordprocessingInk" xmlns:wne="http://schemas.microsoft.com/office/word/2006/wordml" xmlns:wps="http://schemas.microsoft.com/office/word/2010/wordprocessingShape" mc:Ignorable="w14 w15 w16se w16cid w16 w16cex w16sdtdh w16sdtfl w16du wp14">
+  <w:endnote w:type="separator" w:id="-1">
+    <w:p>
+      <w:pPr>
+        <w:spacing w:after="0" w:line="240" w:lineRule="auto"/>
+      </w:pPr>
+      <w:r>
+        <w:separator/>
+      </w:r>
+    </w:p>
+  </w:endnote>
+  <w:endnote w:type="continuationSeparator" w:id="0">
+    <w:p>
+      <w:pPr>
+        <w:spacing w:after="0" w:line="240" w:lineRule="auto"/>
+      </w:pPr>
+      <w:r>
+        <w:continuationSeparator/>
+      </w:r>
+    </w:p>
+  </w:endnote>
+</w:endnotes>
+</file>
+
+<file path=word/footnotes.xml><?xml version="1.0" encoding="utf-8"?>
+<w:footnotes xmlns:wpc="http://schemas.microsoft.com/office/word/2010/wordprocessingCanvas" xmlns:cx="http://schemas.microsoft.com/office/drawing/2014/chartex" xmlns:cx1="http://schemas.microsoft.com/office/drawing/2015/9/8/chartex" xmlns:cx2="http://schemas.microsoft.com/office/drawing/2015/10/21/chartex" xmlns:cx3="http://schemas.microsoft.com/office/drawing/2016/5/9/chartex" xmlns:cx4="http://schemas.microsoft.com/office/drawing/2016/5/10/chartex" xmlns:cx5="http://schemas.microsoft.com/office/drawing/2016/5/11/chartex" xmlns:cx6="http://schemas.microsoft.com/office/drawing/2016/5/12/chartex" xmlns:cx7="http://schemas.microsoft.com/office/drawing/2016/5/13/chartex" xmlns:cx8="http://schemas.microsoft.com/office/drawing/2016/5/14/chartex" xmlns:mc="http://schemas.openxmlformats.org/markup-compatibility/2006" xmlns:aink="http://schemas.microsoft.com/office/drawing/2016/ink" xmlns:am3d="http://schemas.microsoft.com/office/drawing/2017/model3d" xmlns:o="urn:schemas-microsoft-com:office:office" xmlns:oel="http://schemas.microsoft.com/office/2019/extlst" xmlns:r="http://schemas.openxmlformats.org/officeDocument/2006/relationships" xmlns:m="http://schemas.openxmlformats.org/officeDocument/2006/math" xmlns:v="urn:schemas-microsoft-com:vml" xmlns:wp14="http://schemas.microsoft.com/office/word/2010/wordprocessingDrawing" xmlns:wp="http://schemas.openxmlformats.org/drawingml/2006/wordprocessingDrawing" xmlns:w10="urn:schemas-microsoft-com:office:word" xmlns:w="http://schemas.openxmlformats.org/wordprocessingml/2006/main" xmlns:w14="http://schemas.microsoft.com/office/word/2010/wordml" xmlns:w15="http://schemas.microsoft.com/office/word/2012/wordml" xmlns:w16cex="http://schemas.microsoft.com/office/word/2018/wordml/cex" xmlns:w16cid="http://schemas.microsoft.com/office/word/2016/wordml/cid" xmlns:w16="http://schemas.microsoft.com/office/word/2018/wordml" xmlns:w16du="http://schemas.microsoft.com/office/word/2023/wordml/word16du" xmlns:w16sdtdh="http://schemas.microsoft.com/office/word/2020/wordml/sdtdatahash" xmlns:w16sdtfl="http://schemas.microsoft.com/office/word/2024/wordml/sdtformatlock" xmlns:w16se="http://schemas.microsoft.com/office/word/2015/wordml/symex" xmlns:wpg="http://schemas.microsoft.com/office/word/2010/wordprocessingGroup" xmlns:wpi="http://schemas.microsoft.com/office/word/2010/wordprocessingInk" xmlns:wne="http://schemas.microsoft.com/office/word/2006/wordml" xmlns:wps="http://schemas.microsoft.com/office/word/2010/wordprocessingShape" mc:Ignorable="w14 w15 w16se w16cid w16 w16cex w16sdtdh w16sdtfl w16du wp14">
+  <w:footnote w:type="separator" w:id="-1">
+    <w:p>
+      <w:pPr>
+        <w:spacing w:after="0" w:line="240" w:lineRule="auto"/>
+      </w:pPr>
+      <w:r>
+        <w:separator/>
+      </w:r>
+    </w:p>
+  </w:footnote>
+  <w:footnote w:type="continuationSeparator" w:id="0">
+    <w:p>
+      <w:pPr>
+        <w:spacing w:after="0" w:line="240" w:lineRule="auto"/>
+      </w:pPr>
+      <w:r>
+        <w:continuationSeparator/>
+      </w:r>
+    </w:p>
+  </w:footnote>
+</w:footnotes>
+</file>
+
+<file path=word/header1.xml><?xml version="1.0" encoding="utf-8"?>
+<w:hdr xmlns:wpc="http://schemas.microsoft.com/office/word/2010/wordprocessingCanvas" xmlns:cx="http://schemas.microsoft.com/office/drawing/2014/chartex" xmlns:cx1="http://schemas.microsoft.com/office/drawing/2015/9/8/chartex" xmlns:cx2="http://schemas.microsoft.com/office/drawing/2015/10/21/chartex" xmlns:cx3="http://schemas.microsoft.com/office/drawing/2016/5/9/chartex" xmlns:cx4="http://schemas.microsoft.com/office/drawing/2016/5/10/chartex" xmlns:cx5="http://schemas.microsoft.com/office/drawing/2016/5/11/chartex" xmlns:cx6="http://schemas.microsoft.com/office/drawing/2016/5/12/chartex" xmlns:cx7="http://schemas.microsoft.com/office/drawing/2016/5/13/chartex" xmlns:cx8="http://schemas.microsoft.com/office/drawing/2016/5/14/chartex" xmlns:mc="http://schemas.openxmlformats.org/markup-compatibility/2006" xmlns:aink="http://schemas.microsoft.com/office/drawing/2016/ink" xmlns:am3d="http://schemas.microsoft.com/office/drawing/2017/model3d" xmlns:o="urn:schemas-microsoft-com:office:office" xmlns:oel="http://schemas.microsoft.com/office/2019/extlst" xmlns:r="http://schemas.openxmlformats.org/officeDocument/2006/relationships" xmlns:m="http://schemas.openxmlformats.org/officeDocument/2006/math" xmlns:v="urn:schemas-microsoft-com:vml" xmlns:wp14="http://schemas.microsoft.com/office/word/2010/wordprocessingDrawing" xmlns:wp="http://schemas.openxmlformats.org/drawingml/2006/wordprocessingDrawing" xmlns:w10="urn:schemas-microsoft-com:office:word" xmlns:w="http://schemas.openxmlformats.org/wordprocessingml/2006/main" xmlns:w14="http://schemas.microsoft.com/office/word/2010/wordml" xmlns:w15="http://schemas.microsoft.com/office/word/2012/wordml" xmlns:w16cex="http://schemas.microsoft.com/office/word/2018/wordml/cex" xmlns:w16cid="http://schemas.microsoft.com/office/word/2016/wordml/cid" xmlns:w16="http://schemas.microsoft.com/office/word/2018/wordml" xmlns:w16du="http://schemas.microsoft.com/office/word/2023/wordml/word16du" xmlns:w16sdtdh="http://schemas.microsoft.com/office/word/2020/wordml/sdtdatahash" xmlns:w16sdtfl="http://schemas.microsoft.com/office/word/2024/wordml/sdtformatlock" xmlns:w16se="http://schemas.microsoft.com/office/word/2015/wordml/symex" xmlns:wpg="http://schemas.microsoft.com/office/word/2010/wordprocessingGroup" xmlns:wpi="http://schemas.microsoft.com/office/word/2010/wordprocessingInk" xmlns:wne="http://schemas.microsoft.com/office/word/2006/wordml" xmlns:wps="http://schemas.microsoft.com/office/word/2010/wordprocessingShape" mc:Ignorable="w14 w15 w16se w16cid w16 w16cex w16sdtdh w16sdtfl w16du wp14">
+  <w:sdt>
+    <w:sdtPr>
+      <w:id w:val="665514410"/>
+      <w:docPartObj>
+        <w:docPartGallery w:val="Page Numbers (Top of Page)"/>
+        <w:docPartUnique/>
+      </w:docPartObj>
+    </w:sdtPr>
+    <w:sdtEndPr>
+      <w:rPr>
+        <w:noProof/>
+      </w:rPr>
+    </w:sdtEndPr>
+    <w:sdtContent>
+      <w:p>
+        <w:pPr>
+          <w:pStyle w:val="Header"/>
+          <w:jc w:val="right"/>
+        </w:pPr>
+        <w:r>
+          <w:fldChar w:fldCharType="begin"/>
+        </w:r>
+        <w:r>
+          <w:instrText xml:space="preserve"> PAGE   \* MERGEFORMAT </w:instrText>
+        </w:r>
+        <w:r>
+          <w:fldChar w:fldCharType="separate"/>
+        </w:r>
+        <w:r>
+          <w:rPr>
+            <w:noProof/>
+          </w:rPr>
+          <w:t>2</w:t>
+        </w:r>
+        <w:r>
+          <w:rPr>
+            <w:noProof/>
+          </w:rPr>
+          <w:fldChar w:fldCharType="end"/>
+        </w:r>
+      </w:p>
+    </w:sdtContent>
+  </w:sdt>
+  <w:p>
+    <w:pPr>
+      <w:pStyle w:val="Header"/>
+    </w:pPr>
+  </w:p>
+</w:hdr>
 </file>
 
 <file path=word/styles.xml><?xml version="1.0" encoding="utf-8"?>
@@ -1913,6 +2018,7 @@
   <w:style w:type="character" w:default="1" w:styleId="DefaultParagraphFont">
     <w:name w:val="Default Paragraph Font"/>
     <w:uiPriority w:val="1"/>
+    <w:semiHidden/>
     <w:unhideWhenUsed/>
   </w:style>
   <w:style w:type="table" w:default="1" w:styleId="TableNormal">
@@ -2225,6 +2331,50 @@
       <w:color w:val="0F4761" w:themeColor="accent1" w:themeShade="BF"/>
       <w:spacing w:val="5"/>
     </w:rPr>
+  </w:style>
+  <w:style w:type="paragraph" w:styleId="Header">
+    <w:name w:val="header"/>
+    <w:basedOn w:val="Normal"/>
+    <w:link w:val="HeaderChar"/>
+    <w:uiPriority w:val="99"/>
+    <w:unhideWhenUsed/>
+    <w:rsid w:val="00516C65"/>
+    <w:pPr>
+      <w:tabs>
+        <w:tab w:val="center" w:pos="4419"/>
+        <w:tab w:val="right" w:pos="8838"/>
+      </w:tabs>
+      <w:spacing w:after="0" w:line="240" w:lineRule="auto"/>
+    </w:pPr>
+  </w:style>
+  <w:style w:type="character" w:customStyle="1" w:styleId="HeaderChar">
+    <w:name w:val="Header Char"/>
+    <w:basedOn w:val="DefaultParagraphFont"/>
+    <w:link w:val="Header"/>
+    <w:uiPriority w:val="99"/>
+    <w:rsid w:val="00516C65"/>
+  </w:style>
+  <w:style w:type="paragraph" w:styleId="Footer">
+    <w:name w:val="footer"/>
+    <w:basedOn w:val="Normal"/>
+    <w:link w:val="FooterChar"/>
+    <w:uiPriority w:val="99"/>
+    <w:unhideWhenUsed/>
+    <w:rsid w:val="00516C65"/>
+    <w:pPr>
+      <w:tabs>
+        <w:tab w:val="center" w:pos="4419"/>
+        <w:tab w:val="right" w:pos="8838"/>
+      </w:tabs>
+      <w:spacing w:after="0" w:line="240" w:lineRule="auto"/>
+    </w:pPr>
+  </w:style>
+  <w:style w:type="character" w:customStyle="1" w:styleId="FooterChar">
+    <w:name w:val="Footer Char"/>
+    <w:basedOn w:val="DefaultParagraphFont"/>
+    <w:link w:val="Footer"/>
+    <w:uiPriority w:val="99"/>
+    <w:rsid w:val="00516C65"/>
   </w:style>
 </w:styles>
 </file>

--- a/SHS/Glossary.docx
+++ b/SHS/Glossary.docx
@@ -55,7 +55,19 @@
         <w:rPr>
           <w:rFonts w:ascii="Arial" w:hAnsi="Arial" w:cs="Arial"/>
         </w:rPr>
-        <w:t>- is open-source mobile development framework that allows developers to build mobile applications using web technologies like HTML, CSS, and JavaScript</w:t>
+        <w:t xml:space="preserve">- </w:t>
+      </w:r>
+      <w:r>
+        <w:rPr>
+          <w:rFonts w:ascii="Arial" w:hAnsi="Arial" w:cs="Arial"/>
+        </w:rPr>
+        <w:t>a</w:t>
+      </w:r>
+      <w:r>
+        <w:rPr>
+          <w:rFonts w:ascii="Arial" w:hAnsi="Arial" w:cs="Arial"/>
+        </w:rPr>
+        <w:t xml:space="preserve"> framework that allows developers to build mobile applications using HTML, CSS, and JavaScript</w:t>
       </w:r>
     </w:p>
     <w:p>
@@ -80,8 +92,32 @@
         <w:rPr>
           <w:rFonts w:ascii="Arial" w:hAnsi="Arial" w:cs="Arial"/>
         </w:rPr>
+        <w:t>Application Programming Interface</w:t>
+      </w:r>
+      <w:r>
+        <w:rPr>
+          <w:rFonts w:ascii="Arial" w:hAnsi="Arial" w:cs="Arial"/>
+        </w:rPr>
+        <w:t xml:space="preserve"> </w:t>
+      </w:r>
+      <w:r>
+        <w:rPr>
+          <w:rFonts w:ascii="Arial" w:hAnsi="Arial" w:cs="Arial"/>
+        </w:rPr>
+        <w:t>(</w:t>
+      </w:r>
+      <w:r>
+        <w:rPr>
+          <w:rFonts w:ascii="Arial" w:hAnsi="Arial" w:cs="Arial"/>
+        </w:rPr>
         <w:t>API</w:t>
       </w:r>
+      <w:r>
+        <w:rPr>
+          <w:rFonts w:ascii="Arial" w:hAnsi="Arial" w:cs="Arial"/>
+        </w:rPr>
+        <w:t>)</w:t>
+      </w:r>
     </w:p>
     <w:p>
       <w:pPr>
@@ -105,7 +141,37 @@
         <w:rPr>
           <w:rFonts w:ascii="Arial" w:hAnsi="Arial" w:cs="Arial"/>
         </w:rPr>
-        <w:t xml:space="preserve">API stands for Application Programming Interface. In the context of APIs, the word Application refers to any software with a distinct function. Interface can be thought of as a contract of service between two applications. </w:t>
+        <w:t>the bridge</w:t>
+      </w:r>
+      <w:r>
+        <w:rPr>
+          <w:rFonts w:ascii="Arial" w:hAnsi="Arial" w:cs="Arial"/>
+        </w:rPr>
+        <w:t xml:space="preserve"> managing the interactions</w:t>
+      </w:r>
+      <w:r>
+        <w:rPr>
+          <w:rFonts w:ascii="Arial" w:hAnsi="Arial" w:cs="Arial"/>
+        </w:rPr>
+        <w:t xml:space="preserve"> between the </w:t>
+      </w:r>
+      <w:r>
+        <w:rPr>
+          <w:rFonts w:ascii="Arial" w:hAnsi="Arial" w:cs="Arial"/>
+        </w:rPr>
+        <w:t>software</w:t>
+      </w:r>
+      <w:r>
+        <w:rPr>
+          <w:rFonts w:ascii="Arial" w:hAnsi="Arial" w:cs="Arial"/>
+        </w:rPr>
+        <w:t xml:space="preserve"> and the device</w:t>
+      </w:r>
+      <w:r>
+        <w:rPr>
+          <w:rFonts w:ascii="Arial" w:hAnsi="Arial" w:cs="Arial"/>
+        </w:rPr>
+        <w:t xml:space="preserve">. </w:t>
       </w:r>
     </w:p>
     <w:p>
@@ -167,7 +233,49 @@
         <w:rPr>
           <w:rFonts w:ascii="Arial" w:hAnsi="Arial" w:cs="Arial"/>
         </w:rPr>
-        <w:t>- is a style sheet language used for specifying the presentation and styling of a document written in a markup language such as HTML or XML. CSS is a cornerstone technology of the World Wide Web, alongside HTML and JavaScript.</w:t>
+        <w:t>-</w:t>
+      </w:r>
+      <w:r>
+        <w:rPr>
+          <w:rFonts w:ascii="Arial" w:hAnsi="Arial" w:cs="Arial"/>
+        </w:rPr>
+        <w:t xml:space="preserve"> </w:t>
+      </w:r>
+      <w:r>
+        <w:rPr>
+          <w:rFonts w:ascii="Arial" w:hAnsi="Arial" w:cs="Arial"/>
+        </w:rPr>
+        <w:t xml:space="preserve">the standard style sheet programming </w:t>
+      </w:r>
+      <w:r>
+        <w:rPr>
+          <w:rFonts w:ascii="Arial" w:hAnsi="Arial" w:cs="Arial"/>
+        </w:rPr>
+        <w:t xml:space="preserve">language used for </w:t>
+      </w:r>
+      <w:r>
+        <w:rPr>
+          <w:rFonts w:ascii="Arial" w:hAnsi="Arial" w:cs="Arial"/>
+        </w:rPr>
+        <w:t>styling</w:t>
+      </w:r>
+      <w:r>
+        <w:rPr>
+          <w:rFonts w:ascii="Arial" w:hAnsi="Arial" w:cs="Arial"/>
+        </w:rPr>
+        <w:t xml:space="preserve"> document</w:t>
+      </w:r>
+      <w:r>
+        <w:rPr>
+          <w:rFonts w:ascii="Arial" w:hAnsi="Arial" w:cs="Arial"/>
+        </w:rPr>
+        <w:t>s</w:t>
+      </w:r>
+      <w:r>
+        <w:rPr>
+          <w:rFonts w:ascii="Arial" w:hAnsi="Arial" w:cs="Arial"/>
+        </w:rPr>
+        <w:t xml:space="preserve"> written in a markup language such as HTML or XML.</w:t>
       </w:r>
     </w:p>
     <w:p>
@@ -192,7 +300,13 @@
         <w:rPr>
           <w:rFonts w:ascii="Arial" w:hAnsi="Arial" w:cs="Arial"/>
         </w:rPr>
-        <w:t>Cordova File plugin</w:t>
+        <w:t xml:space="preserve">Chrome </w:t>
+      </w:r>
+      <w:r>
+        <w:rPr>
+          <w:rFonts w:ascii="Arial" w:hAnsi="Arial" w:cs="Arial"/>
+        </w:rPr>
+        <w:t>DevTools</w:t>
       </w:r>
     </w:p>
     <w:p>
@@ -211,13 +325,13 @@
         <w:rPr>
           <w:rFonts w:ascii="Arial" w:hAnsi="Arial" w:cs="Arial"/>
         </w:rPr>
-        <w:t xml:space="preserve"> </w:t>
-      </w:r>
-      <w:r>
-        <w:rPr>
-          <w:rFonts w:ascii="Arial" w:hAnsi="Arial" w:cs="Arial"/>
-        </w:rPr>
-        <w:t>provides JavaScript interfaces to access files on a device, allowing read/write access to files residing on the device</w:t>
+        <w:t xml:space="preserve"> set of tools used to debug, monitor, and test websites and web applications</w:t>
+      </w:r>
+      <w:r>
+        <w:rPr>
+          <w:rFonts w:ascii="Arial" w:hAnsi="Arial" w:cs="Arial"/>
+        </w:rPr>
+        <w:t>.</w:t>
       </w:r>
     </w:p>
     <w:p>
@@ -242,16 +356,8 @@
         <w:rPr>
           <w:rFonts w:ascii="Arial" w:hAnsi="Arial" w:cs="Arial"/>
         </w:rPr>
-        <w:t xml:space="preserve">Chrome </w:t>
-      </w:r>
-      <w:proofErr w:type="spellStart"/>
-      <w:r>
-        <w:rPr>
-          <w:rFonts w:ascii="Arial" w:hAnsi="Arial" w:cs="Arial"/>
-        </w:rPr>
-        <w:t>DevTools</w:t>
-      </w:r>
-      <w:proofErr w:type="spellEnd"/>
+        <w:t>Electron</w:t>
+      </w:r>
     </w:p>
     <w:p>
       <w:pPr>
@@ -275,7 +381,31 @@
         <w:rPr>
           <w:rFonts w:ascii="Arial" w:hAnsi="Arial" w:cs="Arial"/>
         </w:rPr>
-        <w:t>short for developer tools, refers to a suite of software components or browser-based features that web developers use to inspect, debug, and test their websites and web applications.</w:t>
+        <w:t xml:space="preserve">a framework that </w:t>
+      </w:r>
+      <w:r>
+        <w:rPr>
+          <w:rFonts w:ascii="Arial" w:hAnsi="Arial" w:cs="Arial"/>
+        </w:rPr>
+        <w:t>allows</w:t>
+      </w:r>
+      <w:r>
+        <w:rPr>
+          <w:rFonts w:ascii="Arial" w:hAnsi="Arial" w:cs="Arial"/>
+        </w:rPr>
+        <w:t xml:space="preserve"> developers to build cross-platform desktop applications using</w:t>
+      </w:r>
+      <w:r>
+        <w:rPr>
+          <w:rFonts w:ascii="Arial" w:hAnsi="Arial" w:cs="Arial"/>
+        </w:rPr>
+        <w:t xml:space="preserve"> </w:t>
+      </w:r>
+      <w:r>
+        <w:rPr>
+          <w:rFonts w:ascii="Arial" w:hAnsi="Arial" w:cs="Arial"/>
+        </w:rPr>
+        <w:t>JavaScript, HTML, and CSS.</w:t>
       </w:r>
     </w:p>
     <w:p>
@@ -300,7 +430,99 @@
         <w:rPr>
           <w:rFonts w:ascii="Arial" w:hAnsi="Arial" w:cs="Arial"/>
         </w:rPr>
-        <w:t xml:space="preserve">Electron </w:t>
+        <w:t xml:space="preserve">Gradle </w:t>
+      </w:r>
+    </w:p>
+    <w:p>
+      <w:pPr>
+        <w:rPr>
+          <w:rFonts w:ascii="Arial" w:hAnsi="Arial" w:cs="Arial"/>
+        </w:rPr>
+      </w:pPr>
+      <w:r>
+        <w:rPr>
+          <w:rFonts w:ascii="Arial" w:hAnsi="Arial" w:cs="Arial"/>
+        </w:rPr>
+        <w:t>- a</w:t>
+      </w:r>
+      <w:r>
+        <w:rPr>
+          <w:rFonts w:ascii="Arial" w:hAnsi="Arial" w:cs="Arial"/>
+        </w:rPr>
+        <w:t xml:space="preserve"> </w:t>
+      </w:r>
+      <w:r>
+        <w:rPr>
+          <w:rFonts w:ascii="Arial" w:hAnsi="Arial" w:cs="Arial"/>
+        </w:rPr>
+        <w:t xml:space="preserve">tool used in </w:t>
+      </w:r>
+      <w:r>
+        <w:rPr>
+          <w:rFonts w:ascii="Arial" w:hAnsi="Arial" w:cs="Arial"/>
+        </w:rPr>
+        <w:t>Android</w:t>
+      </w:r>
+      <w:r>
+        <w:rPr>
+          <w:rFonts w:ascii="Arial" w:hAnsi="Arial" w:cs="Arial"/>
+        </w:rPr>
+        <w:t xml:space="preserve"> development to build, test, and deploy applications</w:t>
+      </w:r>
+      <w:r>
+        <w:rPr>
+          <w:rFonts w:ascii="Arial" w:hAnsi="Arial" w:cs="Arial"/>
+        </w:rPr>
+        <w:t>.</w:t>
+      </w:r>
+    </w:p>
+    <w:p>
+      <w:pPr>
+        <w:rPr>
+          <w:rFonts w:ascii="Arial" w:hAnsi="Arial" w:cs="Arial"/>
+        </w:rPr>
+      </w:pPr>
+      <w:r>
+        <w:rPr>
+          <w:rFonts w:ascii="Arial" w:hAnsi="Arial" w:cs="Arial"/>
+        </w:rPr>
+        <w:t>•</w:t>
+      </w:r>
+      <w:r>
+        <w:rPr>
+          <w:rFonts w:ascii="Arial" w:hAnsi="Arial" w:cs="Arial"/>
+        </w:rPr>
+        <w:t xml:space="preserve"> </w:t>
+      </w:r>
+      <w:r>
+        <w:rPr>
+          <w:rFonts w:ascii="Arial" w:hAnsi="Arial" w:cs="Arial"/>
+        </w:rPr>
+        <w:t>Hypertext Markup Language</w:t>
+      </w:r>
+      <w:r>
+        <w:rPr>
+          <w:rFonts w:ascii="Arial" w:hAnsi="Arial" w:cs="Arial"/>
+        </w:rPr>
+        <w:t xml:space="preserve"> </w:t>
+      </w:r>
+      <w:r>
+        <w:rPr>
+          <w:rFonts w:ascii="Arial" w:hAnsi="Arial" w:cs="Arial"/>
+        </w:rPr>
+        <w:t>(</w:t>
+      </w:r>
+      <w:r>
+        <w:rPr>
+          <w:rFonts w:ascii="Arial" w:hAnsi="Arial" w:cs="Arial"/>
+        </w:rPr>
+        <w:t>HTML</w:t>
+      </w:r>
+      <w:r>
+        <w:rPr>
+          <w:rFonts w:ascii="Arial" w:hAnsi="Arial" w:cs="Arial"/>
+        </w:rPr>
+        <w:t>)</w:t>
       </w:r>
     </w:p>
     <w:p>
@@ -319,13 +541,25 @@
         <w:rPr>
           <w:rFonts w:ascii="Arial" w:hAnsi="Arial" w:cs="Arial"/>
         </w:rPr>
-        <w:t xml:space="preserve"> i</w:t>
-      </w:r>
-      <w:r>
-        <w:rPr>
-          <w:rFonts w:ascii="Arial" w:hAnsi="Arial" w:cs="Arial"/>
-        </w:rPr>
-        <w:t>s a framework that enables developers to build cross-platform desktop applications using web technologies like JavaScript, HTML, and CSS.</w:t>
+        <w:t xml:space="preserve"> </w:t>
+      </w:r>
+      <w:r>
+        <w:rPr>
+          <w:rFonts w:ascii="Arial" w:hAnsi="Arial" w:cs="Arial"/>
+        </w:rPr>
+        <w:t>the standard markup</w:t>
+      </w:r>
+      <w:r>
+        <w:rPr>
+          <w:rFonts w:ascii="Arial" w:hAnsi="Arial" w:cs="Arial"/>
+        </w:rPr>
+        <w:t xml:space="preserve"> programming</w:t>
+      </w:r>
+      <w:r>
+        <w:rPr>
+          <w:rFonts w:ascii="Arial" w:hAnsi="Arial" w:cs="Arial"/>
+        </w:rPr>
+        <w:t xml:space="preserve"> language for creating web pages.</w:t>
       </w:r>
     </w:p>
     <w:p>
@@ -350,20 +584,174 @@
         <w:rPr>
           <w:rFonts w:ascii="Arial" w:hAnsi="Arial" w:cs="Arial"/>
         </w:rPr>
-        <w:t xml:space="preserve">Gradle </w:t>
-      </w:r>
-    </w:p>
-    <w:p>
-      <w:pPr>
-        <w:rPr>
-          <w:rFonts w:ascii="Arial" w:hAnsi="Arial" w:cs="Arial"/>
-        </w:rPr>
-      </w:pPr>
-      <w:r>
-        <w:rPr>
-          <w:rFonts w:ascii="Arial" w:hAnsi="Arial" w:cs="Arial"/>
-        </w:rPr>
-        <w:t>- a powerful automation tool used in software development to build, test, and deploy applications</w:t>
+        <w:t>Java</w:t>
+      </w:r>
+    </w:p>
+    <w:p>
+      <w:pPr>
+        <w:rPr>
+          <w:rFonts w:ascii="Arial" w:hAnsi="Arial" w:cs="Arial"/>
+        </w:rPr>
+      </w:pPr>
+      <w:r>
+        <w:rPr>
+          <w:rFonts w:ascii="Arial" w:hAnsi="Arial" w:cs="Arial"/>
+        </w:rPr>
+        <w:t xml:space="preserve">- a </w:t>
+      </w:r>
+      <w:r>
+        <w:rPr>
+          <w:rFonts w:ascii="Arial" w:hAnsi="Arial" w:cs="Arial"/>
+        </w:rPr>
+        <w:t>widely used</w:t>
+      </w:r>
+      <w:r>
+        <w:rPr>
+          <w:rFonts w:ascii="Arial" w:hAnsi="Arial" w:cs="Arial"/>
+        </w:rPr>
+        <w:t xml:space="preserve"> programming language </w:t>
+      </w:r>
+      <w:r>
+        <w:rPr>
+          <w:rFonts w:ascii="Arial" w:hAnsi="Arial" w:cs="Arial"/>
+        </w:rPr>
+        <w:t>in making</w:t>
+      </w:r>
+      <w:r>
+        <w:rPr>
+          <w:rFonts w:ascii="Arial" w:hAnsi="Arial" w:cs="Arial"/>
+        </w:rPr>
+        <w:t xml:space="preserve"> applications.</w:t>
+      </w:r>
+    </w:p>
+    <w:p>
+      <w:pPr>
+        <w:rPr>
+          <w:rFonts w:ascii="Arial" w:hAnsi="Arial" w:cs="Arial"/>
+        </w:rPr>
+      </w:pPr>
+      <w:r>
+        <w:rPr>
+          <w:rFonts w:ascii="Arial" w:hAnsi="Arial" w:cs="Arial"/>
+        </w:rPr>
+        <w:t>•</w:t>
+      </w:r>
+      <w:r>
+        <w:rPr>
+          <w:rFonts w:ascii="Arial" w:hAnsi="Arial" w:cs="Arial"/>
+        </w:rPr>
+        <w:t xml:space="preserve"> </w:t>
+      </w:r>
+      <w:r>
+        <w:rPr>
+          <w:rFonts w:ascii="Arial" w:hAnsi="Arial" w:cs="Arial"/>
+        </w:rPr>
+        <w:t xml:space="preserve">Java Development Kit (JDK) </w:t>
+      </w:r>
+    </w:p>
+    <w:p>
+      <w:pPr>
+        <w:rPr>
+          <w:rFonts w:ascii="Arial" w:hAnsi="Arial" w:cs="Arial"/>
+        </w:rPr>
+      </w:pPr>
+      <w:r>
+        <w:rPr>
+          <w:rFonts w:ascii="Arial" w:hAnsi="Arial" w:cs="Arial"/>
+        </w:rPr>
+        <w:t>-</w:t>
+      </w:r>
+      <w:r>
+        <w:rPr>
+          <w:rFonts w:ascii="Arial" w:hAnsi="Arial" w:cs="Arial"/>
+        </w:rPr>
+        <w:t xml:space="preserve"> </w:t>
+      </w:r>
+      <w:r>
+        <w:rPr>
+          <w:rFonts w:ascii="Arial" w:hAnsi="Arial" w:cs="Arial"/>
+        </w:rPr>
+        <w:t>a</w:t>
+      </w:r>
+      <w:r>
+        <w:rPr>
+          <w:rFonts w:ascii="Arial" w:hAnsi="Arial" w:cs="Arial"/>
+        </w:rPr>
+        <w:t xml:space="preserve">n </w:t>
+      </w:r>
+      <w:r>
+        <w:rPr>
+          <w:rFonts w:ascii="Arial" w:hAnsi="Arial" w:cs="Arial"/>
+        </w:rPr>
+        <w:t>SDK provid</w:t>
+      </w:r>
+      <w:r>
+        <w:rPr>
+          <w:rFonts w:ascii="Arial" w:hAnsi="Arial" w:cs="Arial"/>
+        </w:rPr>
+        <w:t>ing</w:t>
+      </w:r>
+      <w:r>
+        <w:rPr>
+          <w:rFonts w:ascii="Arial" w:hAnsi="Arial" w:cs="Arial"/>
+        </w:rPr>
+        <w:t xml:space="preserve"> tools and libraries for creating, compiling, and deploying Java-based applications</w:t>
+      </w:r>
+    </w:p>
+    <w:p>
+      <w:pPr>
+        <w:rPr>
+          <w:rFonts w:ascii="Arial" w:hAnsi="Arial" w:cs="Arial"/>
+        </w:rPr>
+      </w:pPr>
+      <w:r>
+        <w:rPr>
+          <w:rFonts w:ascii="Arial" w:hAnsi="Arial" w:cs="Arial"/>
+        </w:rPr>
+        <w:t>•</w:t>
+      </w:r>
+      <w:r>
+        <w:rPr>
+          <w:rFonts w:ascii="Arial" w:hAnsi="Arial" w:cs="Arial"/>
+        </w:rPr>
+        <w:t xml:space="preserve"> </w:t>
+      </w:r>
+      <w:r>
+        <w:rPr>
+          <w:rFonts w:ascii="Arial" w:hAnsi="Arial" w:cs="Arial"/>
+        </w:rPr>
+        <w:t xml:space="preserve">JavaScript </w:t>
+      </w:r>
+    </w:p>
+    <w:p>
+      <w:pPr>
+        <w:rPr>
+          <w:rFonts w:ascii="Arial" w:hAnsi="Arial" w:cs="Arial"/>
+        </w:rPr>
+      </w:pPr>
+      <w:r>
+        <w:rPr>
+          <w:rFonts w:ascii="Arial" w:hAnsi="Arial" w:cs="Arial"/>
+        </w:rPr>
+        <w:t xml:space="preserve">- a programming language </w:t>
+      </w:r>
+      <w:r>
+        <w:rPr>
+          <w:rFonts w:ascii="Arial" w:hAnsi="Arial" w:cs="Arial"/>
+        </w:rPr>
+        <w:t xml:space="preserve">allowing more functionality to </w:t>
+      </w:r>
+      <w:r>
+        <w:rPr>
+          <w:rFonts w:ascii="Arial" w:hAnsi="Arial" w:cs="Arial"/>
+        </w:rPr>
+        <w:t>web</w:t>
+      </w:r>
+      <w:r>
+        <w:rPr>
+          <w:rFonts w:ascii="Arial" w:hAnsi="Arial" w:cs="Arial"/>
+        </w:rPr>
+        <w:t>sites and web apps</w:t>
       </w:r>
       <w:r>
         <w:rPr>
@@ -371,6 +759,18 @@
         </w:rPr>
         <w:t>.</w:t>
       </w:r>
+      <w:r>
+        <w:rPr>
+          <w:rFonts w:ascii="Arial" w:hAnsi="Arial" w:cs="Arial"/>
+        </w:rPr>
+        <w:t xml:space="preserve"> </w:t>
+      </w:r>
+      <w:r>
+        <w:rPr>
+          <w:rFonts w:ascii="Arial" w:hAnsi="Arial" w:cs="Arial"/>
+        </w:rPr>
+        <w:t>Different from Java.</w:t>
+      </w:r>
     </w:p>
     <w:p>
       <w:pPr>
@@ -394,7 +794,7 @@
         <w:rPr>
           <w:rFonts w:ascii="Arial" w:hAnsi="Arial" w:cs="Arial"/>
         </w:rPr>
-        <w:t>HTML</w:t>
+        <w:t xml:space="preserve">Node.js </w:t>
       </w:r>
     </w:p>
     <w:p>
@@ -419,513 +819,26 @@
         <w:rPr>
           <w:rFonts w:ascii="Arial" w:hAnsi="Arial" w:cs="Arial"/>
         </w:rPr>
-        <w:t>which stands for Hypertext Markup Language, is the standard markup language for creating web pages.</w:t>
-      </w:r>
-    </w:p>
-    <w:p>
-      <w:pPr>
-        <w:rPr>
-          <w:rFonts w:ascii="Arial" w:hAnsi="Arial" w:cs="Arial"/>
-        </w:rPr>
-      </w:pPr>
-      <w:r>
-        <w:rPr>
-          <w:rFonts w:ascii="Arial" w:hAnsi="Arial" w:cs="Arial"/>
-        </w:rPr>
-        <w:t>•</w:t>
-      </w:r>
-      <w:r>
-        <w:rPr>
-          <w:rFonts w:ascii="Arial" w:hAnsi="Arial" w:cs="Arial"/>
-        </w:rPr>
-        <w:t xml:space="preserve"> </w:t>
-      </w:r>
-      <w:r>
-        <w:rPr>
-          <w:rFonts w:ascii="Arial" w:hAnsi="Arial" w:cs="Arial"/>
-        </w:rPr>
-        <w:t xml:space="preserve">IP Address </w:t>
-      </w:r>
-    </w:p>
-    <w:p>
-      <w:pPr>
-        <w:rPr>
-          <w:rFonts w:ascii="Arial" w:hAnsi="Arial" w:cs="Arial"/>
-        </w:rPr>
-      </w:pPr>
-      <w:r>
-        <w:rPr>
-          <w:rFonts w:ascii="Arial" w:hAnsi="Arial" w:cs="Arial"/>
-        </w:rPr>
-        <w:t xml:space="preserve">- </w:t>
-      </w:r>
-      <w:r>
-        <w:rPr>
-          <w:rFonts w:ascii="Arial" w:hAnsi="Arial" w:cs="Arial"/>
-        </w:rPr>
         <w:t>a</w:t>
       </w:r>
       <w:r>
         <w:rPr>
           <w:rFonts w:ascii="Arial" w:hAnsi="Arial" w:cs="Arial"/>
         </w:rPr>
-        <w:t>n Internet Protocol (IP) address is the unique identifying number assigned to every device connected to the internet.</w:t>
-      </w:r>
-    </w:p>
-    <w:p>
-      <w:pPr>
-        <w:rPr>
-          <w:rFonts w:ascii="Arial" w:hAnsi="Arial" w:cs="Arial"/>
-        </w:rPr>
-      </w:pPr>
-      <w:r>
-        <w:rPr>
-          <w:rFonts w:ascii="Arial" w:hAnsi="Arial" w:cs="Arial"/>
-        </w:rPr>
-        <w:lastRenderedPageBreak/>
-        <w:t>•IP Port</w:t>
-      </w:r>
-    </w:p>
-    <w:p>
-      <w:pPr>
-        <w:rPr>
-          <w:rFonts w:ascii="Arial" w:hAnsi="Arial" w:cs="Arial"/>
-        </w:rPr>
-      </w:pPr>
-      <w:r>
-        <w:rPr>
-          <w:rFonts w:ascii="Arial" w:hAnsi="Arial" w:cs="Arial"/>
-        </w:rPr>
-        <w:t>-</w:t>
-      </w:r>
-      <w:r>
-        <w:rPr>
-          <w:rFonts w:ascii="Arial" w:hAnsi="Arial" w:cs="Arial"/>
-        </w:rPr>
-        <w:t xml:space="preserve"> </w:t>
-      </w:r>
-      <w:r>
-        <w:rPr>
-          <w:rFonts w:ascii="Arial" w:hAnsi="Arial" w:cs="Arial"/>
-        </w:rPr>
-        <w:t>port number identifies a specific application or service on that device.</w:t>
-      </w:r>
-    </w:p>
-    <w:p>
-      <w:pPr>
-        <w:rPr>
-          <w:rFonts w:ascii="Arial" w:hAnsi="Arial" w:cs="Arial"/>
-        </w:rPr>
-      </w:pPr>
-      <w:r>
-        <w:rPr>
-          <w:rFonts w:ascii="Arial" w:hAnsi="Arial" w:cs="Arial"/>
-        </w:rPr>
-        <w:t>•</w:t>
-      </w:r>
-      <w:r>
-        <w:rPr>
-          <w:rFonts w:ascii="Arial" w:hAnsi="Arial" w:cs="Arial"/>
-        </w:rPr>
-        <w:t xml:space="preserve"> </w:t>
-      </w:r>
-      <w:r>
-        <w:rPr>
-          <w:rFonts w:ascii="Arial" w:hAnsi="Arial" w:cs="Arial"/>
-        </w:rPr>
-        <w:t>Java</w:t>
-      </w:r>
-    </w:p>
-    <w:p>
-      <w:pPr>
-        <w:rPr>
-          <w:rFonts w:ascii="Arial" w:hAnsi="Arial" w:cs="Arial"/>
-        </w:rPr>
-      </w:pPr>
-      <w:r>
-        <w:rPr>
-          <w:rFonts w:ascii="Arial" w:hAnsi="Arial" w:cs="Arial"/>
-        </w:rPr>
-        <w:t xml:space="preserve">- is a </w:t>
-      </w:r>
-      <w:r>
-        <w:rPr>
-          <w:rFonts w:ascii="Arial" w:hAnsi="Arial" w:cs="Arial"/>
-        </w:rPr>
-        <w:t>widely used</w:t>
-      </w:r>
-      <w:r>
-        <w:rPr>
-          <w:rFonts w:ascii="Arial" w:hAnsi="Arial" w:cs="Arial"/>
-        </w:rPr>
-        <w:t xml:space="preserve"> programming language for coding web applications. It has been a popular choice among developers for over two decades, with millions of Java applications in use today. Java is a multi-platform, object-oriented, and network-centric language that can be used as a </w:t>
-      </w:r>
-      <w:proofErr w:type="gramStart"/>
-      <w:r>
-        <w:rPr>
-          <w:rFonts w:ascii="Arial" w:hAnsi="Arial" w:cs="Arial"/>
-        </w:rPr>
-        <w:t>platform in itself</w:t>
-      </w:r>
-      <w:proofErr w:type="gramEnd"/>
-      <w:r>
-        <w:rPr>
-          <w:rFonts w:ascii="Arial" w:hAnsi="Arial" w:cs="Arial"/>
-        </w:rPr>
-        <w:t>. It is a fast, secure, reliable programming language for coding everything from mobile apps and enterprise software to big data applications and server-side technologies.</w:t>
-      </w:r>
-    </w:p>
-    <w:p>
-      <w:pPr>
-        <w:rPr>
-          <w:rFonts w:ascii="Arial" w:hAnsi="Arial" w:cs="Arial"/>
-        </w:rPr>
-      </w:pPr>
-      <w:r>
-        <w:rPr>
-          <w:rFonts w:ascii="Arial" w:hAnsi="Arial" w:cs="Arial"/>
-        </w:rPr>
-        <w:t>•</w:t>
-      </w:r>
-      <w:r>
-        <w:rPr>
-          <w:rFonts w:ascii="Arial" w:hAnsi="Arial" w:cs="Arial"/>
-        </w:rPr>
-        <w:t xml:space="preserve"> </w:t>
-      </w:r>
-      <w:r>
-        <w:rPr>
-          <w:rFonts w:ascii="Arial" w:hAnsi="Arial" w:cs="Arial"/>
-        </w:rPr>
-        <w:t xml:space="preserve">Java Development Kit (JDK) </w:t>
-      </w:r>
-    </w:p>
-    <w:p>
-      <w:pPr>
-        <w:rPr>
-          <w:rFonts w:ascii="Arial" w:hAnsi="Arial" w:cs="Arial"/>
-        </w:rPr>
-      </w:pPr>
-      <w:r>
-        <w:rPr>
-          <w:rFonts w:ascii="Arial" w:hAnsi="Arial" w:cs="Arial"/>
-        </w:rPr>
-        <w:t>-</w:t>
-      </w:r>
-      <w:r>
-        <w:rPr>
-          <w:rFonts w:ascii="Arial" w:hAnsi="Arial" w:cs="Arial"/>
-        </w:rPr>
-        <w:t xml:space="preserve"> </w:t>
-      </w:r>
-      <w:r>
-        <w:rPr>
-          <w:rFonts w:ascii="Arial" w:hAnsi="Arial" w:cs="Arial"/>
-        </w:rPr>
-        <w:t>is a software development kit (SDK) that provides tools and libraries for creating, compiling, and deploying Java-based applications</w:t>
-      </w:r>
-    </w:p>
-    <w:p>
-      <w:pPr>
-        <w:rPr>
-          <w:rFonts w:ascii="Arial" w:hAnsi="Arial" w:cs="Arial"/>
-        </w:rPr>
-      </w:pPr>
-      <w:r>
-        <w:rPr>
-          <w:rFonts w:ascii="Arial" w:hAnsi="Arial" w:cs="Arial"/>
-        </w:rPr>
-        <w:t>•</w:t>
-      </w:r>
-      <w:r>
-        <w:rPr>
-          <w:rFonts w:ascii="Arial" w:hAnsi="Arial" w:cs="Arial"/>
-        </w:rPr>
-        <w:t xml:space="preserve"> </w:t>
-      </w:r>
-      <w:r>
-        <w:rPr>
-          <w:rFonts w:ascii="Arial" w:hAnsi="Arial" w:cs="Arial"/>
-        </w:rPr>
-        <w:t xml:space="preserve">JavaScript </w:t>
-      </w:r>
-    </w:p>
-    <w:p>
-      <w:pPr>
-        <w:rPr>
-          <w:rFonts w:ascii="Arial" w:hAnsi="Arial" w:cs="Arial"/>
-        </w:rPr>
-      </w:pPr>
-      <w:r>
-        <w:rPr>
-          <w:rFonts w:ascii="Arial" w:hAnsi="Arial" w:cs="Arial"/>
-        </w:rPr>
-        <w:t>- a scripting or programming language that allows you to implement complex features on web pages</w:t>
-      </w:r>
-    </w:p>
-    <w:p>
-      <w:pPr>
-        <w:rPr>
-          <w:rFonts w:ascii="Arial" w:hAnsi="Arial" w:cs="Arial"/>
-        </w:rPr>
-      </w:pPr>
-      <w:r>
-        <w:rPr>
-          <w:rFonts w:ascii="Arial" w:hAnsi="Arial" w:cs="Arial"/>
-        </w:rPr>
-        <w:t>•</w:t>
-      </w:r>
-      <w:r>
-        <w:rPr>
-          <w:rFonts w:ascii="Arial" w:hAnsi="Arial" w:cs="Arial"/>
-        </w:rPr>
-        <w:t xml:space="preserve"> </w:t>
-      </w:r>
-      <w:r>
-        <w:rPr>
-          <w:rFonts w:ascii="Arial" w:hAnsi="Arial" w:cs="Arial"/>
-        </w:rPr>
-        <w:t xml:space="preserve">Node.js </w:t>
-      </w:r>
-    </w:p>
-    <w:p>
-      <w:pPr>
-        <w:rPr>
-          <w:rFonts w:ascii="Arial" w:hAnsi="Arial" w:cs="Arial"/>
-        </w:rPr>
-      </w:pPr>
-      <w:r>
-        <w:rPr>
-          <w:rFonts w:ascii="Arial" w:hAnsi="Arial" w:cs="Arial"/>
-        </w:rPr>
-        <w:t>-</w:t>
-      </w:r>
-      <w:r>
-        <w:rPr>
-          <w:rFonts w:ascii="Arial" w:hAnsi="Arial" w:cs="Arial"/>
-        </w:rPr>
-        <w:t xml:space="preserve"> </w:t>
-      </w:r>
-      <w:r>
-        <w:rPr>
-          <w:rFonts w:ascii="Arial" w:hAnsi="Arial" w:cs="Arial"/>
-        </w:rPr>
-        <w:t>is an open-source, cross-platform JavaScript runtime environment that allows JavaScript code to be executed outside of a web browser.</w:t>
-      </w:r>
-    </w:p>
-    <w:p>
-      <w:pPr>
-        <w:rPr>
-          <w:rFonts w:ascii="Arial" w:hAnsi="Arial" w:cs="Arial"/>
-        </w:rPr>
-      </w:pPr>
-      <w:r>
-        <w:rPr>
-          <w:rFonts w:ascii="Arial" w:hAnsi="Arial" w:cs="Arial"/>
-        </w:rPr>
-        <w:t>•</w:t>
-      </w:r>
-      <w:r>
-        <w:rPr>
-          <w:rFonts w:ascii="Arial" w:hAnsi="Arial" w:cs="Arial"/>
-        </w:rPr>
-        <w:t xml:space="preserve"> </w:t>
-      </w:r>
-      <w:r>
-        <w:rPr>
-          <w:rFonts w:ascii="Arial" w:hAnsi="Arial" w:cs="Arial"/>
-        </w:rPr>
-        <w:t>node.js</w:t>
-      </w:r>
-      <w:r>
-        <w:rPr>
-          <w:rFonts w:ascii="Arial" w:hAnsi="Arial" w:cs="Arial"/>
-        </w:rPr>
-        <w:t xml:space="preserve"> </w:t>
-      </w:r>
-      <w:r>
-        <w:rPr>
-          <w:rFonts w:ascii="Arial" w:hAnsi="Arial" w:cs="Arial"/>
-        </w:rPr>
-        <w:t>F</w:t>
-      </w:r>
-      <w:r>
-        <w:rPr>
-          <w:rFonts w:ascii="Arial" w:hAnsi="Arial" w:cs="Arial"/>
-        </w:rPr>
-        <w:t>S</w:t>
-      </w:r>
-    </w:p>
-    <w:p>
-      <w:pPr>
-        <w:rPr>
-          <w:rFonts w:ascii="Arial" w:hAnsi="Arial" w:cs="Arial"/>
-        </w:rPr>
-      </w:pPr>
-      <w:r>
-        <w:rPr>
-          <w:rFonts w:ascii="Arial" w:hAnsi="Arial" w:cs="Arial"/>
-        </w:rPr>
-        <w:t>-</w:t>
-      </w:r>
-      <w:r>
-        <w:rPr>
-          <w:rFonts w:ascii="Arial" w:hAnsi="Arial" w:cs="Arial"/>
-        </w:rPr>
-        <w:t xml:space="preserve"> </w:t>
-      </w:r>
-      <w:r>
-        <w:rPr>
-          <w:rFonts w:ascii="Arial" w:hAnsi="Arial" w:cs="Arial"/>
-        </w:rPr>
-        <w:t>It is a core, built-in module that provides an API for interacting with the operating system's file system.</w:t>
-      </w:r>
-    </w:p>
-    <w:p>
-      <w:pPr>
-        <w:rPr>
-          <w:rFonts w:ascii="Arial" w:hAnsi="Arial" w:cs="Arial"/>
-        </w:rPr>
-      </w:pPr>
-      <w:r>
-        <w:rPr>
-          <w:rFonts w:ascii="Arial" w:hAnsi="Arial" w:cs="Arial"/>
-        </w:rPr>
-        <w:t>•</w:t>
-      </w:r>
-      <w:r>
-        <w:rPr>
-          <w:rFonts w:ascii="Arial" w:hAnsi="Arial" w:cs="Arial"/>
-        </w:rPr>
-        <w:t xml:space="preserve"> </w:t>
-      </w:r>
-      <w:r>
-        <w:rPr>
-          <w:rFonts w:ascii="Arial" w:hAnsi="Arial" w:cs="Arial"/>
-        </w:rPr>
-        <w:t>NPM</w:t>
-      </w:r>
-    </w:p>
-    <w:p>
-      <w:pPr>
-        <w:rPr>
-          <w:rFonts w:ascii="Arial" w:hAnsi="Arial" w:cs="Arial"/>
-        </w:rPr>
-      </w:pPr>
-      <w:r>
-        <w:rPr>
-          <w:rFonts w:ascii="Arial" w:hAnsi="Arial" w:cs="Arial"/>
-        </w:rPr>
-        <w:t xml:space="preserve">- </w:t>
-      </w:r>
-      <w:r>
-        <w:rPr>
-          <w:rFonts w:ascii="Arial" w:hAnsi="Arial" w:cs="Arial"/>
-        </w:rPr>
-        <w:t>a package manager for the JavaScript programming language</w:t>
-      </w:r>
-    </w:p>
-    <w:p>
-      <w:pPr>
-        <w:rPr>
-          <w:rFonts w:ascii="Arial" w:hAnsi="Arial" w:cs="Arial"/>
-        </w:rPr>
-      </w:pPr>
-      <w:r>
-        <w:rPr>
-          <w:rFonts w:ascii="Arial" w:hAnsi="Arial" w:cs="Arial"/>
-        </w:rPr>
-        <w:t>•</w:t>
-      </w:r>
-      <w:r>
-        <w:rPr>
-          <w:rFonts w:ascii="Arial" w:hAnsi="Arial" w:cs="Arial"/>
-        </w:rPr>
-        <w:t xml:space="preserve"> </w:t>
-      </w:r>
-      <w:r>
-        <w:rPr>
-          <w:rFonts w:ascii="Arial" w:hAnsi="Arial" w:cs="Arial"/>
-        </w:rPr>
-        <w:t xml:space="preserve">web application (or web app) </w:t>
-      </w:r>
-    </w:p>
-    <w:p>
-      <w:pPr>
-        <w:rPr>
-          <w:rFonts w:ascii="Arial" w:hAnsi="Arial" w:cs="Arial"/>
-        </w:rPr>
-      </w:pPr>
-      <w:r>
-        <w:rPr>
-          <w:rFonts w:ascii="Arial" w:hAnsi="Arial" w:cs="Arial"/>
-        </w:rPr>
-        <w:t>-</w:t>
-      </w:r>
-      <w:r>
-        <w:rPr>
-          <w:rFonts w:ascii="Arial" w:hAnsi="Arial" w:cs="Arial"/>
-        </w:rPr>
-        <w:t xml:space="preserve"> </w:t>
-      </w:r>
-      <w:r>
-        <w:rPr>
-          <w:rFonts w:ascii="Arial" w:hAnsi="Arial" w:cs="Arial"/>
-        </w:rPr>
-        <w:t>is a software program stored on a remote server and accessed via a web browser over the internet</w:t>
-      </w:r>
-    </w:p>
-    <w:p>
-      <w:pPr>
-        <w:rPr>
-          <w:rFonts w:ascii="Arial" w:hAnsi="Arial" w:cs="Arial"/>
-        </w:rPr>
-      </w:pPr>
-      <w:r>
-        <w:rPr>
-          <w:rFonts w:ascii="Arial" w:hAnsi="Arial" w:cs="Arial"/>
-        </w:rPr>
-        <w:t>•</w:t>
-      </w:r>
-      <w:r>
-        <w:rPr>
-          <w:rFonts w:ascii="Arial" w:hAnsi="Arial" w:cs="Arial"/>
-        </w:rPr>
-        <w:t xml:space="preserve"> </w:t>
-      </w:r>
-      <w:r>
-        <w:rPr>
-          <w:rFonts w:ascii="Arial" w:hAnsi="Arial" w:cs="Arial"/>
-        </w:rPr>
-        <w:t>server</w:t>
-      </w:r>
-    </w:p>
-    <w:p>
-      <w:pPr>
-        <w:rPr>
-          <w:rFonts w:ascii="Arial" w:hAnsi="Arial" w:cs="Arial"/>
-        </w:rPr>
-      </w:pPr>
-      <w:r>
-        <w:rPr>
-          <w:rFonts w:ascii="Arial" w:hAnsi="Arial" w:cs="Arial"/>
-        </w:rPr>
-        <w:t>- is a computer program or device that provides a service to other computer programs (and their users), known as clients.</w:t>
-      </w:r>
-    </w:p>
-    <w:p>
-      <w:pPr>
-        <w:rPr>
-          <w:rFonts w:ascii="Arial" w:hAnsi="Arial" w:cs="Arial"/>
-        </w:rPr>
-      </w:pPr>
-    </w:p>
-    <w:p>
-      <w:pPr>
-        <w:rPr>
-          <w:rFonts w:ascii="Arial" w:hAnsi="Arial" w:cs="Arial"/>
-        </w:rPr>
-      </w:pPr>
+        <w:t xml:space="preserve"> runtime environment that allows JavaScript code to be executed outside web browser</w:t>
+      </w:r>
+      <w:r>
+        <w:rPr>
+          <w:rFonts w:ascii="Arial" w:hAnsi="Arial" w:cs="Arial"/>
+        </w:rPr>
+        <w:t>s</w:t>
+      </w:r>
+      <w:r>
+        <w:rPr>
+          <w:rFonts w:ascii="Arial" w:hAnsi="Arial" w:cs="Arial"/>
+        </w:rPr>
+        <w:t>.</w:t>
+      </w:r>
     </w:p>
     <w:p>
       <w:pPr>
@@ -950,6 +863,192 @@
         <w:rPr>
           <w:rFonts w:ascii="Arial" w:hAnsi="Arial" w:cs="Arial"/>
         </w:rPr>
+        <w:t>Node Package Manager</w:t>
+      </w:r>
+      <w:r>
+        <w:rPr>
+          <w:rFonts w:ascii="Arial" w:hAnsi="Arial" w:cs="Arial"/>
+        </w:rPr>
+        <w:t xml:space="preserve"> </w:t>
+      </w:r>
+      <w:r>
+        <w:rPr>
+          <w:rFonts w:ascii="Arial" w:hAnsi="Arial" w:cs="Arial"/>
+        </w:rPr>
+        <w:t xml:space="preserve">(npm) </w:t>
+      </w:r>
+    </w:p>
+    <w:p>
+      <w:pPr>
+        <w:rPr>
+          <w:rFonts w:ascii="Arial" w:hAnsi="Arial" w:cs="Arial"/>
+        </w:rPr>
+      </w:pPr>
+      <w:r>
+        <w:rPr>
+          <w:rFonts w:ascii="Arial" w:hAnsi="Arial" w:cs="Arial"/>
+        </w:rPr>
+        <w:t>-</w:t>
+      </w:r>
+      <w:r>
+        <w:rPr>
+          <w:rFonts w:ascii="Arial" w:hAnsi="Arial" w:cs="Arial"/>
+        </w:rPr>
+        <w:t xml:space="preserve"> abbreviation</w:t>
+      </w:r>
+      <w:r>
+        <w:rPr>
+          <w:rFonts w:ascii="Arial" w:hAnsi="Arial" w:cs="Arial"/>
+        </w:rPr>
+        <w:t xml:space="preserve"> </w:t>
+      </w:r>
+      <w:r>
+        <w:rPr>
+          <w:rFonts w:ascii="Arial" w:hAnsi="Arial" w:cs="Arial"/>
+        </w:rPr>
+        <w:t xml:space="preserve">is </w:t>
+      </w:r>
+      <w:r>
+        <w:rPr>
+          <w:rFonts w:ascii="Arial" w:hAnsi="Arial" w:cs="Arial"/>
+        </w:rPr>
+        <w:t xml:space="preserve">intentionally written in lowercase. Is </w:t>
+      </w:r>
+      <w:r>
+        <w:rPr>
+          <w:rFonts w:ascii="Arial" w:hAnsi="Arial" w:cs="Arial"/>
+        </w:rPr>
+        <w:t>a package manager f</w:t>
+      </w:r>
+      <w:r>
+        <w:rPr>
+          <w:rFonts w:ascii="Arial" w:hAnsi="Arial" w:cs="Arial"/>
+        </w:rPr>
+        <w:t>or Node.js.</w:t>
+      </w:r>
+    </w:p>
+    <w:p>
+      <w:pPr>
+        <w:rPr>
+          <w:rFonts w:ascii="Arial" w:hAnsi="Arial" w:cs="Arial"/>
+        </w:rPr>
+      </w:pPr>
+      <w:r>
+        <w:rPr>
+          <w:rFonts w:ascii="Arial" w:hAnsi="Arial" w:cs="Arial"/>
+        </w:rPr>
+        <w:t>•</w:t>
+      </w:r>
+      <w:r>
+        <w:rPr>
+          <w:rFonts w:ascii="Arial" w:hAnsi="Arial" w:cs="Arial"/>
+        </w:rPr>
+        <w:t xml:space="preserve"> </w:t>
+      </w:r>
+      <w:r>
+        <w:rPr>
+          <w:rFonts w:ascii="Arial" w:hAnsi="Arial" w:cs="Arial"/>
+        </w:rPr>
+        <w:t xml:space="preserve">web application (or web app) </w:t>
+      </w:r>
+    </w:p>
+    <w:p>
+      <w:pPr>
+        <w:rPr>
+          <w:rFonts w:ascii="Arial" w:hAnsi="Arial" w:cs="Arial"/>
+        </w:rPr>
+      </w:pPr>
+      <w:r>
+        <w:rPr>
+          <w:rFonts w:ascii="Arial" w:hAnsi="Arial" w:cs="Arial"/>
+        </w:rPr>
+        <w:t>-</w:t>
+      </w:r>
+      <w:r>
+        <w:rPr>
+          <w:rFonts w:ascii="Arial" w:hAnsi="Arial" w:cs="Arial"/>
+        </w:rPr>
+        <w:t xml:space="preserve"> </w:t>
+      </w:r>
+      <w:r>
+        <w:rPr>
+          <w:rFonts w:ascii="Arial" w:hAnsi="Arial" w:cs="Arial"/>
+        </w:rPr>
+        <w:t>a</w:t>
+      </w:r>
+      <w:r>
+        <w:rPr>
+          <w:rFonts w:ascii="Arial" w:hAnsi="Arial" w:cs="Arial"/>
+        </w:rPr>
+        <w:t>n application made with web technologies like HTML, CSS, JavaScript.</w:t>
+      </w:r>
+    </w:p>
+    <w:p>
+      <w:pPr>
+        <w:rPr>
+          <w:rFonts w:ascii="Arial" w:hAnsi="Arial" w:cs="Arial"/>
+        </w:rPr>
+      </w:pPr>
+      <w:r>
+        <w:rPr>
+          <w:rFonts w:ascii="Arial" w:hAnsi="Arial" w:cs="Arial"/>
+        </w:rPr>
+        <w:t>•</w:t>
+      </w:r>
+      <w:r>
+        <w:rPr>
+          <w:rFonts w:ascii="Arial" w:hAnsi="Arial" w:cs="Arial"/>
+        </w:rPr>
+        <w:t xml:space="preserve"> </w:t>
+      </w:r>
+      <w:r>
+        <w:rPr>
+          <w:rFonts w:ascii="Arial" w:hAnsi="Arial" w:cs="Arial"/>
+        </w:rPr>
+        <w:t>server</w:t>
+      </w:r>
+    </w:p>
+    <w:p>
+      <w:pPr>
+        <w:rPr>
+          <w:rFonts w:ascii="Arial" w:hAnsi="Arial" w:cs="Arial"/>
+        </w:rPr>
+      </w:pPr>
+      <w:r>
+        <w:rPr>
+          <w:rFonts w:ascii="Arial" w:hAnsi="Arial" w:cs="Arial"/>
+        </w:rPr>
+        <w:t xml:space="preserve">- a </w:t>
+      </w:r>
+      <w:r>
+        <w:rPr>
+          <w:rFonts w:ascii="Arial" w:hAnsi="Arial" w:cs="Arial"/>
+        </w:rPr>
+        <w:t>system that provides and/or manages data between other devices known as clients.</w:t>
+      </w:r>
+    </w:p>
+    <w:p>
+      <w:pPr>
+        <w:rPr>
+          <w:rFonts w:ascii="Arial" w:hAnsi="Arial" w:cs="Arial"/>
+        </w:rPr>
+      </w:pPr>
+      <w:r>
+        <w:rPr>
+          <w:rFonts w:ascii="Arial" w:hAnsi="Arial" w:cs="Arial"/>
+        </w:rPr>
+        <w:t>•</w:t>
+      </w:r>
+      <w:r>
+        <w:rPr>
+          <w:rFonts w:ascii="Arial" w:hAnsi="Arial" w:cs="Arial"/>
+        </w:rPr>
+        <w:t xml:space="preserve"> </w:t>
+      </w:r>
+      <w:r>
+        <w:rPr>
+          <w:rFonts w:ascii="Arial" w:hAnsi="Arial" w:cs="Arial"/>
+        </w:rPr>
         <w:t>Software Development Kit (SDK)</w:t>
       </w:r>
     </w:p>
@@ -963,7 +1062,19 @@
         <w:rPr>
           <w:rFonts w:ascii="Arial" w:hAnsi="Arial" w:cs="Arial"/>
         </w:rPr>
-        <w:t>- is a collection of tools and resources provided by hardware and software vendors to help developers build applications for a specific platform or system.</w:t>
+        <w:t xml:space="preserve">- a collection of tools and resources provided by hardware and software vendors to help developers build </w:t>
+      </w:r>
+      <w:r>
+        <w:rPr>
+          <w:rFonts w:ascii="Arial" w:hAnsi="Arial" w:cs="Arial"/>
+        </w:rPr>
+        <w:t>software</w:t>
+      </w:r>
+      <w:r>
+        <w:rPr>
+          <w:rFonts w:ascii="Arial" w:hAnsi="Arial" w:cs="Arial"/>
+        </w:rPr>
+        <w:t>.</w:t>
       </w:r>
     </w:p>
     <w:p>
@@ -1001,26 +1112,158 @@
         <w:rPr>
           <w:rFonts w:ascii="Arial" w:hAnsi="Arial" w:cs="Arial"/>
         </w:rPr>
-        <w:t>- is a communications standard that enables application programs and computing devices to exchange messages over a network. It is designed to send packets across the internet and ensure the successful delivery of data and messages over networks.</w:t>
-      </w:r>
-      <w:r>
-        <w:rPr>
-          <w:rFonts w:ascii="Arial" w:hAnsi="Arial" w:cs="Arial"/>
-        </w:rPr>
-        <w:t xml:space="preserve"> </w:t>
-      </w:r>
-    </w:p>
-    <w:p>
-      <w:pPr>
-        <w:rPr>
-          <w:rFonts w:ascii="Arial" w:hAnsi="Arial" w:cs="Arial"/>
-        </w:rPr>
-      </w:pPr>
-      <w:r>
-        <w:rPr>
-          <w:rFonts w:ascii="Arial" w:hAnsi="Arial" w:cs="Arial"/>
-        </w:rPr>
-        <w:t xml:space="preserve">•UI and UX, </w:t>
+        <w:t>- a communications standard enabl</w:t>
+      </w:r>
+      <w:r>
+        <w:rPr>
+          <w:rFonts w:ascii="Arial" w:hAnsi="Arial" w:cs="Arial"/>
+        </w:rPr>
+        <w:t xml:space="preserve">ing </w:t>
+      </w:r>
+      <w:r>
+        <w:rPr>
+          <w:rFonts w:ascii="Arial" w:hAnsi="Arial" w:cs="Arial"/>
+        </w:rPr>
+        <w:t xml:space="preserve">exchange </w:t>
+      </w:r>
+      <w:r>
+        <w:rPr>
+          <w:rFonts w:ascii="Arial" w:hAnsi="Arial" w:cs="Arial"/>
+        </w:rPr>
+        <w:t xml:space="preserve">of </w:t>
+      </w:r>
+      <w:r>
+        <w:rPr>
+          <w:rFonts w:ascii="Arial" w:hAnsi="Arial" w:cs="Arial"/>
+        </w:rPr>
+        <w:t xml:space="preserve">messages over a network. </w:t>
+      </w:r>
+      <w:r>
+        <w:rPr>
+          <w:rFonts w:ascii="Arial" w:hAnsi="Arial" w:cs="Arial"/>
+        </w:rPr>
+        <w:t>Des</w:t>
+      </w:r>
+      <w:r>
+        <w:rPr>
+          <w:rFonts w:ascii="Arial" w:hAnsi="Arial" w:cs="Arial"/>
+        </w:rPr>
+        <w:t xml:space="preserve">igned to send </w:t>
+      </w:r>
+      <w:r>
+        <w:rPr>
+          <w:rFonts w:ascii="Arial" w:hAnsi="Arial" w:cs="Arial"/>
+        </w:rPr>
+        <w:t>data while</w:t>
+      </w:r>
+      <w:r>
+        <w:rPr>
+          <w:rFonts w:ascii="Arial" w:hAnsi="Arial" w:cs="Arial"/>
+        </w:rPr>
+        <w:t xml:space="preserve"> ensur</w:t>
+      </w:r>
+      <w:r>
+        <w:rPr>
+          <w:rFonts w:ascii="Arial" w:hAnsi="Arial" w:cs="Arial"/>
+        </w:rPr>
+        <w:t xml:space="preserve">ing its </w:t>
+      </w:r>
+      <w:r>
+        <w:rPr>
+          <w:rFonts w:ascii="Arial" w:hAnsi="Arial" w:cs="Arial"/>
+        </w:rPr>
+        <w:t>successful delivery.</w:t>
+      </w:r>
+      <w:r>
+        <w:rPr>
+          <w:rFonts w:ascii="Arial" w:hAnsi="Arial" w:cs="Arial"/>
+        </w:rPr>
+        <w:t xml:space="preserve"> </w:t>
+      </w:r>
+    </w:p>
+    <w:p>
+      <w:pPr>
+        <w:rPr>
+          <w:rFonts w:ascii="Arial" w:hAnsi="Arial" w:cs="Arial"/>
+        </w:rPr>
+      </w:pPr>
+      <w:r>
+        <w:rPr>
+          <w:rFonts w:ascii="Arial" w:hAnsi="Arial" w:cs="Arial"/>
+        </w:rPr>
+        <w:t>•</w:t>
+      </w:r>
+      <w:r>
+        <w:rPr>
+          <w:rFonts w:ascii="Arial" w:hAnsi="Arial" w:cs="Arial"/>
+        </w:rPr>
+        <w:t xml:space="preserve"> </w:t>
+      </w:r>
+      <w:r>
+        <w:rPr>
+          <w:rFonts w:ascii="Arial" w:hAnsi="Arial" w:cs="Arial"/>
+        </w:rPr>
+        <w:t>User Interface</w:t>
+      </w:r>
+      <w:r>
+        <w:rPr>
+          <w:rFonts w:ascii="Arial" w:hAnsi="Arial" w:cs="Arial"/>
+        </w:rPr>
+        <w:t xml:space="preserve"> </w:t>
+      </w:r>
+      <w:r>
+        <w:rPr>
+          <w:rFonts w:ascii="Arial" w:hAnsi="Arial" w:cs="Arial"/>
+        </w:rPr>
+        <w:t>(</w:t>
+      </w:r>
+      <w:r>
+        <w:rPr>
+          <w:rFonts w:ascii="Arial" w:hAnsi="Arial" w:cs="Arial"/>
+        </w:rPr>
+        <w:t>UI</w:t>
+      </w:r>
+      <w:r>
+        <w:rPr>
+          <w:rFonts w:ascii="Arial" w:hAnsi="Arial" w:cs="Arial"/>
+        </w:rPr>
+        <w:t>)</w:t>
+      </w:r>
+      <w:r>
+        <w:rPr>
+          <w:rFonts w:ascii="Arial" w:hAnsi="Arial" w:cs="Arial"/>
+        </w:rPr>
+        <w:t xml:space="preserve"> and </w:t>
+      </w:r>
+      <w:r>
+        <w:rPr>
+          <w:rFonts w:ascii="Arial" w:hAnsi="Arial" w:cs="Arial"/>
+        </w:rPr>
+        <w:t xml:space="preserve">User Experience </w:t>
+      </w:r>
+      <w:r>
+        <w:rPr>
+          <w:rFonts w:ascii="Arial" w:hAnsi="Arial" w:cs="Arial"/>
+        </w:rPr>
+        <w:t>(</w:t>
+      </w:r>
+      <w:r>
+        <w:rPr>
+          <w:rFonts w:ascii="Arial" w:hAnsi="Arial" w:cs="Arial"/>
+        </w:rPr>
+        <w:t>UX</w:t>
+      </w:r>
+      <w:r>
+        <w:rPr>
+          <w:rFonts w:ascii="Arial" w:hAnsi="Arial" w:cs="Arial"/>
+        </w:rPr>
+        <w:t>)</w:t>
+      </w:r>
+      <w:r>
+        <w:rPr>
+          <w:rFonts w:ascii="Arial" w:hAnsi="Arial" w:cs="Arial"/>
+        </w:rPr>
+        <w:t xml:space="preserve">, </w:t>
       </w:r>
     </w:p>
     <w:p>
@@ -1042,7 +1285,19 @@
         <w:rPr>
           <w:rFonts w:ascii="Arial" w:hAnsi="Arial" w:cs="Arial"/>
         </w:rPr>
-        <w:t>which stand for User Interface and User Experience respectively are two closely related but distinct aspects of product design, particularly in the digital realm. UI design focuses on the visual elements and how users interact with them, while UX design encompasses the entire user journey and how they feel about their experience with a product</w:t>
+        <w:t>UI design focuses on the visual elements and how users interact with them</w:t>
+      </w:r>
+      <w:r>
+        <w:rPr>
+          <w:rFonts w:ascii="Arial" w:hAnsi="Arial" w:cs="Arial"/>
+        </w:rPr>
+        <w:t xml:space="preserve">. </w:t>
+      </w:r>
+      <w:r>
+        <w:rPr>
+          <w:rFonts w:ascii="Arial" w:hAnsi="Arial" w:cs="Arial"/>
+        </w:rPr>
+        <w:t>UX design encompasses the entire user journey and how they feel about their experience with a product</w:t>
       </w:r>
     </w:p>
     <w:p>
@@ -1067,20 +1322,62 @@
         <w:rPr>
           <w:rFonts w:ascii="Arial" w:hAnsi="Arial" w:cs="Arial"/>
         </w:rPr>
-        <w:t>User Datagram Protocol</w:t>
-      </w:r>
-    </w:p>
-    <w:p>
-      <w:pPr>
-        <w:rPr>
-          <w:rFonts w:ascii="Arial" w:hAnsi="Arial" w:cs="Arial"/>
-        </w:rPr>
-      </w:pPr>
-      <w:r>
-        <w:rPr>
-          <w:rFonts w:ascii="Arial" w:hAnsi="Arial" w:cs="Arial"/>
-        </w:rPr>
-        <w:t>- is a communication protocol used in computer networks. It's a connectionless protocol, meaning it doesn't establish a dedicated connection before sending data, making it faster but less reliable than TCP (Transmission Control Protocol).</w:t>
+        <w:t>w</w:t>
+      </w:r>
+      <w:r>
+        <w:rPr>
+          <w:rFonts w:ascii="Arial" w:hAnsi="Arial" w:cs="Arial"/>
+        </w:rPr>
+        <w:t>ebsite</w:t>
+      </w:r>
+    </w:p>
+    <w:p>
+      <w:pPr>
+        <w:rPr>
+          <w:rFonts w:ascii="Arial" w:hAnsi="Arial" w:cs="Arial"/>
+        </w:rPr>
+      </w:pPr>
+      <w:r>
+        <w:rPr>
+          <w:rFonts w:ascii="Arial" w:hAnsi="Arial" w:cs="Arial"/>
+        </w:rPr>
+        <w:t xml:space="preserve">- </w:t>
+      </w:r>
+      <w:r>
+        <w:rPr>
+          <w:rFonts w:ascii="Arial" w:hAnsi="Arial" w:cs="Arial"/>
+        </w:rPr>
+        <w:t>a</w:t>
+      </w:r>
+      <w:r>
+        <w:rPr>
+          <w:rFonts w:ascii="Arial" w:hAnsi="Arial" w:cs="Arial"/>
+        </w:rPr>
+        <w:t xml:space="preserve"> visible or interactable</w:t>
+      </w:r>
+      <w:r>
+        <w:rPr>
+          <w:rFonts w:ascii="Arial" w:hAnsi="Arial" w:cs="Arial"/>
+        </w:rPr>
+        <w:t xml:space="preserve"> </w:t>
+      </w:r>
+      <w:r>
+        <w:rPr>
+          <w:rFonts w:ascii="Arial" w:hAnsi="Arial" w:cs="Arial"/>
+        </w:rPr>
+        <w:t>software</w:t>
+      </w:r>
+      <w:r>
+        <w:rPr>
+          <w:rFonts w:ascii="Arial" w:hAnsi="Arial" w:cs="Arial"/>
+        </w:rPr>
+        <w:t xml:space="preserve"> or sets of pages</w:t>
+      </w:r>
+      <w:r>
+        <w:rPr>
+          <w:rFonts w:ascii="Arial" w:hAnsi="Arial" w:cs="Arial"/>
+        </w:rPr>
+        <w:t xml:space="preserve"> made and published for the world wide web.</w:t>
       </w:r>
     </w:p>
     <w:p>
@@ -1105,32 +1402,116 @@
         <w:rPr>
           <w:rFonts w:ascii="Arial" w:hAnsi="Arial" w:cs="Arial"/>
         </w:rPr>
-        <w:t xml:space="preserve">web server </w:t>
-      </w:r>
-    </w:p>
-    <w:p>
-      <w:pPr>
-        <w:rPr>
-          <w:rFonts w:ascii="Arial" w:hAnsi="Arial" w:cs="Arial"/>
-        </w:rPr>
-      </w:pPr>
-      <w:r>
-        <w:rPr>
-          <w:rFonts w:ascii="Arial" w:hAnsi="Arial" w:cs="Arial"/>
-        </w:rPr>
-        <w:t>-</w:t>
-      </w:r>
-      <w:r>
-        <w:rPr>
-          <w:rFonts w:ascii="Arial" w:hAnsi="Arial" w:cs="Arial"/>
-        </w:rPr>
-        <w:t xml:space="preserve"> </w:t>
-      </w:r>
-      <w:r>
-        <w:rPr>
-          <w:rFonts w:ascii="Arial" w:hAnsi="Arial" w:cs="Arial"/>
-        </w:rPr>
-        <w:t>is a computer program and/or the physical computer that hosts websites and delivers web pages to users over the internet.</w:t>
+        <w:t xml:space="preserve">WebSocket </w:t>
+      </w:r>
+    </w:p>
+    <w:p>
+      <w:pPr>
+        <w:rPr>
+          <w:rFonts w:ascii="Arial" w:hAnsi="Arial" w:cs="Arial"/>
+        </w:rPr>
+      </w:pPr>
+      <w:r>
+        <w:rPr>
+          <w:rFonts w:ascii="Arial" w:hAnsi="Arial" w:cs="Arial"/>
+        </w:rPr>
+        <w:t>- a communications protocol enabl</w:t>
+      </w:r>
+      <w:r>
+        <w:rPr>
+          <w:rFonts w:ascii="Arial" w:hAnsi="Arial" w:cs="Arial"/>
+        </w:rPr>
+        <w:t xml:space="preserve">ing a </w:t>
+      </w:r>
+      <w:r>
+        <w:rPr>
+          <w:rFonts w:ascii="Arial" w:hAnsi="Arial" w:cs="Arial"/>
+        </w:rPr>
+        <w:t>persistent, bidirectional TCP connecti</w:t>
+      </w:r>
+      <w:r>
+        <w:rPr>
+          <w:rFonts w:ascii="Arial" w:hAnsi="Arial" w:cs="Arial"/>
+        </w:rPr>
+        <w:t>on</w:t>
+      </w:r>
+      <w:r>
+        <w:rPr>
+          <w:rFonts w:ascii="Arial" w:hAnsi="Arial" w:cs="Arial"/>
+        </w:rPr>
+        <w:t>.</w:t>
+      </w:r>
+      <w:r>
+        <w:rPr>
+          <w:rFonts w:ascii="Arial" w:hAnsi="Arial" w:cs="Arial"/>
+        </w:rPr>
+        <w:t xml:space="preserve"> P</w:t>
+      </w:r>
+      <w:r>
+        <w:rPr>
+          <w:rFonts w:ascii="Arial" w:hAnsi="Arial" w:cs="Arial"/>
+        </w:rPr>
+        <w:t>rovid</w:t>
+      </w:r>
+      <w:r>
+        <w:rPr>
+          <w:rFonts w:ascii="Arial" w:hAnsi="Arial" w:cs="Arial"/>
+        </w:rPr>
+        <w:t>ing</w:t>
+      </w:r>
+      <w:r>
+        <w:rPr>
+          <w:rFonts w:ascii="Arial" w:hAnsi="Arial" w:cs="Arial"/>
+        </w:rPr>
+        <w:t xml:space="preserve"> a method for</w:t>
+      </w:r>
+      <w:r>
+        <w:rPr>
+          <w:rFonts w:ascii="Arial" w:hAnsi="Arial" w:cs="Arial"/>
+        </w:rPr>
+        <w:t xml:space="preserve"> websites and web apps </w:t>
+      </w:r>
+      <w:r>
+        <w:rPr>
+          <w:rFonts w:ascii="Arial" w:hAnsi="Arial" w:cs="Arial"/>
+        </w:rPr>
+        <w:t xml:space="preserve">to </w:t>
+      </w:r>
+      <w:r>
+        <w:rPr>
+          <w:rFonts w:ascii="Arial" w:hAnsi="Arial" w:cs="Arial"/>
+        </w:rPr>
+        <w:t>handle</w:t>
+      </w:r>
+      <w:r>
+        <w:rPr>
+          <w:rFonts w:ascii="Arial" w:hAnsi="Arial" w:cs="Arial"/>
+        </w:rPr>
+        <w:t xml:space="preserve"> two-way communication</w:t>
+      </w:r>
+      <w:r>
+        <w:rPr>
+          <w:rFonts w:ascii="Arial" w:hAnsi="Arial" w:cs="Arial"/>
+        </w:rPr>
+        <w:t xml:space="preserve"> of raw data</w:t>
+      </w:r>
+      <w:r>
+        <w:rPr>
+          <w:rFonts w:ascii="Arial" w:hAnsi="Arial" w:cs="Arial"/>
+        </w:rPr>
+        <w:t xml:space="preserve"> </w:t>
+      </w:r>
+      <w:r>
+        <w:rPr>
+          <w:rFonts w:ascii="Arial" w:hAnsi="Arial" w:cs="Arial"/>
+        </w:rPr>
+        <w:t>efficiently</w:t>
+      </w:r>
+      <w:r>
+        <w:rPr>
+          <w:rFonts w:ascii="Arial" w:hAnsi="Arial" w:cs="Arial"/>
+        </w:rPr>
+        <w:t>.</w:t>
       </w:r>
     </w:p>
     <w:p>
@@ -1155,90 +1536,6 @@
         <w:rPr>
           <w:rFonts w:ascii="Arial" w:hAnsi="Arial" w:cs="Arial"/>
         </w:rPr>
-        <w:t>Website</w:t>
-      </w:r>
-    </w:p>
-    <w:p>
-      <w:pPr>
-        <w:rPr>
-          <w:rFonts w:ascii="Arial" w:hAnsi="Arial" w:cs="Arial"/>
-        </w:rPr>
-      </w:pPr>
-      <w:r>
-        <w:rPr>
-          <w:rFonts w:ascii="Arial" w:hAnsi="Arial" w:cs="Arial"/>
-        </w:rPr>
-        <w:t>- group of World Wide Web pages usually containing hyperlinks to each other and made available online by an individual, company, educational institution, government, or organization</w:t>
-      </w:r>
-    </w:p>
-    <w:p>
-      <w:pPr>
-        <w:rPr>
-          <w:rFonts w:ascii="Arial" w:hAnsi="Arial" w:cs="Arial"/>
-        </w:rPr>
-      </w:pPr>
-      <w:r>
-        <w:rPr>
-          <w:rFonts w:ascii="Arial" w:hAnsi="Arial" w:cs="Arial"/>
-        </w:rPr>
-        <w:t>•</w:t>
-      </w:r>
-      <w:r>
-        <w:rPr>
-          <w:rFonts w:ascii="Arial" w:hAnsi="Arial" w:cs="Arial"/>
-        </w:rPr>
-        <w:t xml:space="preserve"> </w:t>
-      </w:r>
-      <w:r>
-        <w:rPr>
-          <w:rFonts w:ascii="Arial" w:hAnsi="Arial" w:cs="Arial"/>
-        </w:rPr>
-        <w:t xml:space="preserve">WebSocket </w:t>
-      </w:r>
-    </w:p>
-    <w:p>
-      <w:pPr>
-        <w:rPr>
-          <w:rFonts w:ascii="Arial" w:hAnsi="Arial" w:cs="Arial"/>
-        </w:rPr>
-      </w:pPr>
-      <w:r>
-        <w:rPr>
-          <w:rFonts w:ascii="Arial" w:hAnsi="Arial" w:cs="Arial"/>
-        </w:rPr>
-        <w:t>- a communications protocol that enables two endpoints -- typically a client and a server -to establish a persistent, bidirectional, full duplex TCP connection between them. The protocol's goal is to provide a method for browser-based applications to carry out two-way communications without needing to open multiple HTTP connections. For this reason, a WebSocket connection is typically between a web browser and a web server, although it.</w:t>
-      </w:r>
-    </w:p>
-    <w:p>
-      <w:pPr>
-        <w:rPr>
-          <w:rFonts w:ascii="Arial" w:hAnsi="Arial" w:cs="Arial"/>
-        </w:rPr>
-      </w:pPr>
-    </w:p>
-    <w:p>
-      <w:pPr>
-        <w:rPr>
-          <w:rFonts w:ascii="Arial" w:hAnsi="Arial" w:cs="Arial"/>
-        </w:rPr>
-      </w:pPr>
-      <w:r>
-        <w:rPr>
-          <w:rFonts w:ascii="Arial" w:hAnsi="Arial" w:cs="Arial"/>
-        </w:rPr>
-        <w:lastRenderedPageBreak/>
-        <w:t>•</w:t>
-      </w:r>
-      <w:r>
-        <w:rPr>
-          <w:rFonts w:ascii="Arial" w:hAnsi="Arial" w:cs="Arial"/>
-        </w:rPr>
-        <w:t xml:space="preserve"> </w:t>
-      </w:r>
-      <w:r>
-        <w:rPr>
-          <w:rFonts w:ascii="Arial" w:hAnsi="Arial" w:cs="Arial"/>
-        </w:rPr>
         <w:t>WebView</w:t>
       </w:r>
     </w:p>
@@ -1252,51 +1549,25 @@
         <w:rPr>
           <w:rFonts w:ascii="Arial" w:hAnsi="Arial" w:cs="Arial"/>
         </w:rPr>
-        <w:t>- is essentially a browser engine embedded within an application, allowing developers to display web content (like HTML, CSS, and JavaScript) directly inside the app, rather than launching an external browser</w:t>
-      </w:r>
-    </w:p>
-    <w:p>
-      <w:pPr>
-        <w:rPr>
-          <w:rFonts w:ascii="Arial" w:hAnsi="Arial" w:cs="Arial"/>
-        </w:rPr>
-      </w:pPr>
-      <w:r>
-        <w:rPr>
-          <w:rFonts w:ascii="Arial" w:hAnsi="Arial" w:cs="Arial"/>
-        </w:rPr>
-        <w:t>•</w:t>
-      </w:r>
-      <w:r>
-        <w:rPr>
-          <w:rFonts w:ascii="Arial" w:hAnsi="Arial" w:cs="Arial"/>
-        </w:rPr>
-        <w:t xml:space="preserve"> </w:t>
-      </w:r>
-      <w:r>
-        <w:rPr>
-          <w:rFonts w:ascii="Arial" w:hAnsi="Arial" w:cs="Arial"/>
-        </w:rPr>
-        <w:t xml:space="preserve">windows </w:t>
-      </w:r>
-      <w:r>
-        <w:rPr>
-          <w:rFonts w:ascii="Arial" w:hAnsi="Arial" w:cs="Arial"/>
-        </w:rPr>
-        <w:br/>
-        <w:t>-</w:t>
-      </w:r>
-      <w:r>
-        <w:rPr>
-          <w:rFonts w:ascii="Arial" w:hAnsi="Arial" w:cs="Arial"/>
-        </w:rPr>
-        <w:t xml:space="preserve"> </w:t>
-      </w:r>
-      <w:r>
-        <w:rPr>
-          <w:rFonts w:ascii="Arial" w:hAnsi="Arial" w:cs="Arial"/>
-        </w:rPr>
-        <w:t>refer to rectangular areas on a computer screen that display the output of and allow input to a specific program or part of a program. They are a fundamental part of graphical user interfaces (GUIs) and are managed by a windowing system.</w:t>
+        <w:t xml:space="preserve">- a browser engine embedded within </w:t>
+      </w:r>
+      <w:r>
+        <w:rPr>
+          <w:rFonts w:ascii="Arial" w:hAnsi="Arial" w:cs="Arial"/>
+        </w:rPr>
+        <w:t>an application</w:t>
+      </w:r>
+      <w:r>
+        <w:rPr>
+          <w:rFonts w:ascii="Arial" w:hAnsi="Arial" w:cs="Arial"/>
+        </w:rPr>
+        <w:t>, allowing developers to display web content directly inside the app</w:t>
+      </w:r>
+      <w:r>
+        <w:rPr>
+          <w:rFonts w:ascii="Arial" w:hAnsi="Arial" w:cs="Arial"/>
+        </w:rPr>
+        <w:t>.</w:t>
       </w:r>
     </w:p>
     <w:sectPr>
@@ -2018,7 +2289,6 @@
   <w:style w:type="character" w:default="1" w:styleId="DefaultParagraphFont">
     <w:name w:val="Default Paragraph Font"/>
     <w:uiPriority w:val="1"/>
-    <w:semiHidden/>
     <w:unhideWhenUsed/>
   </w:style>
   <w:style w:type="table" w:default="1" w:styleId="TableNormal">

--- a/SHS/Glossary.docx
+++ b/SHS/Glossary.docx
@@ -4,6 +4,7 @@
   <w:body>
     <w:p>
       <w:pPr>
+        <w:spacing w:line="480" w:lineRule="auto"/>
         <w:jc w:val="center"/>
         <w:rPr>
           <w:rFonts w:ascii="Arial" w:hAnsi="Arial" w:cs="Arial"/>
@@ -22,6 +23,8 @@
     </w:p>
     <w:p>
       <w:pPr>
+        <w:spacing w:line="240" w:lineRule="auto"/>
+        <w:jc w:val="both"/>
         <w:rPr>
           <w:rFonts w:ascii="Arial" w:hAnsi="Arial" w:cs="Arial"/>
           <w:b/>
@@ -39,8 +42,12 @@
     </w:p>
     <w:p>
       <w:pPr>
-        <w:rPr>
-          <w:rFonts w:ascii="Arial" w:hAnsi="Arial" w:cs="Arial"/>
+        <w:spacing w:line="480" w:lineRule="auto"/>
+        <w:jc w:val="both"/>
+        <w:rPr>
+          <w:rFonts w:ascii="Arial" w:hAnsi="Arial" w:cs="Arial"/>
+          <w:b/>
+          <w:bCs/>
         </w:rPr>
       </w:pPr>
       <w:r>
@@ -64,6 +71,8 @@
     </w:p>
     <w:p>
       <w:pPr>
+        <w:spacing w:line="240" w:lineRule="auto"/>
+        <w:jc w:val="both"/>
         <w:rPr>
           <w:rFonts w:ascii="Arial" w:hAnsi="Arial" w:cs="Arial"/>
           <w:b/>
@@ -97,6 +106,8 @@
     </w:p>
     <w:p>
       <w:pPr>
+        <w:spacing w:line="480" w:lineRule="auto"/>
+        <w:jc w:val="both"/>
         <w:rPr>
           <w:rFonts w:ascii="Arial" w:hAnsi="Arial" w:cs="Arial"/>
         </w:rPr>
@@ -152,6 +163,8 @@
     </w:p>
     <w:p>
       <w:pPr>
+        <w:spacing w:line="240" w:lineRule="auto"/>
+        <w:jc w:val="both"/>
         <w:rPr>
           <w:rFonts w:ascii="Arial" w:hAnsi="Arial" w:cs="Arial"/>
           <w:b/>
@@ -201,6 +214,8 @@
     </w:p>
     <w:p>
       <w:pPr>
+        <w:spacing w:line="480" w:lineRule="auto"/>
+        <w:jc w:val="both"/>
         <w:rPr>
           <w:rFonts w:ascii="Arial" w:hAnsi="Arial" w:cs="Arial"/>
         </w:rPr>
@@ -256,6 +271,8 @@
     </w:p>
     <w:p>
       <w:pPr>
+        <w:spacing w:line="240" w:lineRule="auto"/>
+        <w:jc w:val="both"/>
         <w:rPr>
           <w:rFonts w:ascii="Arial" w:hAnsi="Arial" w:cs="Arial"/>
           <w:b/>
@@ -283,6 +300,8 @@
     </w:p>
     <w:p>
       <w:pPr>
+        <w:spacing w:line="480" w:lineRule="auto"/>
+        <w:jc w:val="both"/>
         <w:rPr>
           <w:rFonts w:ascii="Arial" w:hAnsi="Arial" w:cs="Arial"/>
         </w:rPr>
@@ -308,6 +327,8 @@
     </w:p>
     <w:p>
       <w:pPr>
+        <w:spacing w:line="240" w:lineRule="auto"/>
+        <w:jc w:val="both"/>
         <w:rPr>
           <w:rFonts w:ascii="Arial" w:hAnsi="Arial" w:cs="Arial"/>
           <w:b/>
@@ -323,6 +344,8 @@
     </w:p>
     <w:p>
       <w:pPr>
+        <w:spacing w:line="480" w:lineRule="auto"/>
+        <w:jc w:val="both"/>
         <w:rPr>
           <w:rFonts w:ascii="Arial" w:hAnsi="Arial" w:cs="Arial"/>
         </w:rPr>
@@ -372,6 +395,8 @@
     </w:p>
     <w:p>
       <w:pPr>
+        <w:spacing w:line="240" w:lineRule="auto"/>
+        <w:jc w:val="both"/>
         <w:rPr>
           <w:rFonts w:ascii="Arial" w:hAnsi="Arial" w:cs="Arial"/>
           <w:b/>
@@ -389,6 +414,8 @@
     </w:p>
     <w:p>
       <w:pPr>
+        <w:spacing w:line="480" w:lineRule="auto"/>
+        <w:jc w:val="both"/>
         <w:rPr>
           <w:rFonts w:ascii="Arial" w:hAnsi="Arial" w:cs="Arial"/>
         </w:rPr>
@@ -432,6 +459,8 @@
     </w:p>
     <w:p>
       <w:pPr>
+        <w:spacing w:line="240" w:lineRule="auto"/>
+        <w:jc w:val="both"/>
         <w:rPr>
           <w:rFonts w:ascii="Arial" w:hAnsi="Arial" w:cs="Arial"/>
           <w:b/>
@@ -465,6 +494,8 @@
     </w:p>
     <w:p>
       <w:pPr>
+        <w:spacing w:line="480" w:lineRule="auto"/>
+        <w:jc w:val="both"/>
         <w:rPr>
           <w:rFonts w:ascii="Arial" w:hAnsi="Arial" w:cs="Arial"/>
         </w:rPr>
@@ -502,6 +533,8 @@
     </w:p>
     <w:p>
       <w:pPr>
+        <w:spacing w:line="240" w:lineRule="auto"/>
+        <w:jc w:val="both"/>
         <w:rPr>
           <w:rFonts w:ascii="Arial" w:hAnsi="Arial" w:cs="Arial"/>
           <w:b/>
@@ -519,6 +552,8 @@
     </w:p>
     <w:p>
       <w:pPr>
+        <w:spacing w:line="480" w:lineRule="auto"/>
+        <w:jc w:val="both"/>
         <w:rPr>
           <w:rFonts w:ascii="Arial" w:hAnsi="Arial" w:cs="Arial"/>
         </w:rPr>
@@ -556,6 +591,8 @@
     </w:p>
     <w:p>
       <w:pPr>
+        <w:spacing w:line="240" w:lineRule="auto"/>
+        <w:jc w:val="both"/>
         <w:rPr>
           <w:rFonts w:ascii="Arial" w:hAnsi="Arial" w:cs="Arial"/>
           <w:b/>
@@ -573,6 +610,8 @@
     </w:p>
     <w:p>
       <w:pPr>
+        <w:spacing w:line="480" w:lineRule="auto"/>
+        <w:jc w:val="both"/>
         <w:rPr>
           <w:rFonts w:ascii="Arial" w:hAnsi="Arial" w:cs="Arial"/>
         </w:rPr>
@@ -622,21 +661,26 @@
     </w:p>
     <w:p>
       <w:pPr>
-        <w:rPr>
-          <w:rFonts w:ascii="Arial" w:hAnsi="Arial" w:cs="Arial"/>
-          <w:b/>
-        </w:rPr>
-      </w:pPr>
-      <w:r>
-        <w:rPr>
-          <w:rFonts w:ascii="Arial" w:hAnsi="Arial" w:cs="Arial"/>
-          <w:b/>
-        </w:rPr>
+        <w:spacing w:line="240" w:lineRule="auto"/>
+        <w:jc w:val="both"/>
+        <w:rPr>
+          <w:rFonts w:ascii="Arial" w:hAnsi="Arial" w:cs="Arial"/>
+          <w:b/>
+        </w:rPr>
+      </w:pPr>
+      <w:r>
+        <w:rPr>
+          <w:rFonts w:ascii="Arial" w:hAnsi="Arial" w:cs="Arial"/>
+          <w:b/>
+        </w:rPr>
+        <w:lastRenderedPageBreak/>
         <w:t xml:space="preserve">JavaScript </w:t>
       </w:r>
     </w:p>
     <w:p>
       <w:pPr>
+        <w:spacing w:line="480" w:lineRule="auto"/>
+        <w:jc w:val="both"/>
         <w:rPr>
           <w:rFonts w:ascii="Arial" w:hAnsi="Arial" w:cs="Arial"/>
         </w:rPr>
@@ -686,6 +730,8 @@
     </w:p>
     <w:p>
       <w:pPr>
+        <w:spacing w:line="240" w:lineRule="auto"/>
+        <w:jc w:val="both"/>
         <w:rPr>
           <w:rFonts w:ascii="Arial" w:hAnsi="Arial" w:cs="Arial"/>
           <w:b/>
@@ -703,6 +749,8 @@
     </w:p>
     <w:p>
       <w:pPr>
+        <w:spacing w:line="480" w:lineRule="auto"/>
+        <w:jc w:val="both"/>
         <w:rPr>
           <w:rFonts w:ascii="Arial" w:hAnsi="Arial" w:cs="Arial"/>
         </w:rPr>
@@ -746,6 +794,348 @@
     </w:p>
     <w:p>
       <w:pPr>
+        <w:spacing w:line="240" w:lineRule="auto"/>
+        <w:jc w:val="both"/>
+        <w:rPr>
+          <w:rFonts w:ascii="Arial" w:hAnsi="Arial" w:cs="Arial"/>
+          <w:b/>
+          <w:bCs/>
+        </w:rPr>
+      </w:pPr>
+      <w:r>
+        <w:rPr>
+          <w:rFonts w:ascii="Arial" w:hAnsi="Arial" w:cs="Arial"/>
+          <w:b/>
+          <w:bCs/>
+        </w:rPr>
+        <w:t>Node Package Manager (</w:t>
+      </w:r>
+      <w:proofErr w:type="spellStart"/>
+      <w:r>
+        <w:rPr>
+          <w:rFonts w:ascii="Arial" w:hAnsi="Arial" w:cs="Arial"/>
+          <w:b/>
+          <w:bCs/>
+        </w:rPr>
+        <w:t>npm</w:t>
+      </w:r>
+      <w:proofErr w:type="spellEnd"/>
+      <w:r>
+        <w:rPr>
+          <w:rFonts w:ascii="Arial" w:hAnsi="Arial" w:cs="Arial"/>
+          <w:b/>
+          <w:bCs/>
+        </w:rPr>
+        <w:t xml:space="preserve">) </w:t>
+      </w:r>
+    </w:p>
+    <w:p>
+      <w:pPr>
+        <w:spacing w:line="480" w:lineRule="auto"/>
+        <w:jc w:val="both"/>
+        <w:rPr>
+          <w:rFonts w:ascii="Arial" w:hAnsi="Arial" w:cs="Arial"/>
+        </w:rPr>
+      </w:pPr>
+      <w:r>
+        <w:rPr>
+          <w:rFonts w:ascii="Arial" w:hAnsi="Arial" w:cs="Arial"/>
+        </w:rPr>
+        <w:t>-</w:t>
+      </w:r>
+      <w:r>
+        <w:rPr>
+          <w:rFonts w:ascii="Arial" w:hAnsi="Arial" w:cs="Arial"/>
+        </w:rPr>
+        <w:t xml:space="preserve"> abbreviation</w:t>
+      </w:r>
+      <w:r>
+        <w:rPr>
+          <w:rFonts w:ascii="Arial" w:hAnsi="Arial" w:cs="Arial"/>
+        </w:rPr>
+        <w:t xml:space="preserve"> </w:t>
+      </w:r>
+      <w:r>
+        <w:rPr>
+          <w:rFonts w:ascii="Arial" w:hAnsi="Arial" w:cs="Arial"/>
+        </w:rPr>
+        <w:t xml:space="preserve">is </w:t>
+      </w:r>
+      <w:r>
+        <w:rPr>
+          <w:rFonts w:ascii="Arial" w:hAnsi="Arial" w:cs="Arial"/>
+        </w:rPr>
+        <w:t xml:space="preserve">intentionally written in lowercase. Is </w:t>
+      </w:r>
+      <w:r>
+        <w:rPr>
+          <w:rFonts w:ascii="Arial" w:hAnsi="Arial" w:cs="Arial"/>
+        </w:rPr>
+        <w:t>a package manager f</w:t>
+      </w:r>
+      <w:r>
+        <w:rPr>
+          <w:rFonts w:ascii="Arial" w:hAnsi="Arial" w:cs="Arial"/>
+        </w:rPr>
+        <w:t>or Node.js.</w:t>
+      </w:r>
+    </w:p>
+    <w:p>
+      <w:pPr>
+        <w:spacing w:line="240" w:lineRule="auto"/>
+        <w:jc w:val="both"/>
+        <w:rPr>
+          <w:rFonts w:ascii="Arial" w:hAnsi="Arial" w:cs="Arial"/>
+          <w:b/>
+        </w:rPr>
+      </w:pPr>
+      <w:r>
+        <w:rPr>
+          <w:rFonts w:ascii="Arial" w:hAnsi="Arial" w:cs="Arial"/>
+          <w:b/>
+        </w:rPr>
+        <w:t xml:space="preserve">web application (or web app) </w:t>
+      </w:r>
+    </w:p>
+    <w:p>
+      <w:pPr>
+        <w:spacing w:line="480" w:lineRule="auto"/>
+        <w:jc w:val="both"/>
+        <w:rPr>
+          <w:rFonts w:ascii="Arial" w:hAnsi="Arial" w:cs="Arial"/>
+        </w:rPr>
+      </w:pPr>
+      <w:r>
+        <w:rPr>
+          <w:rFonts w:ascii="Arial" w:hAnsi="Arial" w:cs="Arial"/>
+        </w:rPr>
+        <w:t>-</w:t>
+      </w:r>
+      <w:r>
+        <w:rPr>
+          <w:rFonts w:ascii="Arial" w:hAnsi="Arial" w:cs="Arial"/>
+        </w:rPr>
+        <w:t xml:space="preserve"> </w:t>
+      </w:r>
+      <w:r>
+        <w:rPr>
+          <w:rFonts w:ascii="Arial" w:hAnsi="Arial" w:cs="Arial"/>
+        </w:rPr>
+        <w:t>a</w:t>
+      </w:r>
+      <w:r>
+        <w:rPr>
+          <w:rFonts w:ascii="Arial" w:hAnsi="Arial" w:cs="Arial"/>
+        </w:rPr>
+        <w:t>n application made with web technologies like HTML, CSS, JavaScript.</w:t>
+      </w:r>
+    </w:p>
+    <w:p>
+      <w:pPr>
+        <w:spacing w:line="240" w:lineRule="auto"/>
+        <w:jc w:val="both"/>
+        <w:rPr>
+          <w:rFonts w:ascii="Arial" w:hAnsi="Arial" w:cs="Arial"/>
+          <w:b/>
+          <w:bCs/>
+        </w:rPr>
+      </w:pPr>
+      <w:r>
+        <w:rPr>
+          <w:rFonts w:ascii="Arial" w:hAnsi="Arial" w:cs="Arial"/>
+          <w:b/>
+          <w:bCs/>
+        </w:rPr>
+        <w:t>server</w:t>
+      </w:r>
+    </w:p>
+    <w:p>
+      <w:pPr>
+        <w:spacing w:line="480" w:lineRule="auto"/>
+        <w:jc w:val="both"/>
+        <w:rPr>
+          <w:rFonts w:ascii="Arial" w:hAnsi="Arial" w:cs="Arial"/>
+        </w:rPr>
+      </w:pPr>
+      <w:r>
+        <w:rPr>
+          <w:rFonts w:ascii="Arial" w:hAnsi="Arial" w:cs="Arial"/>
+        </w:rPr>
+        <w:t xml:space="preserve">- a </w:t>
+      </w:r>
+      <w:r>
+        <w:rPr>
+          <w:rFonts w:ascii="Arial" w:hAnsi="Arial" w:cs="Arial"/>
+        </w:rPr>
+        <w:t>system that provides and/or manages data between other devices known as clients.</w:t>
+      </w:r>
+    </w:p>
+    <w:p>
+      <w:pPr>
+        <w:spacing w:line="240" w:lineRule="auto"/>
+        <w:jc w:val="both"/>
+        <w:rPr>
+          <w:rFonts w:ascii="Arial" w:hAnsi="Arial" w:cs="Arial"/>
+          <w:b/>
+        </w:rPr>
+      </w:pPr>
+      <w:r>
+        <w:rPr>
+          <w:rFonts w:ascii="Arial" w:hAnsi="Arial" w:cs="Arial"/>
+          <w:b/>
+        </w:rPr>
+        <w:t>Software Development Kit (SDK)</w:t>
+      </w:r>
+    </w:p>
+    <w:p>
+      <w:pPr>
+        <w:spacing w:line="480" w:lineRule="auto"/>
+        <w:jc w:val="both"/>
+        <w:rPr>
+          <w:rFonts w:ascii="Arial" w:hAnsi="Arial" w:cs="Arial"/>
+        </w:rPr>
+      </w:pPr>
+      <w:r>
+        <w:rPr>
+          <w:rFonts w:ascii="Arial" w:hAnsi="Arial" w:cs="Arial"/>
+        </w:rPr>
+        <w:t xml:space="preserve">- a collection of tools and resources provided by hardware and software vendors to help developers build </w:t>
+      </w:r>
+      <w:r>
+        <w:rPr>
+          <w:rFonts w:ascii="Arial" w:hAnsi="Arial" w:cs="Arial"/>
+        </w:rPr>
+        <w:t>software</w:t>
+      </w:r>
+      <w:r>
+        <w:rPr>
+          <w:rFonts w:ascii="Arial" w:hAnsi="Arial" w:cs="Arial"/>
+        </w:rPr>
+        <w:t>.</w:t>
+      </w:r>
+    </w:p>
+    <w:p>
+      <w:pPr>
+        <w:spacing w:line="240" w:lineRule="auto"/>
+        <w:jc w:val="both"/>
+        <w:rPr>
+          <w:rFonts w:ascii="Arial" w:hAnsi="Arial" w:cs="Arial"/>
+          <w:b/>
+          <w:bCs/>
+        </w:rPr>
+      </w:pPr>
+      <w:r>
+        <w:rPr>
+          <w:rFonts w:ascii="Arial" w:hAnsi="Arial" w:cs="Arial"/>
+          <w:b/>
+          <w:bCs/>
+        </w:rPr>
+        <w:t>Transmission Control Protocol (TCP)</w:t>
+      </w:r>
+    </w:p>
+    <w:p>
+      <w:pPr>
+        <w:spacing w:line="480" w:lineRule="auto"/>
+        <w:jc w:val="both"/>
+        <w:rPr>
+          <w:rFonts w:ascii="Arial" w:hAnsi="Arial" w:cs="Arial"/>
+        </w:rPr>
+      </w:pPr>
+      <w:r>
+        <w:rPr>
+          <w:rFonts w:ascii="Arial" w:hAnsi="Arial" w:cs="Arial"/>
+        </w:rPr>
+        <w:t>- a communications standard enabl</w:t>
+      </w:r>
+      <w:r>
+        <w:rPr>
+          <w:rFonts w:ascii="Arial" w:hAnsi="Arial" w:cs="Arial"/>
+        </w:rPr>
+        <w:t xml:space="preserve">ing </w:t>
+      </w:r>
+      <w:r>
+        <w:rPr>
+          <w:rFonts w:ascii="Arial" w:hAnsi="Arial" w:cs="Arial"/>
+        </w:rPr>
+        <w:t xml:space="preserve">exchange </w:t>
+      </w:r>
+      <w:r>
+        <w:rPr>
+          <w:rFonts w:ascii="Arial" w:hAnsi="Arial" w:cs="Arial"/>
+        </w:rPr>
+        <w:t xml:space="preserve">of </w:t>
+      </w:r>
+      <w:r>
+        <w:rPr>
+          <w:rFonts w:ascii="Arial" w:hAnsi="Arial" w:cs="Arial"/>
+        </w:rPr>
+        <w:t xml:space="preserve">messages over a network. </w:t>
+      </w:r>
+      <w:r>
+        <w:rPr>
+          <w:rFonts w:ascii="Arial" w:hAnsi="Arial" w:cs="Arial"/>
+        </w:rPr>
+        <w:t>Des</w:t>
+      </w:r>
+      <w:r>
+        <w:rPr>
+          <w:rFonts w:ascii="Arial" w:hAnsi="Arial" w:cs="Arial"/>
+        </w:rPr>
+        <w:t xml:space="preserve">igned to send </w:t>
+      </w:r>
+      <w:r>
+        <w:rPr>
+          <w:rFonts w:ascii="Arial" w:hAnsi="Arial" w:cs="Arial"/>
+        </w:rPr>
+        <w:t>data while</w:t>
+      </w:r>
+      <w:r>
+        <w:rPr>
+          <w:rFonts w:ascii="Arial" w:hAnsi="Arial" w:cs="Arial"/>
+        </w:rPr>
+        <w:t xml:space="preserve"> ensur</w:t>
+      </w:r>
+      <w:r>
+        <w:rPr>
+          <w:rFonts w:ascii="Arial" w:hAnsi="Arial" w:cs="Arial"/>
+        </w:rPr>
+        <w:t xml:space="preserve">ing its </w:t>
+      </w:r>
+      <w:r>
+        <w:rPr>
+          <w:rFonts w:ascii="Arial" w:hAnsi="Arial" w:cs="Arial"/>
+        </w:rPr>
+        <w:t>successful delivery.</w:t>
+      </w:r>
+    </w:p>
+    <w:p>
+      <w:pPr>
+        <w:spacing w:line="480" w:lineRule="auto"/>
+        <w:jc w:val="both"/>
+        <w:rPr>
+          <w:rFonts w:ascii="Arial" w:hAnsi="Arial" w:cs="Arial"/>
+        </w:rPr>
+      </w:pPr>
+    </w:p>
+    <w:p>
+      <w:pPr>
+        <w:spacing w:line="480" w:lineRule="auto"/>
+        <w:jc w:val="both"/>
+        <w:rPr>
+          <w:rFonts w:ascii="Arial" w:hAnsi="Arial" w:cs="Arial"/>
+        </w:rPr>
+      </w:pPr>
+      <w:r>
+        <w:rPr>
+          <w:rFonts w:ascii="Arial" w:hAnsi="Arial" w:cs="Arial"/>
+        </w:rPr>
+        <w:t xml:space="preserve"> </w:t>
+      </w:r>
+    </w:p>
+    <w:p>
+      <w:pPr>
+        <w:spacing w:line="240" w:lineRule="auto"/>
+        <w:jc w:val="both"/>
         <w:rPr>
           <w:rFonts w:ascii="Arial" w:hAnsi="Arial" w:cs="Arial"/>
           <w:b/>
@@ -759,29 +1149,61 @@
           <w:bCs/>
         </w:rPr>
         <w:lastRenderedPageBreak/>
-        <w:t>Node Package Manager (</w:t>
-      </w:r>
-      <w:proofErr w:type="spellStart"/>
-      <w:r>
-        <w:rPr>
-          <w:rFonts w:ascii="Arial" w:hAnsi="Arial" w:cs="Arial"/>
-          <w:b/>
-          <w:bCs/>
-        </w:rPr>
-        <w:t>npm</w:t>
-      </w:r>
-      <w:proofErr w:type="spellEnd"/>
-      <w:r>
-        <w:rPr>
-          <w:rFonts w:ascii="Arial" w:hAnsi="Arial" w:cs="Arial"/>
-          <w:b/>
-          <w:bCs/>
-        </w:rPr>
-        <w:t xml:space="preserve">) </w:t>
-      </w:r>
-    </w:p>
-    <w:p>
-      <w:pPr>
+        <w:t>User Interface (</w:t>
+      </w:r>
+      <w:r>
+        <w:rPr>
+          <w:rFonts w:ascii="Arial" w:hAnsi="Arial" w:cs="Arial"/>
+          <w:b/>
+          <w:bCs/>
+        </w:rPr>
+        <w:t>UI</w:t>
+      </w:r>
+      <w:r>
+        <w:rPr>
+          <w:rFonts w:ascii="Arial" w:hAnsi="Arial" w:cs="Arial"/>
+          <w:b/>
+          <w:bCs/>
+        </w:rPr>
+        <w:t>)</w:t>
+      </w:r>
+      <w:r>
+        <w:rPr>
+          <w:rFonts w:ascii="Arial" w:hAnsi="Arial" w:cs="Arial"/>
+          <w:b/>
+          <w:bCs/>
+        </w:rPr>
+        <w:t xml:space="preserve"> and </w:t>
+      </w:r>
+      <w:r>
+        <w:rPr>
+          <w:rFonts w:ascii="Arial" w:hAnsi="Arial" w:cs="Arial"/>
+          <w:b/>
+          <w:bCs/>
+        </w:rPr>
+        <w:t>User Experience (</w:t>
+      </w:r>
+      <w:r>
+        <w:rPr>
+          <w:rFonts w:ascii="Arial" w:hAnsi="Arial" w:cs="Arial"/>
+          <w:b/>
+          <w:bCs/>
+        </w:rPr>
+        <w:t>UX</w:t>
+      </w:r>
+      <w:r>
+        <w:rPr>
+          <w:rFonts w:ascii="Arial" w:hAnsi="Arial" w:cs="Arial"/>
+          <w:b/>
+          <w:bCs/>
+        </w:rPr>
+        <w:t>)</w:t>
+      </w:r>
+    </w:p>
+    <w:p>
+      <w:pPr>
+        <w:spacing w:line="480" w:lineRule="auto"/>
+        <w:jc w:val="both"/>
         <w:rPr>
           <w:rFonts w:ascii="Arial" w:hAnsi="Arial" w:cs="Arial"/>
         </w:rPr>
@@ -793,68 +1215,79 @@
         <w:t>-</w:t>
       </w:r>
       <w:r>
-        <w:rPr>
-          <w:rFonts w:ascii="Arial" w:hAnsi="Arial" w:cs="Arial"/>
-        </w:rPr>
-        <w:t xml:space="preserve"> abbreviation</w:t>
-      </w:r>
-      <w:r>
-        <w:rPr>
-          <w:rFonts w:ascii="Arial" w:hAnsi="Arial" w:cs="Arial"/>
-        </w:rPr>
         <w:t xml:space="preserve"> </w:t>
       </w:r>
       <w:r>
         <w:rPr>
           <w:rFonts w:ascii="Arial" w:hAnsi="Arial" w:cs="Arial"/>
         </w:rPr>
-        <w:t xml:space="preserve">is </w:t>
-      </w:r>
-      <w:r>
-        <w:rPr>
-          <w:rFonts w:ascii="Arial" w:hAnsi="Arial" w:cs="Arial"/>
-        </w:rPr>
-        <w:t xml:space="preserve">intentionally written in lowercase. Is </w:t>
-      </w:r>
-      <w:r>
-        <w:rPr>
-          <w:rFonts w:ascii="Arial" w:hAnsi="Arial" w:cs="Arial"/>
-        </w:rPr>
-        <w:t>a package manager f</w:t>
-      </w:r>
-      <w:r>
-        <w:rPr>
-          <w:rFonts w:ascii="Arial" w:hAnsi="Arial" w:cs="Arial"/>
-        </w:rPr>
-        <w:t>or Node.js.</w:t>
-      </w:r>
-    </w:p>
-    <w:p>
-      <w:pPr>
-        <w:rPr>
-          <w:rFonts w:ascii="Arial" w:hAnsi="Arial" w:cs="Arial"/>
-          <w:b/>
-        </w:rPr>
-      </w:pPr>
-      <w:r>
-        <w:rPr>
-          <w:rFonts w:ascii="Arial" w:hAnsi="Arial" w:cs="Arial"/>
-          <w:b/>
-        </w:rPr>
-        <w:t xml:space="preserve">web application (or web app) </w:t>
-      </w:r>
-    </w:p>
-    <w:p>
-      <w:pPr>
-        <w:rPr>
-          <w:rFonts w:ascii="Arial" w:hAnsi="Arial" w:cs="Arial"/>
-        </w:rPr>
-      </w:pPr>
-      <w:r>
-        <w:rPr>
-          <w:rFonts w:ascii="Arial" w:hAnsi="Arial" w:cs="Arial"/>
-        </w:rPr>
-        <w:t>-</w:t>
+        <w:t>UI design focuses on the visual elements and how users interact with them</w:t>
+      </w:r>
+      <w:r>
+        <w:rPr>
+          <w:rFonts w:ascii="Arial" w:hAnsi="Arial" w:cs="Arial"/>
+        </w:rPr>
+        <w:t xml:space="preserve">. </w:t>
+      </w:r>
+      <w:r>
+        <w:rPr>
+          <w:rFonts w:ascii="Arial" w:hAnsi="Arial" w:cs="Arial"/>
+        </w:rPr>
+        <w:t>UX design encompasses the entire user journey and how they feel about their experience with a product</w:t>
+      </w:r>
+    </w:p>
+    <w:p>
+      <w:pPr>
+        <w:spacing w:line="240" w:lineRule="auto"/>
+        <w:jc w:val="both"/>
+        <w:rPr>
+          <w:rFonts w:ascii="Arial" w:hAnsi="Arial" w:cs="Arial"/>
+          <w:b/>
+          <w:bCs/>
+        </w:rPr>
+      </w:pPr>
+      <w:r>
+        <w:rPr>
+          <w:rFonts w:ascii="Arial" w:hAnsi="Arial" w:cs="Arial"/>
+          <w:b/>
+          <w:bCs/>
+        </w:rPr>
+        <w:t>w</w:t>
+      </w:r>
+      <w:r>
+        <w:rPr>
+          <w:rFonts w:ascii="Arial" w:hAnsi="Arial" w:cs="Arial"/>
+          <w:b/>
+          <w:bCs/>
+        </w:rPr>
+        <w:t>ebsite</w:t>
+      </w:r>
+    </w:p>
+    <w:p>
+      <w:pPr>
+        <w:spacing w:line="480" w:lineRule="auto"/>
+        <w:jc w:val="both"/>
+        <w:rPr>
+          <w:rFonts w:ascii="Arial" w:hAnsi="Arial" w:cs="Arial"/>
+        </w:rPr>
+      </w:pPr>
+      <w:r>
+        <w:rPr>
+          <w:rFonts w:ascii="Arial" w:hAnsi="Arial" w:cs="Arial"/>
+        </w:rPr>
+        <w:t xml:space="preserve">- </w:t>
+      </w:r>
+      <w:r>
+        <w:rPr>
+          <w:rFonts w:ascii="Arial" w:hAnsi="Arial" w:cs="Arial"/>
+        </w:rPr>
+        <w:t>a</w:t>
+      </w:r>
+      <w:r>
+        <w:rPr>
+          <w:rFonts w:ascii="Arial" w:hAnsi="Arial" w:cs="Arial"/>
+        </w:rPr>
+        <w:t xml:space="preserve"> visible or interactable</w:t>
       </w:r>
       <w:r>
         <w:rPr>
@@ -866,179 +1299,131 @@
         <w:rPr>
           <w:rFonts w:ascii="Arial" w:hAnsi="Arial" w:cs="Arial"/>
         </w:rPr>
-        <w:t>a</w:t>
-      </w:r>
-      <w:r>
-        <w:rPr>
-          <w:rFonts w:ascii="Arial" w:hAnsi="Arial" w:cs="Arial"/>
-        </w:rPr>
-        <w:t>n application made with web technologies like HTML, CSS, JavaScript.</w:t>
-      </w:r>
-    </w:p>
-    <w:p>
-      <w:pPr>
-        <w:rPr>
-          <w:rFonts w:ascii="Arial" w:hAnsi="Arial" w:cs="Arial"/>
-          <w:b/>
-          <w:bCs/>
-        </w:rPr>
-      </w:pPr>
-      <w:r>
-        <w:rPr>
-          <w:rFonts w:ascii="Arial" w:hAnsi="Arial" w:cs="Arial"/>
-          <w:b/>
-          <w:bCs/>
-        </w:rPr>
-        <w:t>server</w:t>
-      </w:r>
-    </w:p>
-    <w:p>
-      <w:pPr>
-        <w:rPr>
-          <w:rFonts w:ascii="Arial" w:hAnsi="Arial" w:cs="Arial"/>
-        </w:rPr>
-      </w:pPr>
-      <w:r>
-        <w:rPr>
-          <w:rFonts w:ascii="Arial" w:hAnsi="Arial" w:cs="Arial"/>
-        </w:rPr>
-        <w:t xml:space="preserve">- a </w:t>
-      </w:r>
-      <w:r>
-        <w:rPr>
-          <w:rFonts w:ascii="Arial" w:hAnsi="Arial" w:cs="Arial"/>
-        </w:rPr>
-        <w:t>system that provides and/or manages data between other devices known as clients.</w:t>
-      </w:r>
-    </w:p>
-    <w:p>
-      <w:pPr>
-        <w:rPr>
-          <w:rFonts w:ascii="Arial" w:hAnsi="Arial" w:cs="Arial"/>
-          <w:b/>
-        </w:rPr>
-      </w:pPr>
-      <w:r>
-        <w:rPr>
-          <w:rFonts w:ascii="Arial" w:hAnsi="Arial" w:cs="Arial"/>
-          <w:b/>
-        </w:rPr>
-        <w:t>Software Development Kit (SDK)</w:t>
-      </w:r>
-    </w:p>
-    <w:p>
-      <w:pPr>
-        <w:rPr>
-          <w:rFonts w:ascii="Arial" w:hAnsi="Arial" w:cs="Arial"/>
-        </w:rPr>
-      </w:pPr>
-      <w:r>
-        <w:rPr>
-          <w:rFonts w:ascii="Arial" w:hAnsi="Arial" w:cs="Arial"/>
-        </w:rPr>
-        <w:t xml:space="preserve">- a collection of tools and resources provided by hardware and software vendors to help developers build </w:t>
-      </w:r>
-      <w:r>
-        <w:rPr>
-          <w:rFonts w:ascii="Arial" w:hAnsi="Arial" w:cs="Arial"/>
-        </w:rPr>
         <w:t>software</w:t>
       </w:r>
       <w:r>
         <w:rPr>
           <w:rFonts w:ascii="Arial" w:hAnsi="Arial" w:cs="Arial"/>
         </w:rPr>
+        <w:t xml:space="preserve"> or sets of pages</w:t>
+      </w:r>
+      <w:r>
+        <w:rPr>
+          <w:rFonts w:ascii="Arial" w:hAnsi="Arial" w:cs="Arial"/>
+        </w:rPr>
+        <w:t xml:space="preserve"> made and published for the world wide web.</w:t>
+      </w:r>
+    </w:p>
+    <w:p>
+      <w:pPr>
+        <w:spacing w:line="240" w:lineRule="auto"/>
+        <w:jc w:val="both"/>
+        <w:rPr>
+          <w:rFonts w:ascii="Arial" w:hAnsi="Arial" w:cs="Arial"/>
+          <w:b/>
+          <w:bCs/>
+        </w:rPr>
+      </w:pPr>
+      <w:r>
+        <w:rPr>
+          <w:rFonts w:ascii="Arial" w:hAnsi="Arial" w:cs="Arial"/>
+          <w:b/>
+          <w:bCs/>
+        </w:rPr>
+        <w:t xml:space="preserve">WebSocket </w:t>
+      </w:r>
+    </w:p>
+    <w:p>
+      <w:pPr>
+        <w:spacing w:line="480" w:lineRule="auto"/>
+        <w:jc w:val="both"/>
+        <w:rPr>
+          <w:rFonts w:ascii="Arial" w:hAnsi="Arial" w:cs="Arial"/>
+        </w:rPr>
+      </w:pPr>
+      <w:r>
+        <w:rPr>
+          <w:rFonts w:ascii="Arial" w:hAnsi="Arial" w:cs="Arial"/>
+        </w:rPr>
+        <w:t>- a communications protocol enabl</w:t>
+      </w:r>
+      <w:r>
+        <w:rPr>
+          <w:rFonts w:ascii="Arial" w:hAnsi="Arial" w:cs="Arial"/>
+        </w:rPr>
+        <w:t xml:space="preserve">ing a </w:t>
+      </w:r>
+      <w:r>
+        <w:rPr>
+          <w:rFonts w:ascii="Arial" w:hAnsi="Arial" w:cs="Arial"/>
+        </w:rPr>
+        <w:t>persistent, bidirectional TCP connecti</w:t>
+      </w:r>
+      <w:r>
+        <w:rPr>
+          <w:rFonts w:ascii="Arial" w:hAnsi="Arial" w:cs="Arial"/>
+        </w:rPr>
+        <w:t>on</w:t>
+      </w:r>
+      <w:r>
+        <w:rPr>
+          <w:rFonts w:ascii="Arial" w:hAnsi="Arial" w:cs="Arial"/>
+        </w:rPr>
         <w:t>.</w:t>
       </w:r>
-    </w:p>
-    <w:p>
-      <w:pPr>
-        <w:rPr>
-          <w:rFonts w:ascii="Arial" w:hAnsi="Arial" w:cs="Arial"/>
-          <w:b/>
-          <w:bCs/>
-        </w:rPr>
-      </w:pPr>
-      <w:r>
-        <w:rPr>
-          <w:rFonts w:ascii="Arial" w:hAnsi="Arial" w:cs="Arial"/>
-          <w:b/>
-          <w:bCs/>
-        </w:rPr>
-        <w:t>Transmission Control Protocol (TCP)</w:t>
-      </w:r>
-    </w:p>
-    <w:p>
-      <w:pPr>
-        <w:rPr>
-          <w:rFonts w:ascii="Arial" w:hAnsi="Arial" w:cs="Arial"/>
-        </w:rPr>
-      </w:pPr>
-      <w:r>
-        <w:rPr>
-          <w:rFonts w:ascii="Arial" w:hAnsi="Arial" w:cs="Arial"/>
-        </w:rPr>
-        <w:t>- a communications standard enabl</w:t>
-      </w:r>
-      <w:r>
-        <w:rPr>
-          <w:rFonts w:ascii="Arial" w:hAnsi="Arial" w:cs="Arial"/>
-        </w:rPr>
-        <w:t xml:space="preserve">ing </w:t>
-      </w:r>
-      <w:r>
-        <w:rPr>
-          <w:rFonts w:ascii="Arial" w:hAnsi="Arial" w:cs="Arial"/>
-        </w:rPr>
-        <w:t xml:space="preserve">exchange </w:t>
-      </w:r>
-      <w:r>
-        <w:rPr>
-          <w:rFonts w:ascii="Arial" w:hAnsi="Arial" w:cs="Arial"/>
-        </w:rPr>
-        <w:t xml:space="preserve">of </w:t>
-      </w:r>
-      <w:r>
-        <w:rPr>
-          <w:rFonts w:ascii="Arial" w:hAnsi="Arial" w:cs="Arial"/>
-        </w:rPr>
-        <w:t xml:space="preserve">messages over a network. </w:t>
-      </w:r>
-      <w:r>
-        <w:rPr>
-          <w:rFonts w:ascii="Arial" w:hAnsi="Arial" w:cs="Arial"/>
-        </w:rPr>
-        <w:t>Des</w:t>
-      </w:r>
-      <w:r>
-        <w:rPr>
-          <w:rFonts w:ascii="Arial" w:hAnsi="Arial" w:cs="Arial"/>
-        </w:rPr>
-        <w:t xml:space="preserve">igned to send </w:t>
-      </w:r>
-      <w:r>
-        <w:rPr>
-          <w:rFonts w:ascii="Arial" w:hAnsi="Arial" w:cs="Arial"/>
-        </w:rPr>
-        <w:t>data while</w:t>
-      </w:r>
-      <w:r>
-        <w:rPr>
-          <w:rFonts w:ascii="Arial" w:hAnsi="Arial" w:cs="Arial"/>
-        </w:rPr>
-        <w:t xml:space="preserve"> ensur</w:t>
-      </w:r>
-      <w:r>
-        <w:rPr>
-          <w:rFonts w:ascii="Arial" w:hAnsi="Arial" w:cs="Arial"/>
-        </w:rPr>
-        <w:t xml:space="preserve">ing its </w:t>
-      </w:r>
-      <w:r>
-        <w:rPr>
-          <w:rFonts w:ascii="Arial" w:hAnsi="Arial" w:cs="Arial"/>
-        </w:rPr>
-        <w:t>successful delivery.</w:t>
+      <w:r>
+        <w:rPr>
+          <w:rFonts w:ascii="Arial" w:hAnsi="Arial" w:cs="Arial"/>
+        </w:rPr>
+        <w:t xml:space="preserve"> P</w:t>
+      </w:r>
+      <w:r>
+        <w:rPr>
+          <w:rFonts w:ascii="Arial" w:hAnsi="Arial" w:cs="Arial"/>
+        </w:rPr>
+        <w:t>rovid</w:t>
+      </w:r>
+      <w:r>
+        <w:rPr>
+          <w:rFonts w:ascii="Arial" w:hAnsi="Arial" w:cs="Arial"/>
+        </w:rPr>
+        <w:t>ing</w:t>
+      </w:r>
+      <w:r>
+        <w:rPr>
+          <w:rFonts w:ascii="Arial" w:hAnsi="Arial" w:cs="Arial"/>
+        </w:rPr>
+        <w:t xml:space="preserve"> a method for</w:t>
+      </w:r>
+      <w:r>
+        <w:rPr>
+          <w:rFonts w:ascii="Arial" w:hAnsi="Arial" w:cs="Arial"/>
+        </w:rPr>
+        <w:t xml:space="preserve"> websites and web apps </w:t>
+      </w:r>
+      <w:r>
+        <w:rPr>
+          <w:rFonts w:ascii="Arial" w:hAnsi="Arial" w:cs="Arial"/>
+        </w:rPr>
+        <w:t xml:space="preserve">to </w:t>
+      </w:r>
+      <w:r>
+        <w:rPr>
+          <w:rFonts w:ascii="Arial" w:hAnsi="Arial" w:cs="Arial"/>
+        </w:rPr>
+        <w:t>handle</w:t>
+      </w:r>
+      <w:r>
+        <w:rPr>
+          <w:rFonts w:ascii="Arial" w:hAnsi="Arial" w:cs="Arial"/>
+        </w:rPr>
+        <w:t xml:space="preserve"> two-way communication</w:t>
+      </w:r>
+      <w:r>
+        <w:rPr>
+          <w:rFonts w:ascii="Arial" w:hAnsi="Arial" w:cs="Arial"/>
+        </w:rPr>
+        <w:t xml:space="preserve"> of raw data</w:t>
       </w:r>
       <w:r>
         <w:rPr>
@@ -1046,226 +1431,11 @@
         </w:rPr>
         <w:t xml:space="preserve"> </w:t>
       </w:r>
-    </w:p>
-    <w:p>
-      <w:pPr>
-        <w:rPr>
-          <w:rFonts w:ascii="Arial" w:hAnsi="Arial" w:cs="Arial"/>
-          <w:b/>
-          <w:bCs/>
-        </w:rPr>
-      </w:pPr>
-      <w:r>
-        <w:rPr>
-          <w:rFonts w:ascii="Arial" w:hAnsi="Arial" w:cs="Arial"/>
-          <w:b/>
-          <w:bCs/>
-        </w:rPr>
-        <w:t>User Interface (</w:t>
-      </w:r>
-      <w:r>
-        <w:rPr>
-          <w:rFonts w:ascii="Arial" w:hAnsi="Arial" w:cs="Arial"/>
-          <w:b/>
-          <w:bCs/>
-        </w:rPr>
-        <w:t>UI</w:t>
-      </w:r>
-      <w:r>
-        <w:rPr>
-          <w:rFonts w:ascii="Arial" w:hAnsi="Arial" w:cs="Arial"/>
-          <w:b/>
-          <w:bCs/>
-        </w:rPr>
-        <w:t>)</w:t>
-      </w:r>
-      <w:r>
-        <w:rPr>
-          <w:rFonts w:ascii="Arial" w:hAnsi="Arial" w:cs="Arial"/>
-          <w:b/>
-          <w:bCs/>
-        </w:rPr>
-        <w:t xml:space="preserve"> and </w:t>
-      </w:r>
-      <w:r>
-        <w:rPr>
-          <w:rFonts w:ascii="Arial" w:hAnsi="Arial" w:cs="Arial"/>
-          <w:b/>
-          <w:bCs/>
-        </w:rPr>
-        <w:t>User Experience (</w:t>
-      </w:r>
-      <w:r>
-        <w:rPr>
-          <w:rFonts w:ascii="Arial" w:hAnsi="Arial" w:cs="Arial"/>
-          <w:b/>
-          <w:bCs/>
-        </w:rPr>
-        <w:t>UX</w:t>
-      </w:r>
-      <w:r>
-        <w:rPr>
-          <w:rFonts w:ascii="Arial" w:hAnsi="Arial" w:cs="Arial"/>
-          <w:b/>
-          <w:bCs/>
-        </w:rPr>
-        <w:t>)</w:t>
-      </w:r>
-    </w:p>
-    <w:p>
-      <w:pPr>
-        <w:rPr>
-          <w:rFonts w:ascii="Arial" w:hAnsi="Arial" w:cs="Arial"/>
-        </w:rPr>
-      </w:pPr>
-      <w:r>
-        <w:rPr>
-          <w:rFonts w:ascii="Arial" w:hAnsi="Arial" w:cs="Arial"/>
-        </w:rPr>
-        <w:t>-</w:t>
-      </w:r>
-      <w:r>
-        <w:t xml:space="preserve"> </w:t>
-      </w:r>
-      <w:r>
-        <w:rPr>
-          <w:rFonts w:ascii="Arial" w:hAnsi="Arial" w:cs="Arial"/>
-        </w:rPr>
-        <w:t>UI design focuses on the visual elements and how users interact with them</w:t>
-      </w:r>
-      <w:r>
-        <w:rPr>
-          <w:rFonts w:ascii="Arial" w:hAnsi="Arial" w:cs="Arial"/>
-        </w:rPr>
-        <w:t xml:space="preserve">. </w:t>
-      </w:r>
-      <w:r>
-        <w:rPr>
-          <w:rFonts w:ascii="Arial" w:hAnsi="Arial" w:cs="Arial"/>
-        </w:rPr>
-        <w:t>UX design encompasses the entire user journey and how they feel about their experience with a product</w:t>
-      </w:r>
-    </w:p>
-    <w:p>
-      <w:pPr>
-        <w:rPr>
-          <w:rFonts w:ascii="Arial" w:hAnsi="Arial" w:cs="Arial"/>
-          <w:b/>
-          <w:bCs/>
-        </w:rPr>
-      </w:pPr>
-      <w:r>
-        <w:rPr>
-          <w:rFonts w:ascii="Arial" w:hAnsi="Arial" w:cs="Arial"/>
-          <w:b/>
-          <w:bCs/>
-        </w:rPr>
-        <w:t>w</w:t>
-      </w:r>
-      <w:r>
-        <w:rPr>
-          <w:rFonts w:ascii="Arial" w:hAnsi="Arial" w:cs="Arial"/>
-          <w:b/>
-          <w:bCs/>
-        </w:rPr>
-        <w:t>ebsite</w:t>
-      </w:r>
-    </w:p>
-    <w:p>
-      <w:pPr>
-        <w:rPr>
-          <w:rFonts w:ascii="Arial" w:hAnsi="Arial" w:cs="Arial"/>
-        </w:rPr>
-      </w:pPr>
-      <w:r>
-        <w:rPr>
-          <w:rFonts w:ascii="Arial" w:hAnsi="Arial" w:cs="Arial"/>
-        </w:rPr>
-        <w:t xml:space="preserve">- </w:t>
-      </w:r>
-      <w:r>
-        <w:rPr>
-          <w:rFonts w:ascii="Arial" w:hAnsi="Arial" w:cs="Arial"/>
-        </w:rPr>
-        <w:t>a</w:t>
-      </w:r>
-      <w:r>
-        <w:rPr>
-          <w:rFonts w:ascii="Arial" w:hAnsi="Arial" w:cs="Arial"/>
-        </w:rPr>
-        <w:t xml:space="preserve"> visible or interactable</w:t>
-      </w:r>
-      <w:r>
-        <w:rPr>
-          <w:rFonts w:ascii="Arial" w:hAnsi="Arial" w:cs="Arial"/>
-        </w:rPr>
-        <w:t xml:space="preserve"> </w:t>
-      </w:r>
-      <w:r>
-        <w:rPr>
-          <w:rFonts w:ascii="Arial" w:hAnsi="Arial" w:cs="Arial"/>
-        </w:rPr>
-        <w:t>software</w:t>
-      </w:r>
-      <w:r>
-        <w:rPr>
-          <w:rFonts w:ascii="Arial" w:hAnsi="Arial" w:cs="Arial"/>
-        </w:rPr>
-        <w:t xml:space="preserve"> or sets of pages</w:t>
-      </w:r>
-      <w:r>
-        <w:rPr>
-          <w:rFonts w:ascii="Arial" w:hAnsi="Arial" w:cs="Arial"/>
-        </w:rPr>
-        <w:t xml:space="preserve"> made and published for the world wide web.</w:t>
-      </w:r>
-    </w:p>
-    <w:p>
-      <w:pPr>
-        <w:rPr>
-          <w:rFonts w:ascii="Arial" w:hAnsi="Arial" w:cs="Arial"/>
-          <w:b/>
-          <w:bCs/>
-        </w:rPr>
-      </w:pPr>
-      <w:r>
-        <w:rPr>
-          <w:rFonts w:ascii="Arial" w:hAnsi="Arial" w:cs="Arial"/>
-          <w:b/>
-          <w:bCs/>
-        </w:rPr>
-        <w:t xml:space="preserve">WebSocket </w:t>
-      </w:r>
-    </w:p>
-    <w:p>
-      <w:pPr>
-        <w:rPr>
-          <w:rFonts w:ascii="Arial" w:hAnsi="Arial" w:cs="Arial"/>
-        </w:rPr>
-      </w:pPr>
-      <w:r>
-        <w:rPr>
-          <w:rFonts w:ascii="Arial" w:hAnsi="Arial" w:cs="Arial"/>
-        </w:rPr>
-        <w:t>- a communications protocol enabl</w:t>
-      </w:r>
-      <w:r>
-        <w:rPr>
-          <w:rFonts w:ascii="Arial" w:hAnsi="Arial" w:cs="Arial"/>
-        </w:rPr>
-        <w:t xml:space="preserve">ing a </w:t>
-      </w:r>
-      <w:r>
-        <w:rPr>
-          <w:rFonts w:ascii="Arial" w:hAnsi="Arial" w:cs="Arial"/>
-        </w:rPr>
-        <w:t>persistent, bidirectional TCP connecti</w:t>
-      </w:r>
-      <w:r>
-        <w:rPr>
-          <w:rFonts w:ascii="Arial" w:hAnsi="Arial" w:cs="Arial"/>
-        </w:rPr>
-        <w:t>on</w:t>
+      <w:r>
+        <w:rPr>
+          <w:rFonts w:ascii="Arial" w:hAnsi="Arial" w:cs="Arial"/>
+        </w:rPr>
+        <w:t>efficiently</w:t>
       </w:r>
       <w:r>
         <w:rPr>
@@ -1273,81 +1443,11 @@
         </w:rPr>
         <w:t>.</w:t>
       </w:r>
-      <w:r>
-        <w:rPr>
-          <w:rFonts w:ascii="Arial" w:hAnsi="Arial" w:cs="Arial"/>
-        </w:rPr>
-        <w:t xml:space="preserve"> P</w:t>
-      </w:r>
-      <w:r>
-        <w:rPr>
-          <w:rFonts w:ascii="Arial" w:hAnsi="Arial" w:cs="Arial"/>
-        </w:rPr>
-        <w:t>rovid</w:t>
-      </w:r>
-      <w:r>
-        <w:rPr>
-          <w:rFonts w:ascii="Arial" w:hAnsi="Arial" w:cs="Arial"/>
-        </w:rPr>
-        <w:t>ing</w:t>
-      </w:r>
-      <w:r>
-        <w:rPr>
-          <w:rFonts w:ascii="Arial" w:hAnsi="Arial" w:cs="Arial"/>
-        </w:rPr>
-        <w:t xml:space="preserve"> a method for</w:t>
-      </w:r>
-      <w:r>
-        <w:rPr>
-          <w:rFonts w:ascii="Arial" w:hAnsi="Arial" w:cs="Arial"/>
-        </w:rPr>
-        <w:t xml:space="preserve"> websites and web apps </w:t>
-      </w:r>
-      <w:r>
-        <w:rPr>
-          <w:rFonts w:ascii="Arial" w:hAnsi="Arial" w:cs="Arial"/>
-        </w:rPr>
-        <w:t xml:space="preserve">to </w:t>
-      </w:r>
-      <w:r>
-        <w:rPr>
-          <w:rFonts w:ascii="Arial" w:hAnsi="Arial" w:cs="Arial"/>
-        </w:rPr>
-        <w:t>handle</w:t>
-      </w:r>
-      <w:r>
-        <w:rPr>
-          <w:rFonts w:ascii="Arial" w:hAnsi="Arial" w:cs="Arial"/>
-        </w:rPr>
-        <w:t xml:space="preserve"> two-way communication</w:t>
-      </w:r>
-      <w:r>
-        <w:rPr>
-          <w:rFonts w:ascii="Arial" w:hAnsi="Arial" w:cs="Arial"/>
-        </w:rPr>
-        <w:t xml:space="preserve"> of raw data</w:t>
-      </w:r>
-      <w:r>
-        <w:rPr>
-          <w:rFonts w:ascii="Arial" w:hAnsi="Arial" w:cs="Arial"/>
-        </w:rPr>
-        <w:t xml:space="preserve"> </w:t>
-      </w:r>
-      <w:r>
-        <w:rPr>
-          <w:rFonts w:ascii="Arial" w:hAnsi="Arial" w:cs="Arial"/>
-        </w:rPr>
-        <w:t>efficiently</w:t>
-      </w:r>
-      <w:r>
-        <w:rPr>
-          <w:rFonts w:ascii="Arial" w:hAnsi="Arial" w:cs="Arial"/>
-        </w:rPr>
-        <w:t>.</w:t>
-      </w:r>
-    </w:p>
-    <w:p>
-      <w:pPr>
+    </w:p>
+    <w:p>
+      <w:pPr>
+        <w:spacing w:line="240" w:lineRule="auto"/>
+        <w:jc w:val="both"/>
         <w:rPr>
           <w:rFonts w:ascii="Arial" w:hAnsi="Arial" w:cs="Arial"/>
           <w:b/>
@@ -1365,6 +1465,8 @@
     </w:p>
     <w:p>
       <w:pPr>
+        <w:spacing w:line="480" w:lineRule="auto"/>
+        <w:jc w:val="both"/>
         <w:rPr>
           <w:rFonts w:ascii="Arial" w:hAnsi="Arial" w:cs="Arial"/>
         </w:rPr>
